--- a/docs/Documentacion_Tecnica_V2.docx
+++ b/docs/Documentacion_Tecnica_V2.docx
@@ -3,7 +3,554 @@
 <w:document xmlns:wpc="http://schemas.microsoft.com/office/word/2010/wordprocessingCanvas" xmlns:cx="http://schemas.microsoft.com/office/drawing/2014/chartex" xmlns:cx1="http://schemas.microsoft.com/office/drawing/2015/9/8/chartex" xmlns:cx2="http://schemas.microsoft.com/office/drawing/2015/10/21/chartex" xmlns:cx3="http://schemas.microsoft.com/office/drawing/2016/5/9/chartex" xmlns:cx4="http://schemas.microsoft.com/office/drawing/2016/5/10/chartex" xmlns:cx5="http://schemas.microsoft.com/office/drawing/2016/5/11/chartex" xmlns:cx6="http://schemas.microsoft.com/office/drawing/2016/5/12/chartex" xmlns:cx7="http://schemas.microsoft.com/office/drawing/2016/5/13/chartex" xmlns:cx8="http://schemas.microsoft.com/office/drawing/2016/5/14/chartex" xmlns:mc="http://schemas.openxmlformats.org/markup-compatibility/2006" xmlns:aink="http://schemas.microsoft.com/office/drawing/2016/ink" xmlns:am3d="http://schemas.microsoft.com/office/drawing/2017/model3d" xmlns:o="urn:schemas-microsoft-com:office:office" xmlns:r="http://schemas.openxmlformats.org/officeDocument/2006/relationships" xmlns:m="http://schemas.openxmlformats.org/officeDocument/2006/math" xmlns:v="urn:schemas-microsoft-com:vml" xmlns:wp14="http://schemas.microsoft.com/office/word/2010/wordprocessingDrawing" xmlns:wp="http://schemas.openxmlformats.org/drawingml/2006/wordprocessingDrawing" xmlns:w10="urn:schemas-microsoft-com:office:word" xmlns:w="http://schemas.openxmlformats.org/wordprocessingml/2006/main" xmlns:w14="http://schemas.microsoft.com/office/word/2010/wordml" xmlns:w15="http://schemas.microsoft.com/office/word/2012/wordml" xmlns:w16cid="http://schemas.microsoft.com/office/word/2016/wordml/cid" xmlns:w16se="http://schemas.microsoft.com/office/word/2015/wordml/symex" xmlns:wpg="http://schemas.microsoft.com/office/word/2010/wordprocessingGroup" xmlns:wpi="http://schemas.microsoft.com/office/word/2010/wordprocessingInk" xmlns:wne="http://schemas.microsoft.com/office/word/2006/wordml" xmlns:wps="http://schemas.microsoft.com/office/word/2010/wordprocessingShape" mc:Ignorable="w14 w15 w16se w16cid wp14">
   <w:body>
     <w:p>
+      <w:pPr>
+        <w:spacing w:before="80"/>
+        <w:ind w:left="544" w:right="542"/>
+        <w:jc w:val="center"/>
+        <w:rPr>
+          <w:rFonts w:cstheme="minorHAnsi"/>
+          <w:b/>
+          <w:sz w:val="30"/>
+          <w:szCs w:val="30"/>
+        </w:rPr>
+      </w:pPr>
       <w:r>
+        <w:rPr>
+          <w:rFonts w:cstheme="minorHAnsi"/>
+          <w:b/>
+          <w:spacing w:val="-2"/>
+          <w:sz w:val="30"/>
+          <w:szCs w:val="30"/>
+        </w:rPr>
+        <w:t>AVANCE DEL PROYECTO</w:t>
+      </w:r>
+    </w:p>
+    <w:p>
+      <w:pPr>
+        <w:pStyle w:val="Textoindependiente"/>
+        <w:jc w:val="center"/>
+        <w:rPr>
+          <w:rFonts w:asciiTheme="minorHAnsi" w:hAnsiTheme="minorHAnsi" w:cstheme="minorHAnsi"/>
+          <w:b/>
+          <w:sz w:val="30"/>
+          <w:szCs w:val="30"/>
+        </w:rPr>
+      </w:pPr>
+    </w:p>
+    <w:p>
+      <w:pPr>
+        <w:pStyle w:val="Textoindependiente"/>
+        <w:jc w:val="center"/>
+        <w:rPr>
+          <w:rFonts w:asciiTheme="minorHAnsi" w:hAnsiTheme="minorHAnsi" w:cstheme="minorHAnsi"/>
+          <w:b/>
+          <w:sz w:val="30"/>
+          <w:szCs w:val="30"/>
+        </w:rPr>
+      </w:pPr>
+    </w:p>
+    <w:p>
+      <w:pPr>
+        <w:pStyle w:val="Textoindependiente"/>
+        <w:jc w:val="center"/>
+        <w:rPr>
+          <w:rFonts w:asciiTheme="minorHAnsi" w:hAnsiTheme="minorHAnsi" w:cstheme="minorHAnsi"/>
+          <w:b/>
+          <w:sz w:val="30"/>
+          <w:szCs w:val="30"/>
+        </w:rPr>
+      </w:pPr>
+    </w:p>
+    <w:p>
+      <w:pPr>
+        <w:pStyle w:val="Textoindependiente"/>
+        <w:jc w:val="center"/>
+        <w:rPr>
+          <w:rFonts w:asciiTheme="minorHAnsi" w:hAnsiTheme="minorHAnsi" w:cstheme="minorHAnsi"/>
+          <w:b/>
+          <w:sz w:val="30"/>
+          <w:szCs w:val="30"/>
+        </w:rPr>
+      </w:pPr>
+    </w:p>
+    <w:p>
+      <w:pPr>
+        <w:spacing w:before="1" w:line="422" w:lineRule="auto"/>
+        <w:ind w:right="2164"/>
+        <w:jc w:val="center"/>
+        <w:rPr>
+          <w:rFonts w:cstheme="minorHAnsi"/>
+          <w:b/>
+          <w:sz w:val="30"/>
+          <w:szCs w:val="30"/>
+        </w:rPr>
+      </w:pPr>
+    </w:p>
+    <w:tbl>
+      <w:tblPr>
+        <w:tblStyle w:val="Tablaconcuadrcula"/>
+        <w:tblW w:w="9781" w:type="dxa"/>
+        <w:tblInd w:w="-5" w:type="dxa"/>
+        <w:tblLook w:val="04A0" w:firstRow="1" w:lastRow="0" w:firstColumn="1" w:lastColumn="0" w:noHBand="0" w:noVBand="1"/>
+      </w:tblPr>
+      <w:tblGrid>
+        <w:gridCol w:w="5245"/>
+        <w:gridCol w:w="4536"/>
+      </w:tblGrid>
+      <w:tr>
+        <w:tc>
+          <w:tcPr>
+            <w:tcW w:w="5245" w:type="dxa"/>
+          </w:tcPr>
+          <w:p>
+            <w:pPr>
+              <w:spacing w:before="1" w:line="422" w:lineRule="auto"/>
+              <w:ind w:right="2164"/>
+              <w:rPr>
+                <w:rFonts w:cstheme="minorHAnsi"/>
+                <w:b/>
+                <w:sz w:val="28"/>
+                <w:szCs w:val="30"/>
+              </w:rPr>
+            </w:pPr>
+            <w:r>
+              <w:rPr>
+                <w:rFonts w:cstheme="minorHAnsi"/>
+                <w:b/>
+                <w:sz w:val="28"/>
+                <w:szCs w:val="30"/>
+              </w:rPr>
+              <w:t>Nombre</w:t>
+            </w:r>
+          </w:p>
+        </w:tc>
+        <w:tc>
+          <w:tcPr>
+            <w:tcW w:w="4536" w:type="dxa"/>
+          </w:tcPr>
+          <w:p>
+            <w:pPr>
+              <w:spacing w:before="1" w:line="422" w:lineRule="auto"/>
+              <w:ind w:right="2164"/>
+              <w:rPr>
+                <w:rFonts w:cstheme="minorHAnsi"/>
+                <w:b/>
+                <w:sz w:val="28"/>
+                <w:szCs w:val="30"/>
+              </w:rPr>
+            </w:pPr>
+            <w:r>
+              <w:rPr>
+                <w:rFonts w:cstheme="minorHAnsi"/>
+                <w:b/>
+                <w:sz w:val="28"/>
+                <w:szCs w:val="30"/>
+              </w:rPr>
+              <w:t>Rol</w:t>
+            </w:r>
+          </w:p>
+        </w:tc>
+      </w:tr>
+      <w:tr>
+        <w:tc>
+          <w:tcPr>
+            <w:tcW w:w="5245" w:type="dxa"/>
+          </w:tcPr>
+          <w:p>
+            <w:pPr>
+              <w:spacing w:before="1" w:line="422" w:lineRule="auto"/>
+              <w:ind w:right="2164"/>
+              <w:rPr>
+                <w:rFonts w:cstheme="minorHAnsi"/>
+                <w:b/>
+                <w:sz w:val="28"/>
+                <w:szCs w:val="30"/>
+              </w:rPr>
+            </w:pPr>
+            <w:r>
+              <w:rPr>
+                <w:rFonts w:cstheme="minorHAnsi"/>
+                <w:b/>
+                <w:sz w:val="28"/>
+                <w:szCs w:val="30"/>
+              </w:rPr>
+              <w:t>JHON DEIBIS MANCILLA</w:t>
+            </w:r>
+          </w:p>
+        </w:tc>
+        <w:tc>
+          <w:tcPr>
+            <w:tcW w:w="4536" w:type="dxa"/>
+          </w:tcPr>
+          <w:p>
+            <w:pPr>
+              <w:spacing w:before="1" w:line="422" w:lineRule="auto"/>
+              <w:ind w:right="2164"/>
+              <w:rPr>
+                <w:rFonts w:cstheme="minorHAnsi"/>
+                <w:b/>
+                <w:sz w:val="28"/>
+                <w:szCs w:val="30"/>
+              </w:rPr>
+            </w:pPr>
+            <w:r>
+              <w:rPr>
+                <w:rFonts w:cstheme="minorHAnsi"/>
+                <w:b/>
+                <w:sz w:val="28"/>
+                <w:szCs w:val="30"/>
+              </w:rPr>
+              <w:t>Líder / Backend</w:t>
+            </w:r>
+          </w:p>
+        </w:tc>
+      </w:tr>
+      <w:tr>
+        <w:tc>
+          <w:tcPr>
+            <w:tcW w:w="5245" w:type="dxa"/>
+          </w:tcPr>
+          <w:p>
+            <w:pPr>
+              <w:spacing w:before="1" w:line="422" w:lineRule="auto"/>
+              <w:ind w:right="2164"/>
+              <w:rPr>
+                <w:rFonts w:cstheme="minorHAnsi"/>
+                <w:b/>
+                <w:sz w:val="28"/>
+                <w:szCs w:val="30"/>
+              </w:rPr>
+            </w:pPr>
+            <w:r>
+              <w:rPr>
+                <w:rFonts w:cstheme="minorHAnsi"/>
+                <w:b/>
+                <w:sz w:val="28"/>
+                <w:szCs w:val="30"/>
+              </w:rPr>
+              <w:t>ANA KARINA CADENA</w:t>
+            </w:r>
+          </w:p>
+        </w:tc>
+        <w:tc>
+          <w:tcPr>
+            <w:tcW w:w="4536" w:type="dxa"/>
+          </w:tcPr>
+          <w:p>
+            <w:pPr>
+              <w:spacing w:before="1" w:line="422" w:lineRule="auto"/>
+              <w:ind w:right="2164"/>
+              <w:rPr>
+                <w:rFonts w:cstheme="minorHAnsi"/>
+                <w:b/>
+                <w:sz w:val="28"/>
+                <w:szCs w:val="30"/>
+              </w:rPr>
+            </w:pPr>
+            <w:r>
+              <w:rPr>
+                <w:rFonts w:cstheme="minorHAnsi"/>
+                <w:b/>
+                <w:sz w:val="28"/>
+                <w:szCs w:val="30"/>
+              </w:rPr>
+              <w:t>Analista / Documentación</w:t>
+            </w:r>
+          </w:p>
+        </w:tc>
+      </w:tr>
+    </w:tbl>
+    <w:p>
+      <w:pPr>
+        <w:spacing w:before="1" w:line="422" w:lineRule="auto"/>
+        <w:ind w:left="2168" w:right="2164" w:firstLine="2"/>
+        <w:jc w:val="center"/>
+        <w:rPr>
+          <w:rFonts w:cstheme="minorHAnsi"/>
+          <w:b/>
+          <w:sz w:val="30"/>
+          <w:szCs w:val="30"/>
+        </w:rPr>
+      </w:pPr>
+    </w:p>
+    <w:p>
+      <w:pPr>
+        <w:pStyle w:val="Textoindependiente"/>
+        <w:jc w:val="center"/>
+        <w:rPr>
+          <w:rFonts w:asciiTheme="minorHAnsi" w:hAnsiTheme="minorHAnsi" w:cstheme="minorHAnsi"/>
+          <w:b/>
+          <w:sz w:val="30"/>
+          <w:szCs w:val="30"/>
+        </w:rPr>
+      </w:pPr>
+    </w:p>
+    <w:p>
+      <w:pPr>
+        <w:pStyle w:val="Textoindependiente"/>
+        <w:spacing w:before="91"/>
+        <w:jc w:val="center"/>
+        <w:rPr>
+          <w:rFonts w:asciiTheme="minorHAnsi" w:hAnsiTheme="minorHAnsi" w:cstheme="minorHAnsi"/>
+          <w:b/>
+          <w:sz w:val="30"/>
+          <w:szCs w:val="30"/>
+        </w:rPr>
+      </w:pPr>
+    </w:p>
+    <w:p>
+      <w:pPr>
+        <w:ind w:left="546" w:right="542"/>
+        <w:jc w:val="center"/>
+        <w:rPr>
+          <w:rFonts w:cstheme="minorHAnsi"/>
+          <w:b/>
+          <w:sz w:val="30"/>
+          <w:szCs w:val="30"/>
+        </w:rPr>
+      </w:pPr>
+      <w:r>
+        <w:rPr>
+          <w:rFonts w:cstheme="minorHAnsi"/>
+          <w:b/>
+          <w:sz w:val="30"/>
+          <w:szCs w:val="30"/>
+        </w:rPr>
+        <w:t>INGENIERÍA</w:t>
+      </w:r>
+      <w:r>
+        <w:rPr>
+          <w:rFonts w:cstheme="minorHAnsi"/>
+          <w:b/>
+          <w:spacing w:val="-6"/>
+          <w:sz w:val="30"/>
+          <w:szCs w:val="30"/>
+        </w:rPr>
+        <w:t xml:space="preserve"> </w:t>
+      </w:r>
+      <w:r>
+        <w:rPr>
+          <w:rFonts w:cstheme="minorHAnsi"/>
+          <w:b/>
+          <w:sz w:val="30"/>
+          <w:szCs w:val="30"/>
+        </w:rPr>
+        <w:t>DE</w:t>
+      </w:r>
+      <w:r>
+        <w:rPr>
+          <w:rFonts w:cstheme="minorHAnsi"/>
+          <w:b/>
+          <w:spacing w:val="-7"/>
+          <w:sz w:val="30"/>
+          <w:szCs w:val="30"/>
+        </w:rPr>
+        <w:t xml:space="preserve"> </w:t>
+      </w:r>
+      <w:r>
+        <w:rPr>
+          <w:rFonts w:cstheme="minorHAnsi"/>
+          <w:b/>
+          <w:sz w:val="30"/>
+          <w:szCs w:val="30"/>
+        </w:rPr>
+        <w:t>SOFTWARE</w:t>
+      </w:r>
+      <w:r>
+        <w:rPr>
+          <w:rFonts w:cstheme="minorHAnsi"/>
+          <w:b/>
+          <w:spacing w:val="-5"/>
+          <w:sz w:val="30"/>
+          <w:szCs w:val="30"/>
+        </w:rPr>
+        <w:t xml:space="preserve"> </w:t>
+      </w:r>
+      <w:r>
+        <w:rPr>
+          <w:rFonts w:cstheme="minorHAnsi"/>
+          <w:b/>
+          <w:spacing w:val="-10"/>
+          <w:sz w:val="30"/>
+          <w:szCs w:val="30"/>
+        </w:rPr>
+        <w:t>I</w:t>
+      </w:r>
+    </w:p>
+    <w:p>
+      <w:pPr>
+        <w:pStyle w:val="Textoindependiente"/>
+        <w:jc w:val="center"/>
+        <w:rPr>
+          <w:rFonts w:asciiTheme="minorHAnsi" w:hAnsiTheme="minorHAnsi" w:cstheme="minorHAnsi"/>
+          <w:b/>
+          <w:sz w:val="30"/>
+          <w:szCs w:val="30"/>
+        </w:rPr>
+      </w:pPr>
+    </w:p>
+    <w:p>
+      <w:pPr>
+        <w:pStyle w:val="Textoindependiente"/>
+        <w:spacing w:before="183"/>
+        <w:jc w:val="center"/>
+        <w:rPr>
+          <w:rFonts w:asciiTheme="minorHAnsi" w:hAnsiTheme="minorHAnsi" w:cstheme="minorHAnsi"/>
+          <w:b/>
+          <w:sz w:val="30"/>
+          <w:szCs w:val="30"/>
+        </w:rPr>
+      </w:pPr>
+    </w:p>
+    <w:p>
+      <w:pPr>
+        <w:spacing w:before="1" w:line="422" w:lineRule="auto"/>
+        <w:ind w:left="542" w:right="542"/>
+        <w:jc w:val="center"/>
+        <w:rPr>
+          <w:rFonts w:cstheme="minorHAnsi"/>
+          <w:b/>
+          <w:sz w:val="30"/>
+          <w:szCs w:val="30"/>
+        </w:rPr>
+      </w:pPr>
+      <w:r>
+        <w:rPr>
+          <w:rFonts w:cstheme="minorHAnsi"/>
+          <w:b/>
+          <w:sz w:val="30"/>
+          <w:szCs w:val="30"/>
+        </w:rPr>
+        <w:t>INTITUCIÓN</w:t>
+      </w:r>
+      <w:r>
+        <w:rPr>
+          <w:rFonts w:cstheme="minorHAnsi"/>
+          <w:b/>
+          <w:spacing w:val="-9"/>
+          <w:sz w:val="30"/>
+          <w:szCs w:val="30"/>
+        </w:rPr>
+        <w:t xml:space="preserve"> </w:t>
+      </w:r>
+      <w:r>
+        <w:rPr>
+          <w:rFonts w:cstheme="minorHAnsi"/>
+          <w:b/>
+          <w:sz w:val="30"/>
+          <w:szCs w:val="30"/>
+        </w:rPr>
+        <w:t>UNIVERISTARIA</w:t>
+      </w:r>
+      <w:r>
+        <w:rPr>
+          <w:rFonts w:cstheme="minorHAnsi"/>
+          <w:b/>
+          <w:spacing w:val="-10"/>
+          <w:sz w:val="30"/>
+          <w:szCs w:val="30"/>
+        </w:rPr>
+        <w:t xml:space="preserve"> </w:t>
+      </w:r>
+      <w:r>
+        <w:rPr>
+          <w:rFonts w:cstheme="minorHAnsi"/>
+          <w:b/>
+          <w:sz w:val="30"/>
+          <w:szCs w:val="30"/>
+        </w:rPr>
+        <w:t>ANTONIO</w:t>
+      </w:r>
+      <w:r>
+        <w:rPr>
+          <w:rFonts w:cstheme="minorHAnsi"/>
+          <w:b/>
+          <w:spacing w:val="-10"/>
+          <w:sz w:val="30"/>
+          <w:szCs w:val="30"/>
+        </w:rPr>
+        <w:t xml:space="preserve"> </w:t>
+      </w:r>
+      <w:r>
+        <w:rPr>
+          <w:rFonts w:cstheme="minorHAnsi"/>
+          <w:b/>
+          <w:sz w:val="30"/>
+          <w:szCs w:val="30"/>
+        </w:rPr>
+        <w:t>JOSÉ</w:t>
+      </w:r>
+      <w:r>
+        <w:rPr>
+          <w:rFonts w:cstheme="minorHAnsi"/>
+          <w:b/>
+          <w:spacing w:val="-10"/>
+          <w:sz w:val="30"/>
+          <w:szCs w:val="30"/>
+        </w:rPr>
+        <w:t xml:space="preserve"> </w:t>
+      </w:r>
+      <w:r>
+        <w:rPr>
+          <w:rFonts w:cstheme="minorHAnsi"/>
+          <w:b/>
+          <w:sz w:val="30"/>
+          <w:szCs w:val="30"/>
+        </w:rPr>
+        <w:t>CAMACHO CALI VALLE DEL CAUCA</w:t>
+      </w:r>
+    </w:p>
+    <w:p>
+      <w:pPr>
+        <w:spacing w:before="1" w:line="422" w:lineRule="auto"/>
+        <w:ind w:left="542" w:right="542"/>
+        <w:jc w:val="center"/>
+        <w:rPr>
+          <w:rFonts w:cstheme="minorHAnsi"/>
+          <w:b/>
+          <w:sz w:val="30"/>
+          <w:szCs w:val="30"/>
+        </w:rPr>
+      </w:pPr>
+      <w:r>
+        <w:rPr>
+          <w:rFonts w:cstheme="minorHAnsi"/>
+          <w:b/>
+          <w:sz w:val="30"/>
+          <w:szCs w:val="30"/>
+        </w:rPr>
+        <w:t>Versión documento: V2</w:t>
+      </w:r>
+    </w:p>
+    <w:p>
+      <w:pPr>
+        <w:spacing w:line="328" w:lineRule="exact"/>
+        <w:ind w:left="543" w:right="542"/>
+        <w:jc w:val="center"/>
+        <w:rPr>
+          <w:rFonts w:cstheme="minorHAnsi"/>
+          <w:b/>
+          <w:sz w:val="30"/>
+          <w:szCs w:val="30"/>
+        </w:rPr>
+      </w:pPr>
+      <w:r>
+        <w:rPr>
+          <w:rFonts w:cstheme="minorHAnsi"/>
+          <w:b/>
+          <w:spacing w:val="-4"/>
+          <w:sz w:val="30"/>
+          <w:szCs w:val="30"/>
+        </w:rPr>
+        <w:t>2025</w:t>
+      </w:r>
+      <w:r>
+        <w:rPr>
+          <w:rFonts w:cstheme="minorHAnsi"/>
+          <w:b/>
+          <w:sz w:val="30"/>
+          <w:szCs w:val="30"/>
+        </w:rPr>
         <w:br w:type="page"/>
       </w:r>
     </w:p>
@@ -11,43 +558,98 @@
       <w:pPr>
         <w:ind w:right="1284"/>
         <w:rPr>
+          <w:rFonts w:cstheme="minorHAnsi"/>
           <w:b/>
-          <w:sz w:val="28"/>
+          <w:sz w:val="30"/>
+          <w:szCs w:val="30"/>
         </w:rPr>
       </w:pPr>
       <w:r>
         <w:rPr>
+          <w:rFonts w:cstheme="minorHAnsi"/>
           <w:b/>
           <w:spacing w:val="-2"/>
-          <w:sz w:val="28"/>
+          <w:sz w:val="30"/>
+          <w:szCs w:val="30"/>
         </w:rPr>
         <w:lastRenderedPageBreak/>
         <w:t>Actores</w:t>
       </w:r>
     </w:p>
     <w:p>
+      <w:pPr>
+        <w:rPr>
+          <w:rFonts w:cstheme="minorHAnsi"/>
+          <w:sz w:val="30"/>
+          <w:szCs w:val="30"/>
+        </w:rPr>
+      </w:pPr>
       <w:r>
+        <w:rPr>
+          <w:rFonts w:cstheme="minorHAnsi"/>
+          <w:sz w:val="30"/>
+          <w:szCs w:val="30"/>
+        </w:rPr>
         <w:t>1.</w:t>
       </w:r>
       <w:r>
+        <w:rPr>
+          <w:rFonts w:cstheme="minorHAnsi"/>
+          <w:sz w:val="30"/>
+          <w:szCs w:val="30"/>
+        </w:rPr>
         <w:tab/>
         <w:t>Cliente → realiza pedidos, ve el menú, paga.</w:t>
       </w:r>
     </w:p>
     <w:p>
+      <w:pPr>
+        <w:rPr>
+          <w:rFonts w:cstheme="minorHAnsi"/>
+          <w:sz w:val="30"/>
+          <w:szCs w:val="30"/>
+        </w:rPr>
+      </w:pPr>
       <w:r>
+        <w:rPr>
+          <w:rFonts w:cstheme="minorHAnsi"/>
+          <w:sz w:val="30"/>
+          <w:szCs w:val="30"/>
+        </w:rPr>
         <w:t>2.</w:t>
       </w:r>
       <w:r>
+        <w:rPr>
+          <w:rFonts w:cstheme="minorHAnsi"/>
+          <w:sz w:val="30"/>
+          <w:szCs w:val="30"/>
+        </w:rPr>
         <w:tab/>
         <w:t>Repartidor → entrega los pedidos.</w:t>
       </w:r>
     </w:p>
     <w:p>
+      <w:pPr>
+        <w:rPr>
+          <w:rFonts w:cstheme="minorHAnsi"/>
+          <w:sz w:val="30"/>
+          <w:szCs w:val="30"/>
+        </w:rPr>
+      </w:pPr>
       <w:r>
+        <w:rPr>
+          <w:rFonts w:cstheme="minorHAnsi"/>
+          <w:sz w:val="30"/>
+          <w:szCs w:val="30"/>
+        </w:rPr>
         <w:t>3.</w:t>
       </w:r>
       <w:r>
+        <w:rPr>
+          <w:rFonts w:cstheme="minorHAnsi"/>
+          <w:sz w:val="30"/>
+          <w:szCs w:val="30"/>
+        </w:rPr>
         <w:tab/>
         <w:t>Administrador del restaurante → gestiona el menú y los pedidos.</w:t>
       </w:r>
@@ -55,14 +657,26 @@
     <w:p>
       <w:pPr>
         <w:rPr>
+          <w:rFonts w:cstheme="minorHAnsi"/>
           <w:b/>
-          <w:sz w:val="28"/>
+          <w:sz w:val="30"/>
+          <w:szCs w:val="30"/>
         </w:rPr>
       </w:pPr>
       <w:r>
+        <w:rPr>
+          <w:rFonts w:cstheme="minorHAnsi"/>
+          <w:sz w:val="30"/>
+          <w:szCs w:val="30"/>
+        </w:rPr>
         <w:t>4.</w:t>
       </w:r>
       <w:r>
+        <w:rPr>
+          <w:rFonts w:cstheme="minorHAnsi"/>
+          <w:sz w:val="30"/>
+          <w:szCs w:val="30"/>
+        </w:rPr>
         <w:tab/>
         <w:t>Sistema de Pago Externo → procesa los pagos en línea (Opcional)</w:t>
       </w:r>
@@ -70,14 +684,18 @@
     <w:p>
       <w:pPr>
         <w:rPr>
+          <w:rFonts w:cstheme="minorHAnsi"/>
           <w:b/>
-          <w:sz w:val="28"/>
+          <w:sz w:val="30"/>
+          <w:szCs w:val="30"/>
         </w:rPr>
       </w:pPr>
       <w:r>
         <w:rPr>
+          <w:rFonts w:cstheme="minorHAnsi"/>
           <w:b/>
-          <w:sz w:val="28"/>
+          <w:sz w:val="30"/>
+          <w:szCs w:val="30"/>
         </w:rPr>
         <w:t>Casos de Uso</w:t>
       </w:r>
@@ -89,8 +707,18 @@
           <w:ilvl w:val="0"/>
           <w:numId w:val="1"/>
         </w:numPr>
+        <w:rPr>
+          <w:rFonts w:cstheme="minorHAnsi"/>
+          <w:sz w:val="30"/>
+          <w:szCs w:val="30"/>
+        </w:rPr>
       </w:pPr>
       <w:r>
+        <w:rPr>
+          <w:rFonts w:cstheme="minorHAnsi"/>
+          <w:sz w:val="30"/>
+          <w:szCs w:val="30"/>
+        </w:rPr>
         <w:t>Registrarse / Iniciar sesión</w:t>
       </w:r>
     </w:p>
@@ -101,8 +729,18 @@
           <w:ilvl w:val="0"/>
           <w:numId w:val="1"/>
         </w:numPr>
+        <w:rPr>
+          <w:rFonts w:cstheme="minorHAnsi"/>
+          <w:sz w:val="30"/>
+          <w:szCs w:val="30"/>
+        </w:rPr>
       </w:pPr>
       <w:r>
+        <w:rPr>
+          <w:rFonts w:cstheme="minorHAnsi"/>
+          <w:sz w:val="30"/>
+          <w:szCs w:val="30"/>
+        </w:rPr>
         <w:t>Ver menú de productos (Navegar por los pasillos y las diferentes categorías)</w:t>
       </w:r>
     </w:p>
@@ -113,8 +751,18 @@
           <w:ilvl w:val="0"/>
           <w:numId w:val="1"/>
         </w:numPr>
+        <w:rPr>
+          <w:rFonts w:cstheme="minorHAnsi"/>
+          <w:sz w:val="30"/>
+          <w:szCs w:val="30"/>
+        </w:rPr>
       </w:pPr>
       <w:r>
+        <w:rPr>
+          <w:rFonts w:cstheme="minorHAnsi"/>
+          <w:sz w:val="30"/>
+          <w:szCs w:val="30"/>
+        </w:rPr>
         <w:t>Seleccionar mínimo un producto con una cantidad. (Selección de productos o platos)</w:t>
       </w:r>
     </w:p>
@@ -125,8 +773,18 @@
           <w:ilvl w:val="0"/>
           <w:numId w:val="1"/>
         </w:numPr>
+        <w:rPr>
+          <w:rFonts w:cstheme="minorHAnsi"/>
+          <w:sz w:val="30"/>
+          <w:szCs w:val="30"/>
+        </w:rPr>
       </w:pPr>
       <w:r>
+        <w:rPr>
+          <w:rFonts w:cstheme="minorHAnsi"/>
+          <w:sz w:val="30"/>
+          <w:szCs w:val="30"/>
+        </w:rPr>
         <w:t>Diligenciar formulario para brindar la información de entrega del pedido. (Si ya lo hizo antes no volverá a aparecer. Solo saldrá un boto para editarla)</w:t>
       </w:r>
     </w:p>
@@ -137,8 +795,18 @@
           <w:ilvl w:val="0"/>
           <w:numId w:val="1"/>
         </w:numPr>
+        <w:rPr>
+          <w:rFonts w:cstheme="minorHAnsi"/>
+          <w:sz w:val="30"/>
+          <w:szCs w:val="30"/>
+        </w:rPr>
       </w:pPr>
       <w:r>
+        <w:rPr>
+          <w:rFonts w:cstheme="minorHAnsi"/>
+          <w:sz w:val="30"/>
+          <w:szCs w:val="30"/>
+        </w:rPr>
         <w:t>Realizar pago del pedido.</w:t>
       </w:r>
     </w:p>
@@ -149,8 +817,18 @@
           <w:ilvl w:val="0"/>
           <w:numId w:val="1"/>
         </w:numPr>
+        <w:rPr>
+          <w:rFonts w:cstheme="minorHAnsi"/>
+          <w:sz w:val="30"/>
+          <w:szCs w:val="30"/>
+        </w:rPr>
       </w:pPr>
       <w:r>
+        <w:rPr>
+          <w:rFonts w:cstheme="minorHAnsi"/>
+          <w:sz w:val="30"/>
+          <w:szCs w:val="30"/>
+        </w:rPr>
         <w:t>Pedido finalizado</w:t>
       </w:r>
     </w:p>
@@ -161,8 +839,18 @@
           <w:ilvl w:val="0"/>
           <w:numId w:val="1"/>
         </w:numPr>
+        <w:rPr>
+          <w:rFonts w:cstheme="minorHAnsi"/>
+          <w:sz w:val="30"/>
+          <w:szCs w:val="30"/>
+        </w:rPr>
       </w:pPr>
       <w:r>
+        <w:rPr>
+          <w:rFonts w:cstheme="minorHAnsi"/>
+          <w:sz w:val="30"/>
+          <w:szCs w:val="30"/>
+        </w:rPr>
         <w:t>Confirmación del pedido</w:t>
       </w:r>
     </w:p>
@@ -173,8 +861,18 @@
           <w:ilvl w:val="0"/>
           <w:numId w:val="1"/>
         </w:numPr>
+        <w:rPr>
+          <w:rFonts w:cstheme="minorHAnsi"/>
+          <w:sz w:val="30"/>
+          <w:szCs w:val="30"/>
+        </w:rPr>
       </w:pPr>
       <w:r>
+        <w:rPr>
+          <w:rFonts w:cstheme="minorHAnsi"/>
+          <w:sz w:val="30"/>
+          <w:szCs w:val="30"/>
+        </w:rPr>
         <w:t>Entregar el pedido</w:t>
       </w:r>
     </w:p>
@@ -185,12 +883,30 @@
           <w:ilvl w:val="0"/>
           <w:numId w:val="1"/>
         </w:numPr>
+        <w:rPr>
+          <w:rFonts w:cstheme="minorHAnsi"/>
+          <w:sz w:val="30"/>
+          <w:szCs w:val="30"/>
+        </w:rPr>
       </w:pPr>
       <w:r>
+        <w:rPr>
+          <w:rFonts w:cstheme="minorHAnsi"/>
+          <w:sz w:val="30"/>
+          <w:szCs w:val="30"/>
+        </w:rPr>
         <w:t>Actualización del menú</w:t>
       </w:r>
     </w:p>
-    <w:p/>
+    <w:p>
+      <w:pPr>
+        <w:rPr>
+          <w:rFonts w:cstheme="minorHAnsi"/>
+          <w:sz w:val="30"/>
+          <w:szCs w:val="30"/>
+        </w:rPr>
+      </w:pPr>
+    </w:p>
     <w:tbl>
       <w:tblPr>
         <w:tblStyle w:val="Tablaconcuadrcula"/>
@@ -198,9 +914,9 @@
         <w:tblLook w:val="04A0" w:firstRow="1" w:lastRow="0" w:firstColumn="1" w:lastColumn="0" w:noHBand="0" w:noVBand="1"/>
       </w:tblPr>
       <w:tblGrid>
-        <w:gridCol w:w="3068"/>
-        <w:gridCol w:w="1519"/>
-        <w:gridCol w:w="4241"/>
+        <w:gridCol w:w="3121"/>
+        <w:gridCol w:w="1582"/>
+        <w:gridCol w:w="4125"/>
       </w:tblGrid>
       <w:tr>
         <w:tc>
@@ -212,21 +928,21 @@
             <w:pPr>
               <w:jc w:val="center"/>
               <w:rPr>
-                <w:rFonts w:ascii="Times New Roman" w:eastAsia="Times New Roman" w:hAnsi="Times New Roman" w:cs="Times New Roman"/>
+                <w:rFonts w:eastAsia="Times New Roman" w:cstheme="minorHAnsi"/>
                 <w:b/>
                 <w:bCs/>
-                <w:sz w:val="24"/>
-                <w:szCs w:val="24"/>
+                <w:sz w:val="30"/>
+                <w:szCs w:val="30"/>
                 <w:lang w:eastAsia="es-MX"/>
               </w:rPr>
             </w:pPr>
             <w:r>
               <w:rPr>
-                <w:rFonts w:ascii="Times New Roman" w:eastAsia="Times New Roman" w:hAnsi="Times New Roman" w:cs="Times New Roman"/>
+                <w:rFonts w:eastAsia="Times New Roman" w:cstheme="minorHAnsi"/>
                 <w:b/>
                 <w:bCs/>
-                <w:sz w:val="24"/>
-                <w:szCs w:val="24"/>
+                <w:sz w:val="30"/>
+                <w:szCs w:val="30"/>
                 <w:lang w:eastAsia="es-MX"/>
               </w:rPr>
               <w:t>Caso de Uso</w:t>
@@ -242,21 +958,21 @@
             <w:pPr>
               <w:jc w:val="center"/>
               <w:rPr>
-                <w:rFonts w:ascii="Times New Roman" w:eastAsia="Times New Roman" w:hAnsi="Times New Roman" w:cs="Times New Roman"/>
+                <w:rFonts w:eastAsia="Times New Roman" w:cstheme="minorHAnsi"/>
                 <w:b/>
                 <w:bCs/>
-                <w:sz w:val="24"/>
-                <w:szCs w:val="24"/>
+                <w:sz w:val="30"/>
+                <w:szCs w:val="30"/>
                 <w:lang w:eastAsia="es-MX"/>
               </w:rPr>
             </w:pPr>
             <w:r>
               <w:rPr>
-                <w:rFonts w:ascii="Times New Roman" w:eastAsia="Times New Roman" w:hAnsi="Times New Roman" w:cs="Times New Roman"/>
+                <w:rFonts w:eastAsia="Times New Roman" w:cstheme="minorHAnsi"/>
                 <w:b/>
                 <w:bCs/>
-                <w:sz w:val="24"/>
-                <w:szCs w:val="24"/>
+                <w:sz w:val="30"/>
+                <w:szCs w:val="30"/>
                 <w:lang w:eastAsia="es-MX"/>
               </w:rPr>
               <w:t>Tipo Relación</w:t>
@@ -272,21 +988,21 @@
             <w:pPr>
               <w:jc w:val="center"/>
               <w:rPr>
-                <w:rFonts w:ascii="Times New Roman" w:eastAsia="Times New Roman" w:hAnsi="Times New Roman" w:cs="Times New Roman"/>
+                <w:rFonts w:eastAsia="Times New Roman" w:cstheme="minorHAnsi"/>
                 <w:b/>
                 <w:bCs/>
-                <w:sz w:val="24"/>
-                <w:szCs w:val="24"/>
+                <w:sz w:val="30"/>
+                <w:szCs w:val="30"/>
                 <w:lang w:eastAsia="es-MX"/>
               </w:rPr>
             </w:pPr>
             <w:r>
               <w:rPr>
-                <w:rFonts w:ascii="Times New Roman" w:eastAsia="Times New Roman" w:hAnsi="Times New Roman" w:cs="Times New Roman"/>
+                <w:rFonts w:eastAsia="Times New Roman" w:cstheme="minorHAnsi"/>
                 <w:b/>
                 <w:bCs/>
-                <w:sz w:val="24"/>
-                <w:szCs w:val="24"/>
+                <w:sz w:val="30"/>
+                <w:szCs w:val="30"/>
                 <w:lang w:eastAsia="es-MX"/>
               </w:rPr>
               <w:t>Relación con</w:t>
@@ -303,17 +1019,17 @@
           <w:p>
             <w:pPr>
               <w:rPr>
-                <w:rFonts w:ascii="Times New Roman" w:eastAsia="Times New Roman" w:hAnsi="Times New Roman" w:cs="Times New Roman"/>
-                <w:sz w:val="24"/>
-                <w:szCs w:val="24"/>
+                <w:rFonts w:eastAsia="Times New Roman" w:cstheme="minorHAnsi"/>
+                <w:sz w:val="30"/>
+                <w:szCs w:val="30"/>
                 <w:lang w:eastAsia="es-MX"/>
               </w:rPr>
             </w:pPr>
             <w:r>
               <w:rPr>
-                <w:rFonts w:ascii="Times New Roman" w:eastAsia="Times New Roman" w:hAnsi="Times New Roman" w:cs="Times New Roman"/>
-                <w:sz w:val="24"/>
-                <w:szCs w:val="24"/>
+                <w:rFonts w:eastAsia="Times New Roman" w:cstheme="minorHAnsi"/>
+                <w:sz w:val="30"/>
+                <w:szCs w:val="30"/>
                 <w:lang w:eastAsia="es-MX"/>
               </w:rPr>
               <w:t>Registrarse / Iniciar sesión</w:t>
@@ -327,9 +1043,9 @@
           <w:p>
             <w:pPr>
               <w:rPr>
-                <w:rFonts w:ascii="Times New Roman" w:eastAsia="Times New Roman" w:hAnsi="Times New Roman" w:cs="Times New Roman"/>
-                <w:sz w:val="24"/>
-                <w:szCs w:val="24"/>
+                <w:rFonts w:eastAsia="Times New Roman" w:cstheme="minorHAnsi"/>
+                <w:sz w:val="30"/>
+                <w:szCs w:val="30"/>
                 <w:lang w:eastAsia="es-MX"/>
               </w:rPr>
             </w:pPr>
@@ -342,9 +1058,9 @@
           <w:p>
             <w:pPr>
               <w:rPr>
-                <w:rFonts w:ascii="Times New Roman" w:eastAsia="Times New Roman" w:hAnsi="Times New Roman" w:cs="Times New Roman"/>
-                <w:sz w:val="24"/>
-                <w:szCs w:val="24"/>
+                <w:rFonts w:eastAsia="Times New Roman" w:cstheme="minorHAnsi"/>
+                <w:sz w:val="30"/>
+                <w:szCs w:val="30"/>
                 <w:lang w:eastAsia="es-MX"/>
               </w:rPr>
             </w:pPr>
@@ -360,17 +1076,17 @@
           <w:p>
             <w:pPr>
               <w:rPr>
-                <w:rFonts w:ascii="Times New Roman" w:eastAsia="Times New Roman" w:hAnsi="Times New Roman" w:cs="Times New Roman"/>
-                <w:sz w:val="24"/>
-                <w:szCs w:val="24"/>
+                <w:rFonts w:eastAsia="Times New Roman" w:cstheme="minorHAnsi"/>
+                <w:sz w:val="30"/>
+                <w:szCs w:val="30"/>
                 <w:lang w:eastAsia="es-MX"/>
               </w:rPr>
             </w:pPr>
             <w:r>
               <w:rPr>
-                <w:rFonts w:ascii="Times New Roman" w:eastAsia="Times New Roman" w:hAnsi="Times New Roman" w:cs="Times New Roman"/>
-                <w:sz w:val="24"/>
-                <w:szCs w:val="24"/>
+                <w:rFonts w:eastAsia="Times New Roman" w:cstheme="minorHAnsi"/>
+                <w:sz w:val="30"/>
+                <w:szCs w:val="30"/>
                 <w:lang w:eastAsia="es-MX"/>
               </w:rPr>
               <w:t>Ver menú de productos</w:t>
@@ -384,9 +1100,9 @@
           <w:p>
             <w:pPr>
               <w:rPr>
-                <w:rFonts w:ascii="Times New Roman" w:eastAsia="Times New Roman" w:hAnsi="Times New Roman" w:cs="Times New Roman"/>
-                <w:sz w:val="24"/>
-                <w:szCs w:val="24"/>
+                <w:rFonts w:eastAsia="Times New Roman" w:cstheme="minorHAnsi"/>
+                <w:sz w:val="30"/>
+                <w:szCs w:val="30"/>
                 <w:lang w:eastAsia="es-MX"/>
               </w:rPr>
             </w:pPr>
@@ -399,9 +1115,9 @@
           <w:p>
             <w:pPr>
               <w:rPr>
-                <w:rFonts w:ascii="Times New Roman" w:eastAsia="Times New Roman" w:hAnsi="Times New Roman" w:cs="Times New Roman"/>
-                <w:sz w:val="24"/>
-                <w:szCs w:val="24"/>
+                <w:rFonts w:eastAsia="Times New Roman" w:cstheme="minorHAnsi"/>
+                <w:sz w:val="30"/>
+                <w:szCs w:val="30"/>
                 <w:lang w:eastAsia="es-MX"/>
               </w:rPr>
             </w:pPr>
@@ -417,17 +1133,17 @@
           <w:p>
             <w:pPr>
               <w:rPr>
-                <w:rFonts w:ascii="Times New Roman" w:eastAsia="Times New Roman" w:hAnsi="Times New Roman" w:cs="Times New Roman"/>
-                <w:sz w:val="24"/>
-                <w:szCs w:val="24"/>
+                <w:rFonts w:eastAsia="Times New Roman" w:cstheme="minorHAnsi"/>
+                <w:sz w:val="30"/>
+                <w:szCs w:val="30"/>
                 <w:lang w:eastAsia="es-MX"/>
               </w:rPr>
             </w:pPr>
             <w:r>
               <w:rPr>
-                <w:rFonts w:ascii="Times New Roman" w:eastAsia="Times New Roman" w:hAnsi="Times New Roman" w:cs="Times New Roman"/>
-                <w:sz w:val="24"/>
-                <w:szCs w:val="24"/>
+                <w:rFonts w:eastAsia="Times New Roman" w:cstheme="minorHAnsi"/>
+                <w:sz w:val="30"/>
+                <w:szCs w:val="30"/>
                 <w:lang w:eastAsia="es-MX"/>
               </w:rPr>
               <w:t>Seleccionar producto(s) y cantidad</w:t>
@@ -442,29 +1158,34 @@
           <w:p>
             <w:pPr>
               <w:rPr>
-                <w:rFonts w:ascii="Times New Roman" w:eastAsia="Times New Roman" w:hAnsi="Times New Roman" w:cs="Times New Roman"/>
-                <w:sz w:val="24"/>
-                <w:szCs w:val="24"/>
+                <w:rFonts w:eastAsia="Times New Roman" w:cstheme="minorHAnsi"/>
+                <w:sz w:val="30"/>
+                <w:szCs w:val="30"/>
                 <w:lang w:eastAsia="es-MX"/>
               </w:rPr>
             </w:pPr>
             <w:r>
               <w:rPr>
-                <w:rFonts w:ascii="Times New Roman" w:eastAsia="Times New Roman" w:hAnsi="Times New Roman" w:cs="Times New Roman"/>
-                <w:sz w:val="24"/>
-                <w:szCs w:val="24"/>
+                <w:rFonts w:eastAsia="Times New Roman" w:cstheme="minorHAnsi"/>
+                <w:sz w:val="30"/>
+                <w:szCs w:val="30"/>
                 <w:lang w:eastAsia="es-MX"/>
               </w:rPr>
               <w:t>&lt;</w:t>
             </w:r>
             <w:r>
+              <w:rPr>
+                <w:rFonts w:cstheme="minorHAnsi"/>
+                <w:sz w:val="30"/>
+                <w:szCs w:val="30"/>
+              </w:rPr>
               <w:t xml:space="preserve"> incluye</w:t>
             </w:r>
             <w:r>
               <w:rPr>
-                <w:rFonts w:ascii="Times New Roman" w:eastAsia="Times New Roman" w:hAnsi="Times New Roman" w:cs="Times New Roman"/>
-                <w:sz w:val="24"/>
-                <w:szCs w:val="24"/>
+                <w:rFonts w:eastAsia="Times New Roman" w:cstheme="minorHAnsi"/>
+                <w:sz w:val="30"/>
+                <w:szCs w:val="30"/>
                 <w:lang w:eastAsia="es-MX"/>
               </w:rPr>
               <w:t>&gt;</w:t>
@@ -479,17 +1200,17 @@
           <w:p>
             <w:pPr>
               <w:rPr>
-                <w:rFonts w:ascii="Times New Roman" w:eastAsia="Times New Roman" w:hAnsi="Times New Roman" w:cs="Times New Roman"/>
-                <w:sz w:val="24"/>
-                <w:szCs w:val="24"/>
+                <w:rFonts w:eastAsia="Times New Roman" w:cstheme="minorHAnsi"/>
+                <w:sz w:val="30"/>
+                <w:szCs w:val="30"/>
                 <w:lang w:eastAsia="es-MX"/>
               </w:rPr>
             </w:pPr>
             <w:r>
               <w:rPr>
-                <w:rFonts w:ascii="Times New Roman" w:eastAsia="Times New Roman" w:hAnsi="Times New Roman" w:cs="Times New Roman"/>
-                <w:sz w:val="24"/>
-                <w:szCs w:val="24"/>
+                <w:rFonts w:eastAsia="Times New Roman" w:cstheme="minorHAnsi"/>
+                <w:sz w:val="30"/>
+                <w:szCs w:val="30"/>
                 <w:lang w:eastAsia="es-MX"/>
               </w:rPr>
               <w:t>Ver menú</w:t>
@@ -506,17 +1227,17 @@
           <w:p>
             <w:pPr>
               <w:rPr>
-                <w:rFonts w:ascii="Times New Roman" w:eastAsia="Times New Roman" w:hAnsi="Times New Roman" w:cs="Times New Roman"/>
-                <w:sz w:val="24"/>
-                <w:szCs w:val="24"/>
+                <w:rFonts w:eastAsia="Times New Roman" w:cstheme="minorHAnsi"/>
+                <w:sz w:val="30"/>
+                <w:szCs w:val="30"/>
                 <w:lang w:eastAsia="es-MX"/>
               </w:rPr>
             </w:pPr>
             <w:r>
               <w:rPr>
-                <w:rFonts w:ascii="Times New Roman" w:eastAsia="Times New Roman" w:hAnsi="Times New Roman" w:cs="Times New Roman"/>
-                <w:sz w:val="24"/>
-                <w:szCs w:val="24"/>
+                <w:rFonts w:eastAsia="Times New Roman" w:cstheme="minorHAnsi"/>
+                <w:sz w:val="30"/>
+                <w:szCs w:val="30"/>
                 <w:lang w:eastAsia="es-MX"/>
               </w:rPr>
               <w:t>Diligenciar formulario de entrega</w:t>
@@ -531,29 +1252,34 @@
           <w:p>
             <w:pPr>
               <w:rPr>
-                <w:rFonts w:ascii="Times New Roman" w:eastAsia="Times New Roman" w:hAnsi="Times New Roman" w:cs="Times New Roman"/>
-                <w:sz w:val="24"/>
-                <w:szCs w:val="24"/>
+                <w:rFonts w:eastAsia="Times New Roman" w:cstheme="minorHAnsi"/>
+                <w:sz w:val="30"/>
+                <w:szCs w:val="30"/>
                 <w:lang w:eastAsia="es-MX"/>
               </w:rPr>
             </w:pPr>
             <w:r>
               <w:rPr>
-                <w:rFonts w:ascii="Times New Roman" w:eastAsia="Times New Roman" w:hAnsi="Times New Roman" w:cs="Times New Roman"/>
-                <w:sz w:val="24"/>
-                <w:szCs w:val="24"/>
+                <w:rFonts w:eastAsia="Times New Roman" w:cstheme="minorHAnsi"/>
+                <w:sz w:val="30"/>
+                <w:szCs w:val="30"/>
                 <w:lang w:eastAsia="es-MX"/>
               </w:rPr>
               <w:t>&lt;</w:t>
             </w:r>
             <w:r>
+              <w:rPr>
+                <w:rFonts w:cstheme="minorHAnsi"/>
+                <w:sz w:val="30"/>
+                <w:szCs w:val="30"/>
+              </w:rPr>
               <w:t xml:space="preserve"> incluye</w:t>
             </w:r>
             <w:r>
               <w:rPr>
-                <w:rFonts w:ascii="Times New Roman" w:eastAsia="Times New Roman" w:hAnsi="Times New Roman" w:cs="Times New Roman"/>
-                <w:sz w:val="24"/>
-                <w:szCs w:val="24"/>
+                <w:rFonts w:eastAsia="Times New Roman" w:cstheme="minorHAnsi"/>
+                <w:sz w:val="30"/>
+                <w:szCs w:val="30"/>
                 <w:lang w:eastAsia="es-MX"/>
               </w:rPr>
               <w:t xml:space="preserve"> &gt;</w:t>
@@ -568,28 +1294,28 @@
           <w:p>
             <w:pPr>
               <w:rPr>
-                <w:rFonts w:ascii="Times New Roman" w:eastAsia="Times New Roman" w:hAnsi="Times New Roman" w:cs="Times New Roman"/>
-                <w:sz w:val="24"/>
-                <w:szCs w:val="24"/>
+                <w:rFonts w:eastAsia="Times New Roman" w:cstheme="minorHAnsi"/>
+                <w:sz w:val="30"/>
+                <w:szCs w:val="30"/>
                 <w:lang w:eastAsia="es-MX"/>
               </w:rPr>
             </w:pPr>
             <w:r>
               <w:rPr>
-                <w:rFonts w:ascii="Times New Roman" w:eastAsia="Times New Roman" w:hAnsi="Times New Roman" w:cs="Times New Roman"/>
-                <w:sz w:val="24"/>
-                <w:szCs w:val="24"/>
+                <w:rFonts w:eastAsia="Times New Roman" w:cstheme="minorHAnsi"/>
+                <w:sz w:val="30"/>
+                <w:szCs w:val="30"/>
                 <w:lang w:eastAsia="es-MX"/>
               </w:rPr>
               <w:t xml:space="preserve">Realizar pedido </w:t>
             </w:r>
             <w:r>
               <w:rPr>
-                <w:rFonts w:ascii="Times New Roman" w:eastAsia="Times New Roman" w:hAnsi="Times New Roman" w:cs="Times New Roman"/>
+                <w:rFonts w:eastAsia="Times New Roman" w:cstheme="minorHAnsi"/>
                 <w:i/>
                 <w:iCs/>
-                <w:sz w:val="24"/>
-                <w:szCs w:val="24"/>
+                <w:sz w:val="30"/>
+                <w:szCs w:val="30"/>
                 <w:lang w:eastAsia="es-MX"/>
               </w:rPr>
               <w:t>(solo si no se ha registrado antes)</w:t>
@@ -606,19 +1332,20 @@
           <w:p>
             <w:pPr>
               <w:rPr>
-                <w:rFonts w:ascii="Times New Roman" w:eastAsia="Times New Roman" w:hAnsi="Times New Roman" w:cs="Times New Roman"/>
-                <w:sz w:val="24"/>
-                <w:szCs w:val="24"/>
+                <w:rFonts w:eastAsia="Times New Roman" w:cstheme="minorHAnsi"/>
+                <w:sz w:val="30"/>
+                <w:szCs w:val="30"/>
                 <w:lang w:eastAsia="es-MX"/>
               </w:rPr>
             </w:pPr>
             <w:r>
               <w:rPr>
-                <w:rFonts w:ascii="Times New Roman" w:eastAsia="Times New Roman" w:hAnsi="Times New Roman" w:cs="Times New Roman"/>
-                <w:sz w:val="24"/>
-                <w:szCs w:val="24"/>
+                <w:rFonts w:eastAsia="Times New Roman" w:cstheme="minorHAnsi"/>
+                <w:sz w:val="30"/>
+                <w:szCs w:val="30"/>
                 <w:lang w:eastAsia="es-MX"/>
               </w:rPr>
+              <w:lastRenderedPageBreak/>
               <w:t>Realizar pago del pedido</w:t>
             </w:r>
           </w:p>
@@ -631,29 +1358,34 @@
           <w:p>
             <w:pPr>
               <w:rPr>
-                <w:rFonts w:ascii="Times New Roman" w:eastAsia="Times New Roman" w:hAnsi="Times New Roman" w:cs="Times New Roman"/>
-                <w:sz w:val="24"/>
-                <w:szCs w:val="24"/>
+                <w:rFonts w:eastAsia="Times New Roman" w:cstheme="minorHAnsi"/>
+                <w:sz w:val="30"/>
+                <w:szCs w:val="30"/>
                 <w:lang w:eastAsia="es-MX"/>
               </w:rPr>
             </w:pPr>
             <w:r>
               <w:rPr>
-                <w:rFonts w:ascii="Times New Roman" w:eastAsia="Times New Roman" w:hAnsi="Times New Roman" w:cs="Times New Roman"/>
-                <w:sz w:val="24"/>
-                <w:szCs w:val="24"/>
+                <w:rFonts w:eastAsia="Times New Roman" w:cstheme="minorHAnsi"/>
+                <w:sz w:val="30"/>
+                <w:szCs w:val="30"/>
                 <w:lang w:eastAsia="es-MX"/>
               </w:rPr>
               <w:t>&lt;</w:t>
             </w:r>
             <w:r>
+              <w:rPr>
+                <w:rFonts w:cstheme="minorHAnsi"/>
+                <w:sz w:val="30"/>
+                <w:szCs w:val="30"/>
+              </w:rPr>
               <w:t xml:space="preserve"> incluye</w:t>
             </w:r>
             <w:r>
               <w:rPr>
-                <w:rFonts w:ascii="Times New Roman" w:eastAsia="Times New Roman" w:hAnsi="Times New Roman" w:cs="Times New Roman"/>
-                <w:sz w:val="24"/>
-                <w:szCs w:val="24"/>
+                <w:rFonts w:eastAsia="Times New Roman" w:cstheme="minorHAnsi"/>
+                <w:sz w:val="30"/>
+                <w:szCs w:val="30"/>
                 <w:lang w:eastAsia="es-MX"/>
               </w:rPr>
               <w:t xml:space="preserve"> &gt;</w:t>
@@ -668,17 +1400,17 @@
           <w:p>
             <w:pPr>
               <w:rPr>
-                <w:rFonts w:ascii="Times New Roman" w:eastAsia="Times New Roman" w:hAnsi="Times New Roman" w:cs="Times New Roman"/>
-                <w:sz w:val="24"/>
-                <w:szCs w:val="24"/>
+                <w:rFonts w:eastAsia="Times New Roman" w:cstheme="minorHAnsi"/>
+                <w:sz w:val="30"/>
+                <w:szCs w:val="30"/>
                 <w:lang w:eastAsia="es-MX"/>
               </w:rPr>
             </w:pPr>
             <w:r>
               <w:rPr>
-                <w:rFonts w:ascii="Times New Roman" w:eastAsia="Times New Roman" w:hAnsi="Times New Roman" w:cs="Times New Roman"/>
-                <w:sz w:val="24"/>
-                <w:szCs w:val="24"/>
+                <w:rFonts w:eastAsia="Times New Roman" w:cstheme="minorHAnsi"/>
+                <w:sz w:val="30"/>
+                <w:szCs w:val="30"/>
                 <w:lang w:eastAsia="es-MX"/>
               </w:rPr>
               <w:t>Seleccionar producto(s) y cantidad</w:t>
@@ -695,17 +1427,17 @@
           <w:p>
             <w:pPr>
               <w:rPr>
-                <w:rFonts w:ascii="Times New Roman" w:eastAsia="Times New Roman" w:hAnsi="Times New Roman" w:cs="Times New Roman"/>
-                <w:sz w:val="24"/>
-                <w:szCs w:val="24"/>
+                <w:rFonts w:eastAsia="Times New Roman" w:cstheme="minorHAnsi"/>
+                <w:sz w:val="30"/>
+                <w:szCs w:val="30"/>
                 <w:lang w:eastAsia="es-MX"/>
               </w:rPr>
             </w:pPr>
             <w:r>
               <w:rPr>
-                <w:rFonts w:ascii="Times New Roman" w:eastAsia="Times New Roman" w:hAnsi="Times New Roman" w:cs="Times New Roman"/>
-                <w:sz w:val="24"/>
-                <w:szCs w:val="24"/>
+                <w:rFonts w:eastAsia="Times New Roman" w:cstheme="minorHAnsi"/>
+                <w:sz w:val="30"/>
+                <w:szCs w:val="30"/>
                 <w:lang w:eastAsia="es-MX"/>
               </w:rPr>
               <w:t>Pedido finalizado</w:t>
@@ -720,29 +1452,34 @@
           <w:p>
             <w:pPr>
               <w:rPr>
-                <w:rFonts w:ascii="Times New Roman" w:eastAsia="Times New Roman" w:hAnsi="Times New Roman" w:cs="Times New Roman"/>
-                <w:sz w:val="24"/>
-                <w:szCs w:val="24"/>
+                <w:rFonts w:eastAsia="Times New Roman" w:cstheme="minorHAnsi"/>
+                <w:sz w:val="30"/>
+                <w:szCs w:val="30"/>
                 <w:lang w:eastAsia="es-MX"/>
               </w:rPr>
             </w:pPr>
             <w:r>
               <w:rPr>
-                <w:rFonts w:ascii="Times New Roman" w:eastAsia="Times New Roman" w:hAnsi="Times New Roman" w:cs="Times New Roman"/>
-                <w:sz w:val="24"/>
-                <w:szCs w:val="24"/>
+                <w:rFonts w:eastAsia="Times New Roman" w:cstheme="minorHAnsi"/>
+                <w:sz w:val="30"/>
+                <w:szCs w:val="30"/>
                 <w:lang w:eastAsia="es-MX"/>
               </w:rPr>
               <w:t>&lt;</w:t>
             </w:r>
             <w:r>
+              <w:rPr>
+                <w:rFonts w:cstheme="minorHAnsi"/>
+                <w:sz w:val="30"/>
+                <w:szCs w:val="30"/>
+              </w:rPr>
               <w:t xml:space="preserve"> incluye</w:t>
             </w:r>
             <w:r>
               <w:rPr>
-                <w:rFonts w:ascii="Times New Roman" w:eastAsia="Times New Roman" w:hAnsi="Times New Roman" w:cs="Times New Roman"/>
-                <w:sz w:val="24"/>
-                <w:szCs w:val="24"/>
+                <w:rFonts w:eastAsia="Times New Roman" w:cstheme="minorHAnsi"/>
+                <w:sz w:val="30"/>
+                <w:szCs w:val="30"/>
                 <w:lang w:eastAsia="es-MX"/>
               </w:rPr>
               <w:t xml:space="preserve"> &gt;</w:t>
@@ -757,17 +1494,17 @@
           <w:p>
             <w:pPr>
               <w:rPr>
-                <w:rFonts w:ascii="Times New Roman" w:eastAsia="Times New Roman" w:hAnsi="Times New Roman" w:cs="Times New Roman"/>
-                <w:sz w:val="24"/>
-                <w:szCs w:val="24"/>
+                <w:rFonts w:eastAsia="Times New Roman" w:cstheme="minorHAnsi"/>
+                <w:sz w:val="30"/>
+                <w:szCs w:val="30"/>
                 <w:lang w:eastAsia="es-MX"/>
               </w:rPr>
             </w:pPr>
             <w:r>
               <w:rPr>
-                <w:rFonts w:ascii="Times New Roman" w:eastAsia="Times New Roman" w:hAnsi="Times New Roman" w:cs="Times New Roman"/>
-                <w:sz w:val="24"/>
-                <w:szCs w:val="24"/>
+                <w:rFonts w:eastAsia="Times New Roman" w:cstheme="minorHAnsi"/>
+                <w:sz w:val="30"/>
+                <w:szCs w:val="30"/>
                 <w:lang w:eastAsia="es-MX"/>
               </w:rPr>
               <w:t>Realizar pago</w:t>
@@ -784,17 +1521,17 @@
           <w:p>
             <w:pPr>
               <w:rPr>
-                <w:rFonts w:ascii="Times New Roman" w:eastAsia="Times New Roman" w:hAnsi="Times New Roman" w:cs="Times New Roman"/>
-                <w:sz w:val="24"/>
-                <w:szCs w:val="24"/>
+                <w:rFonts w:eastAsia="Times New Roman" w:cstheme="minorHAnsi"/>
+                <w:sz w:val="30"/>
+                <w:szCs w:val="30"/>
                 <w:lang w:eastAsia="es-MX"/>
               </w:rPr>
             </w:pPr>
             <w:r>
               <w:rPr>
-                <w:rFonts w:ascii="Times New Roman" w:eastAsia="Times New Roman" w:hAnsi="Times New Roman" w:cs="Times New Roman"/>
-                <w:sz w:val="24"/>
-                <w:szCs w:val="24"/>
+                <w:rFonts w:eastAsia="Times New Roman" w:cstheme="minorHAnsi"/>
+                <w:sz w:val="30"/>
+                <w:szCs w:val="30"/>
                 <w:lang w:eastAsia="es-MX"/>
               </w:rPr>
               <w:t>Confirmación del pedido</w:t>
@@ -809,29 +1546,34 @@
           <w:p>
             <w:pPr>
               <w:rPr>
-                <w:rFonts w:ascii="Times New Roman" w:eastAsia="Times New Roman" w:hAnsi="Times New Roman" w:cs="Times New Roman"/>
-                <w:sz w:val="24"/>
-                <w:szCs w:val="24"/>
+                <w:rFonts w:eastAsia="Times New Roman" w:cstheme="minorHAnsi"/>
+                <w:sz w:val="30"/>
+                <w:szCs w:val="30"/>
                 <w:lang w:eastAsia="es-MX"/>
               </w:rPr>
             </w:pPr>
             <w:r>
               <w:rPr>
-                <w:rFonts w:ascii="Times New Roman" w:eastAsia="Times New Roman" w:hAnsi="Times New Roman" w:cs="Times New Roman"/>
-                <w:sz w:val="24"/>
-                <w:szCs w:val="24"/>
+                <w:rFonts w:eastAsia="Times New Roman" w:cstheme="minorHAnsi"/>
+                <w:sz w:val="30"/>
+                <w:szCs w:val="30"/>
                 <w:lang w:eastAsia="es-MX"/>
               </w:rPr>
               <w:t>&lt;</w:t>
             </w:r>
             <w:r>
+              <w:rPr>
+                <w:rFonts w:cstheme="minorHAnsi"/>
+                <w:sz w:val="30"/>
+                <w:szCs w:val="30"/>
+              </w:rPr>
               <w:t xml:space="preserve"> incluye</w:t>
             </w:r>
             <w:r>
               <w:rPr>
-                <w:rFonts w:ascii="Times New Roman" w:eastAsia="Times New Roman" w:hAnsi="Times New Roman" w:cs="Times New Roman"/>
-                <w:sz w:val="24"/>
-                <w:szCs w:val="24"/>
+                <w:rFonts w:eastAsia="Times New Roman" w:cstheme="minorHAnsi"/>
+                <w:sz w:val="30"/>
+                <w:szCs w:val="30"/>
                 <w:lang w:eastAsia="es-MX"/>
               </w:rPr>
               <w:t xml:space="preserve"> &gt;</w:t>
@@ -846,17 +1588,17 @@
           <w:p>
             <w:pPr>
               <w:rPr>
-                <w:rFonts w:ascii="Times New Roman" w:eastAsia="Times New Roman" w:hAnsi="Times New Roman" w:cs="Times New Roman"/>
-                <w:sz w:val="24"/>
-                <w:szCs w:val="24"/>
+                <w:rFonts w:eastAsia="Times New Roman" w:cstheme="minorHAnsi"/>
+                <w:sz w:val="30"/>
+                <w:szCs w:val="30"/>
                 <w:lang w:eastAsia="es-MX"/>
               </w:rPr>
             </w:pPr>
             <w:r>
               <w:rPr>
-                <w:rFonts w:ascii="Times New Roman" w:eastAsia="Times New Roman" w:hAnsi="Times New Roman" w:cs="Times New Roman"/>
-                <w:sz w:val="24"/>
-                <w:szCs w:val="24"/>
+                <w:rFonts w:eastAsia="Times New Roman" w:cstheme="minorHAnsi"/>
+                <w:sz w:val="30"/>
+                <w:szCs w:val="30"/>
                 <w:lang w:eastAsia="es-MX"/>
               </w:rPr>
               <w:t>Pedido finalizado</w:t>
@@ -873,17 +1615,17 @@
           <w:p>
             <w:pPr>
               <w:rPr>
-                <w:rFonts w:ascii="Times New Roman" w:eastAsia="Times New Roman" w:hAnsi="Times New Roman" w:cs="Times New Roman"/>
-                <w:sz w:val="24"/>
-                <w:szCs w:val="24"/>
+                <w:rFonts w:eastAsia="Times New Roman" w:cstheme="minorHAnsi"/>
+                <w:sz w:val="30"/>
+                <w:szCs w:val="30"/>
                 <w:lang w:eastAsia="es-MX"/>
               </w:rPr>
             </w:pPr>
             <w:r>
               <w:rPr>
-                <w:rFonts w:ascii="Times New Roman" w:eastAsia="Times New Roman" w:hAnsi="Times New Roman" w:cs="Times New Roman"/>
-                <w:sz w:val="24"/>
-                <w:szCs w:val="24"/>
+                <w:rFonts w:eastAsia="Times New Roman" w:cstheme="minorHAnsi"/>
+                <w:sz w:val="30"/>
+                <w:szCs w:val="30"/>
                 <w:lang w:eastAsia="es-MX"/>
               </w:rPr>
               <w:t>Entregar el pedido</w:t>
@@ -898,29 +1640,34 @@
           <w:p>
             <w:pPr>
               <w:rPr>
-                <w:rFonts w:ascii="Times New Roman" w:eastAsia="Times New Roman" w:hAnsi="Times New Roman" w:cs="Times New Roman"/>
-                <w:sz w:val="24"/>
-                <w:szCs w:val="24"/>
+                <w:rFonts w:eastAsia="Times New Roman" w:cstheme="minorHAnsi"/>
+                <w:sz w:val="30"/>
+                <w:szCs w:val="30"/>
                 <w:lang w:eastAsia="es-MX"/>
               </w:rPr>
             </w:pPr>
             <w:r>
               <w:rPr>
-                <w:rFonts w:ascii="Times New Roman" w:eastAsia="Times New Roman" w:hAnsi="Times New Roman" w:cs="Times New Roman"/>
-                <w:sz w:val="24"/>
-                <w:szCs w:val="24"/>
+                <w:rFonts w:eastAsia="Times New Roman" w:cstheme="minorHAnsi"/>
+                <w:sz w:val="30"/>
+                <w:szCs w:val="30"/>
                 <w:lang w:eastAsia="es-MX"/>
               </w:rPr>
               <w:t>&lt;</w:t>
             </w:r>
             <w:r>
+              <w:rPr>
+                <w:rFonts w:cstheme="minorHAnsi"/>
+                <w:sz w:val="30"/>
+                <w:szCs w:val="30"/>
+              </w:rPr>
               <w:t xml:space="preserve"> incluye</w:t>
             </w:r>
             <w:r>
               <w:rPr>
-                <w:rFonts w:ascii="Times New Roman" w:eastAsia="Times New Roman" w:hAnsi="Times New Roman" w:cs="Times New Roman"/>
-                <w:sz w:val="24"/>
-                <w:szCs w:val="24"/>
+                <w:rFonts w:eastAsia="Times New Roman" w:cstheme="minorHAnsi"/>
+                <w:sz w:val="30"/>
+                <w:szCs w:val="30"/>
                 <w:lang w:eastAsia="es-MX"/>
               </w:rPr>
               <w:t xml:space="preserve"> &gt;</w:t>
@@ -935,17 +1682,17 @@
           <w:p>
             <w:pPr>
               <w:rPr>
-                <w:rFonts w:ascii="Times New Roman" w:eastAsia="Times New Roman" w:hAnsi="Times New Roman" w:cs="Times New Roman"/>
-                <w:sz w:val="24"/>
-                <w:szCs w:val="24"/>
+                <w:rFonts w:eastAsia="Times New Roman" w:cstheme="minorHAnsi"/>
+                <w:sz w:val="30"/>
+                <w:szCs w:val="30"/>
                 <w:lang w:eastAsia="es-MX"/>
               </w:rPr>
             </w:pPr>
             <w:r>
               <w:rPr>
-                <w:rFonts w:ascii="Times New Roman" w:eastAsia="Times New Roman" w:hAnsi="Times New Roman" w:cs="Times New Roman"/>
-                <w:sz w:val="24"/>
-                <w:szCs w:val="24"/>
+                <w:rFonts w:eastAsia="Times New Roman" w:cstheme="minorHAnsi"/>
+                <w:sz w:val="30"/>
+                <w:szCs w:val="30"/>
                 <w:lang w:eastAsia="es-MX"/>
               </w:rPr>
               <w:t>Confirmación del pedido</w:t>
@@ -962,17 +1709,17 @@
           <w:p>
             <w:pPr>
               <w:rPr>
-                <w:rFonts w:ascii="Times New Roman" w:eastAsia="Times New Roman" w:hAnsi="Times New Roman" w:cs="Times New Roman"/>
-                <w:sz w:val="24"/>
-                <w:szCs w:val="24"/>
+                <w:rFonts w:eastAsia="Times New Roman" w:cstheme="minorHAnsi"/>
+                <w:sz w:val="30"/>
+                <w:szCs w:val="30"/>
                 <w:lang w:eastAsia="es-MX"/>
               </w:rPr>
             </w:pPr>
             <w:r>
               <w:rPr>
-                <w:rFonts w:ascii="Times New Roman" w:eastAsia="Times New Roman" w:hAnsi="Times New Roman" w:cs="Times New Roman"/>
-                <w:sz w:val="24"/>
-                <w:szCs w:val="24"/>
+                <w:rFonts w:eastAsia="Times New Roman" w:cstheme="minorHAnsi"/>
+                <w:sz w:val="30"/>
+                <w:szCs w:val="30"/>
                 <w:lang w:eastAsia="es-MX"/>
               </w:rPr>
               <w:t>Actualización del menú</w:t>
@@ -987,17 +1734,17 @@
           <w:p>
             <w:pPr>
               <w:rPr>
-                <w:rFonts w:ascii="Times New Roman" w:eastAsia="Times New Roman" w:hAnsi="Times New Roman" w:cs="Times New Roman"/>
-                <w:sz w:val="24"/>
-                <w:szCs w:val="24"/>
+                <w:rFonts w:eastAsia="Times New Roman" w:cstheme="minorHAnsi"/>
+                <w:sz w:val="30"/>
+                <w:szCs w:val="30"/>
                 <w:lang w:eastAsia="es-MX"/>
               </w:rPr>
             </w:pPr>
             <w:r>
               <w:rPr>
-                <w:rFonts w:ascii="Times New Roman" w:eastAsia="Times New Roman" w:hAnsi="Times New Roman" w:cs="Times New Roman"/>
-                <w:sz w:val="24"/>
-                <w:szCs w:val="24"/>
+                <w:rFonts w:eastAsia="Times New Roman" w:cstheme="minorHAnsi"/>
+                <w:sz w:val="30"/>
+                <w:szCs w:val="30"/>
                 <w:lang w:eastAsia="es-MX"/>
               </w:rPr>
               <w:t>—</w:t>
@@ -1012,28 +1759,28 @@
           <w:p>
             <w:pPr>
               <w:rPr>
-                <w:rFonts w:ascii="Times New Roman" w:eastAsia="Times New Roman" w:hAnsi="Times New Roman" w:cs="Times New Roman"/>
-                <w:sz w:val="24"/>
-                <w:szCs w:val="24"/>
+                <w:rFonts w:eastAsia="Times New Roman" w:cstheme="minorHAnsi"/>
+                <w:sz w:val="30"/>
+                <w:szCs w:val="30"/>
                 <w:lang w:eastAsia="es-MX"/>
               </w:rPr>
             </w:pPr>
             <w:r>
               <w:rPr>
-                <w:rFonts w:ascii="Times New Roman" w:eastAsia="Times New Roman" w:hAnsi="Times New Roman" w:cs="Times New Roman"/>
-                <w:sz w:val="24"/>
-                <w:szCs w:val="24"/>
+                <w:rFonts w:eastAsia="Times New Roman" w:cstheme="minorHAnsi"/>
+                <w:sz w:val="30"/>
+                <w:szCs w:val="30"/>
                 <w:lang w:eastAsia="es-MX"/>
               </w:rPr>
               <w:t xml:space="preserve">— </w:t>
             </w:r>
             <w:r>
               <w:rPr>
-                <w:rFonts w:ascii="Times New Roman" w:eastAsia="Times New Roman" w:hAnsi="Times New Roman" w:cs="Times New Roman"/>
+                <w:rFonts w:eastAsia="Times New Roman" w:cstheme="minorHAnsi"/>
                 <w:i/>
                 <w:iCs/>
-                <w:sz w:val="24"/>
-                <w:szCs w:val="24"/>
+                <w:sz w:val="30"/>
+                <w:szCs w:val="30"/>
                 <w:lang w:eastAsia="es-MX"/>
               </w:rPr>
               <w:t>(caso administrativo)</w:t>
@@ -1042,26 +1789,61 @@
         </w:tc>
       </w:tr>
     </w:tbl>
-    <w:p/>
     <w:p>
+      <w:pPr>
+        <w:rPr>
+          <w:rFonts w:cstheme="minorHAnsi"/>
+          <w:sz w:val="30"/>
+          <w:szCs w:val="30"/>
+        </w:rPr>
+      </w:pPr>
+    </w:p>
+    <w:p>
+      <w:pPr>
+        <w:rPr>
+          <w:rFonts w:cstheme="minorHAnsi"/>
+          <w:sz w:val="30"/>
+          <w:szCs w:val="30"/>
+        </w:rPr>
+      </w:pPr>
       <w:r>
         <w:rPr>
+          <w:rFonts w:cstheme="minorHAnsi"/>
+          <w:sz w:val="30"/>
+          <w:szCs w:val="30"/>
+        </w:rPr>
+        <w:br w:type="page"/>
+      </w:r>
+    </w:p>
+    <w:p>
+      <w:pPr>
+        <w:rPr>
+          <w:rFonts w:cstheme="minorHAnsi"/>
+          <w:sz w:val="30"/>
+          <w:szCs w:val="30"/>
+        </w:rPr>
+      </w:pPr>
+      <w:r>
+        <w:rPr>
+          <w:rFonts w:cstheme="minorHAnsi"/>
           <w:noProof/>
+          <w:sz w:val="30"/>
+          <w:szCs w:val="30"/>
         </w:rPr>
         <w:lastRenderedPageBreak/>
         <w:drawing>
-          <wp:anchor distT="0" distB="0" distL="114300" distR="114300" simplePos="0" relativeHeight="251658240" behindDoc="0" locked="0" layoutInCell="1" allowOverlap="1" wp14:anchorId="0D78C638">
+          <wp:anchor distT="0" distB="0" distL="114300" distR="114300" simplePos="0" relativeHeight="251660288" behindDoc="0" locked="0" layoutInCell="1" allowOverlap="1" wp14:anchorId="6347ECC0" wp14:editId="60925F04">
             <wp:simplePos x="0" y="0"/>
             <wp:positionH relativeFrom="margin">
-              <wp:posOffset>-889067</wp:posOffset>
+              <wp:align>center</wp:align>
             </wp:positionH>
             <wp:positionV relativeFrom="paragraph">
-              <wp:posOffset>4866384</wp:posOffset>
+              <wp:posOffset>2071279</wp:posOffset>
             </wp:positionV>
-            <wp:extent cx="7261007" cy="1494430"/>
+            <wp:extent cx="7225030" cy="2252980"/>
             <wp:effectExtent l="0" t="0" r="0" b="0"/>
-            <wp:wrapNone/>
-            <wp:docPr id="2" name="Imagen 2"/>
+            <wp:wrapTopAndBottom/>
+            <wp:docPr id="3" name="Imagen 3"/>
             <wp:cNvGraphicFramePr>
               <a:graphicFrameLocks xmlns:a="http://schemas.openxmlformats.org/drawingml/2006/main" noChangeAspect="1"/>
             </wp:cNvGraphicFramePr>
@@ -1073,7 +1855,7 @@
                     <pic:cNvPicPr/>
                   </pic:nvPicPr>
                   <pic:blipFill>
-                    <a:blip r:embed="rId5">
+                    <a:blip r:embed="rId8">
                       <a:extLst>
                         <a:ext uri="{28A0092B-C50C-407E-A947-70E740481C1C}">
                           <a14:useLocalDpi xmlns:a14="http://schemas.microsoft.com/office/drawing/2010/main" val="0"/>
@@ -1087,7 +1869,7 @@
                   <pic:spPr>
                     <a:xfrm>
                       <a:off x="0" y="0"/>
-                      <a:ext cx="7293406" cy="1501098"/>
+                      <a:ext cx="7225030" cy="2252980"/>
                     </a:xfrm>
                     <a:prstGeom prst="rect">
                       <a:avLst/>
@@ -1107,12 +1889,4437 @@
       </w:r>
       <w:r>
         <w:rPr>
+          <w:rFonts w:cstheme="minorHAnsi"/>
+          <w:b/>
           <w:noProof/>
+          <w:sz w:val="30"/>
+          <w:szCs w:val="30"/>
         </w:rPr>
         <w:drawing>
-          <wp:inline distT="0" distB="0" distL="0" distR="0">
+          <wp:anchor distT="0" distB="0" distL="114300" distR="114300" simplePos="0" relativeHeight="251658240" behindDoc="0" locked="0" layoutInCell="1" allowOverlap="1" wp14:anchorId="0D78C638" wp14:editId="02089DF8">
+            <wp:simplePos x="0" y="0"/>
+            <wp:positionH relativeFrom="margin">
+              <wp:align>center</wp:align>
+            </wp:positionH>
+            <wp:positionV relativeFrom="paragraph">
+              <wp:posOffset>405583</wp:posOffset>
+            </wp:positionV>
+            <wp:extent cx="7260590" cy="1494155"/>
+            <wp:effectExtent l="0" t="0" r="0" b="0"/>
+            <wp:wrapTopAndBottom/>
+            <wp:docPr id="2" name="Imagen 2"/>
+            <wp:cNvGraphicFramePr>
+              <a:graphicFrameLocks xmlns:a="http://schemas.openxmlformats.org/drawingml/2006/main" noChangeAspect="1"/>
+            </wp:cNvGraphicFramePr>
+            <a:graphic xmlns:a="http://schemas.openxmlformats.org/drawingml/2006/main">
+              <a:graphicData uri="http://schemas.openxmlformats.org/drawingml/2006/picture">
+                <pic:pic xmlns:pic="http://schemas.openxmlformats.org/drawingml/2006/picture">
+                  <pic:nvPicPr>
+                    <pic:cNvPr id="1" name=""/>
+                    <pic:cNvPicPr/>
+                  </pic:nvPicPr>
+                  <pic:blipFill>
+                    <a:blip r:embed="rId9">
+                      <a:extLst>
+                        <a:ext uri="{28A0092B-C50C-407E-A947-70E740481C1C}">
+                          <a14:useLocalDpi xmlns:a14="http://schemas.microsoft.com/office/drawing/2010/main" val="0"/>
+                        </a:ext>
+                      </a:extLst>
+                    </a:blip>
+                    <a:stretch>
+                      <a:fillRect/>
+                    </a:stretch>
+                  </pic:blipFill>
+                  <pic:spPr>
+                    <a:xfrm>
+                      <a:off x="0" y="0"/>
+                      <a:ext cx="7260590" cy="1494155"/>
+                    </a:xfrm>
+                    <a:prstGeom prst="rect">
+                      <a:avLst/>
+                    </a:prstGeom>
+                  </pic:spPr>
+                </pic:pic>
+              </a:graphicData>
+            </a:graphic>
+            <wp14:sizeRelH relativeFrom="page">
+              <wp14:pctWidth>0</wp14:pctWidth>
+            </wp14:sizeRelH>
+            <wp14:sizeRelV relativeFrom="page">
+              <wp14:pctHeight>0</wp14:pctHeight>
+            </wp14:sizeRelV>
+          </wp:anchor>
+        </w:drawing>
+      </w:r>
+      <w:r>
+        <w:rPr>
+          <w:rFonts w:cstheme="minorHAnsi"/>
+          <w:b/>
+          <w:sz w:val="30"/>
+          <w:szCs w:val="30"/>
+        </w:rPr>
+        <w:t xml:space="preserve">Captura de la </w:t>
+      </w:r>
+      <w:r>
+        <w:rPr>
+          <w:rFonts w:cstheme="minorHAnsi"/>
+          <w:b/>
+          <w:sz w:val="30"/>
+          <w:szCs w:val="30"/>
+        </w:rPr>
+        <w:t>información</w:t>
+      </w:r>
+      <w:r>
+        <w:rPr>
+          <w:rFonts w:cstheme="minorHAnsi"/>
+          <w:b/>
+          <w:sz w:val="30"/>
+          <w:szCs w:val="30"/>
+        </w:rPr>
+        <w:t xml:space="preserve"> de cambio de versión.</w:t>
+      </w:r>
+    </w:p>
+    <w:p>
+      <w:pPr>
+        <w:rPr>
+          <w:rFonts w:cstheme="minorHAnsi"/>
+          <w:sz w:val="30"/>
+          <w:szCs w:val="30"/>
+        </w:rPr>
+      </w:pPr>
+      <w:r>
+        <w:rPr>
+          <w:rFonts w:cstheme="minorHAnsi"/>
+          <w:noProof/>
+          <w:sz w:val="30"/>
+          <w:szCs w:val="30"/>
+        </w:rPr>
+        <w:lastRenderedPageBreak/>
+        <w:drawing>
+          <wp:inline distT="0" distB="0" distL="0" distR="0" wp14:anchorId="0DB92EB8" wp14:editId="5E10055E">
+            <wp:extent cx="5612130" cy="5451475"/>
+            <wp:effectExtent l="0" t="0" r="7620" b="0"/>
+            <wp:docPr id="4" name="Imagen 4"/>
+            <wp:cNvGraphicFramePr>
+              <a:graphicFrameLocks xmlns:a="http://schemas.openxmlformats.org/drawingml/2006/main" noChangeAspect="1"/>
+            </wp:cNvGraphicFramePr>
+            <a:graphic xmlns:a="http://schemas.openxmlformats.org/drawingml/2006/main">
+              <a:graphicData uri="http://schemas.openxmlformats.org/drawingml/2006/picture">
+                <pic:pic xmlns:pic="http://schemas.openxmlformats.org/drawingml/2006/picture">
+                  <pic:nvPicPr>
+                    <pic:cNvPr id="1" name=""/>
+                    <pic:cNvPicPr/>
+                  </pic:nvPicPr>
+                  <pic:blipFill>
+                    <a:blip r:embed="rId10"/>
+                    <a:stretch>
+                      <a:fillRect/>
+                    </a:stretch>
+                  </pic:blipFill>
+                  <pic:spPr>
+                    <a:xfrm>
+                      <a:off x="0" y="0"/>
+                      <a:ext cx="5612130" cy="5451475"/>
+                    </a:xfrm>
+                    <a:prstGeom prst="rect">
+                      <a:avLst/>
+                    </a:prstGeom>
+                  </pic:spPr>
+                </pic:pic>
+              </a:graphicData>
+            </a:graphic>
+          </wp:inline>
+        </w:drawing>
+      </w:r>
+    </w:p>
+    <w:p>
+      <w:pPr>
+        <w:rPr>
+          <w:rFonts w:cstheme="minorHAnsi"/>
+          <w:sz w:val="30"/>
+          <w:szCs w:val="30"/>
+        </w:rPr>
+      </w:pPr>
+      <w:r>
+        <w:rPr>
+          <w:rFonts w:cstheme="minorHAnsi"/>
+          <w:sz w:val="30"/>
+          <w:szCs w:val="30"/>
+        </w:rPr>
+        <w:br w:type="page"/>
+      </w:r>
+    </w:p>
+    <w:p>
+      <w:pPr>
+        <w:rPr>
+          <w:rFonts w:cstheme="minorHAnsi"/>
+          <w:b/>
+          <w:sz w:val="30"/>
+          <w:szCs w:val="30"/>
+        </w:rPr>
+      </w:pPr>
+      <w:r>
+        <w:rPr>
+          <w:rFonts w:cstheme="minorHAnsi"/>
+          <w:noProof/>
+          <w:sz w:val="30"/>
+          <w:szCs w:val="30"/>
+        </w:rPr>
+        <w:lastRenderedPageBreak/>
+        <w:drawing>
+          <wp:anchor distT="0" distB="0" distL="114300" distR="114300" simplePos="0" relativeHeight="251659264" behindDoc="0" locked="0" layoutInCell="1" allowOverlap="1" wp14:anchorId="44048777" wp14:editId="27B598AC">
+            <wp:simplePos x="0" y="0"/>
+            <wp:positionH relativeFrom="column">
+              <wp:posOffset>-56243</wp:posOffset>
+            </wp:positionH>
+            <wp:positionV relativeFrom="paragraph">
+              <wp:posOffset>427718</wp:posOffset>
+            </wp:positionV>
+            <wp:extent cx="5612130" cy="1460500"/>
+            <wp:effectExtent l="0" t="0" r="7620" b="6350"/>
+            <wp:wrapTopAndBottom/>
+            <wp:docPr id="5" name="Imagen 5"/>
+            <wp:cNvGraphicFramePr>
+              <a:graphicFrameLocks xmlns:a="http://schemas.openxmlformats.org/drawingml/2006/main" noChangeAspect="1"/>
+            </wp:cNvGraphicFramePr>
+            <a:graphic xmlns:a="http://schemas.openxmlformats.org/drawingml/2006/main">
+              <a:graphicData uri="http://schemas.openxmlformats.org/drawingml/2006/picture">
+                <pic:pic xmlns:pic="http://schemas.openxmlformats.org/drawingml/2006/picture">
+                  <pic:nvPicPr>
+                    <pic:cNvPr id="1" name=""/>
+                    <pic:cNvPicPr/>
+                  </pic:nvPicPr>
+                  <pic:blipFill>
+                    <a:blip r:embed="rId11">
+                      <a:extLst>
+                        <a:ext uri="{28A0092B-C50C-407E-A947-70E740481C1C}">
+                          <a14:useLocalDpi xmlns:a14="http://schemas.microsoft.com/office/drawing/2010/main" val="0"/>
+                        </a:ext>
+                      </a:extLst>
+                    </a:blip>
+                    <a:stretch>
+                      <a:fillRect/>
+                    </a:stretch>
+                  </pic:blipFill>
+                  <pic:spPr>
+                    <a:xfrm>
+                      <a:off x="0" y="0"/>
+                      <a:ext cx="5612130" cy="1460500"/>
+                    </a:xfrm>
+                    <a:prstGeom prst="rect">
+                      <a:avLst/>
+                    </a:prstGeom>
+                  </pic:spPr>
+                </pic:pic>
+              </a:graphicData>
+            </a:graphic>
+            <wp14:sizeRelH relativeFrom="page">
+              <wp14:pctWidth>0</wp14:pctWidth>
+            </wp14:sizeRelH>
+            <wp14:sizeRelV relativeFrom="page">
+              <wp14:pctHeight>0</wp14:pctHeight>
+            </wp14:sizeRelV>
+          </wp:anchor>
+        </w:drawing>
+      </w:r>
+      <w:r>
+        <w:rPr>
+          <w:rFonts w:cstheme="minorHAnsi"/>
+          <w:sz w:val="30"/>
+          <w:szCs w:val="30"/>
+        </w:rPr>
+        <w:t>V</w:t>
+      </w:r>
+      <w:r>
+        <w:rPr>
+          <w:rFonts w:cstheme="minorHAnsi"/>
+          <w:b/>
+          <w:sz w:val="30"/>
+          <w:szCs w:val="30"/>
+        </w:rPr>
+        <w:t xml:space="preserve">ista del proyecto en </w:t>
+      </w:r>
+      <w:r>
+        <w:rPr>
+          <w:rFonts w:cstheme="minorHAnsi"/>
+          <w:b/>
+          <w:sz w:val="30"/>
+          <w:szCs w:val="30"/>
+        </w:rPr>
+        <w:t>GitHub</w:t>
+      </w:r>
+      <w:r>
+        <w:rPr>
+          <w:rFonts w:cstheme="minorHAnsi"/>
+          <w:b/>
+          <w:sz w:val="30"/>
+          <w:szCs w:val="30"/>
+        </w:rPr>
+        <w:t xml:space="preserve"> después de cargar las modificaciones. </w:t>
+      </w:r>
+    </w:p>
+    <w:p>
+      <w:pPr>
+        <w:rPr>
+          <w:rFonts w:cstheme="minorHAnsi"/>
+          <w:sz w:val="30"/>
+          <w:szCs w:val="30"/>
+        </w:rPr>
+      </w:pPr>
+    </w:p>
+    <w:p>
+      <w:pPr>
+        <w:rPr>
+          <w:rFonts w:cstheme="minorHAnsi"/>
+          <w:b/>
+          <w:sz w:val="30"/>
+          <w:szCs w:val="30"/>
+        </w:rPr>
+      </w:pPr>
+      <w:r>
+        <w:rPr>
+          <w:rFonts w:cstheme="minorHAnsi"/>
+          <w:b/>
+          <w:sz w:val="30"/>
+          <w:szCs w:val="30"/>
+        </w:rPr>
+        <w:t>Propósito del proyecto:</w:t>
+      </w:r>
+    </w:p>
+    <w:p>
+      <w:pPr>
+        <w:rPr>
+          <w:rFonts w:cstheme="minorHAnsi"/>
+          <w:sz w:val="30"/>
+          <w:szCs w:val="30"/>
+        </w:rPr>
+      </w:pPr>
+      <w:r>
+        <w:rPr>
+          <w:rFonts w:cstheme="minorHAnsi"/>
+          <w:sz w:val="30"/>
+          <w:szCs w:val="30"/>
+        </w:rPr>
+        <w:t>El propósito del proyecto FoodFlash es desarrollar una aplicación web para la gestión de pedidos de comida rápida, permitiendo a los usuarios visualizar el menú del restaurante, personalizar sus pedidos, realizar pagos en línea y hacer seguimiento del estado de entrega en tiempo real. Además, el sistema busca optimizar los procesos internos del restaurante mediante la administración eficiente de pedidos, la actualización dinámica del menú y la interacción con el personal de entrega.</w:t>
+      </w:r>
+    </w:p>
+    <w:p>
+      <w:pPr>
+        <w:rPr>
+          <w:rFonts w:cstheme="minorHAnsi"/>
+          <w:sz w:val="30"/>
+          <w:szCs w:val="30"/>
+        </w:rPr>
+      </w:pPr>
+    </w:p>
+    <w:p>
+      <w:pPr>
+        <w:rPr>
+          <w:rFonts w:cstheme="minorHAnsi"/>
+          <w:b/>
+          <w:sz w:val="30"/>
+          <w:szCs w:val="30"/>
+        </w:rPr>
+      </w:pPr>
+      <w:r>
+        <w:rPr>
+          <w:rFonts w:cstheme="minorHAnsi"/>
+          <w:b/>
+          <w:sz w:val="30"/>
+          <w:szCs w:val="30"/>
+        </w:rPr>
+        <w:t>Descripción genera:</w:t>
+      </w:r>
+    </w:p>
+    <w:p>
+      <w:pPr>
+        <w:rPr>
+          <w:rFonts w:cstheme="minorHAnsi"/>
+          <w:sz w:val="30"/>
+          <w:szCs w:val="30"/>
+        </w:rPr>
+      </w:pPr>
+      <w:r>
+        <w:rPr>
+          <w:rFonts w:cstheme="minorHAnsi"/>
+          <w:sz w:val="30"/>
+          <w:szCs w:val="30"/>
+        </w:rPr>
+        <w:t>FoodFlash es una plataforma digital que facilita la compra y entrega de alimentos desde un restaurante. Los clientes pueden registrarse, iniciar sesión, revisar el menú actualizado, seleccionar productos, personalizar sus pedidos, diligenciar datos de envío y realizar pagos de forma segura. El sistema también cuenta con funciones para la gestión interna del restaurante, como la administración del menú, recepción y control de pedidos, y comunicación con los repartidores. Su objetivo principal es ofrecer una experiencia rápida, intuitiva y eficiente tanto para los clientes como para el personal operativo.</w:t>
+      </w:r>
+    </w:p>
+    <w:p>
+      <w:pPr>
+        <w:rPr>
+          <w:rFonts w:cstheme="minorHAnsi"/>
+          <w:b/>
+          <w:sz w:val="30"/>
+          <w:szCs w:val="30"/>
+        </w:rPr>
+      </w:pPr>
+      <w:r>
+        <w:rPr>
+          <w:rFonts w:cstheme="minorHAnsi"/>
+          <w:b/>
+          <w:sz w:val="30"/>
+          <w:szCs w:val="30"/>
+        </w:rPr>
+        <w:t xml:space="preserve">Requerimiento funcionales y no funcionales. </w:t>
+      </w:r>
+    </w:p>
+    <w:tbl>
+      <w:tblPr>
+        <w:tblStyle w:val="Tablaconcuadrcula"/>
+        <w:tblW w:w="10661" w:type="dxa"/>
+        <w:tblInd w:w="-1168" w:type="dxa"/>
+        <w:tblLook w:val="04A0" w:firstRow="1" w:lastRow="0" w:firstColumn="1" w:lastColumn="0" w:noHBand="0" w:noVBand="1"/>
+      </w:tblPr>
+      <w:tblGrid>
+        <w:gridCol w:w="1854"/>
+        <w:gridCol w:w="3899"/>
+        <w:gridCol w:w="1929"/>
+        <w:gridCol w:w="2979"/>
+      </w:tblGrid>
+      <w:tr>
+        <w:tc>
+          <w:tcPr>
+            <w:tcW w:w="1891" w:type="dxa"/>
+          </w:tcPr>
+          <w:p>
+            <w:pPr>
+              <w:pStyle w:val="Ttulo1"/>
+              <w:tabs>
+                <w:tab w:val="left" w:pos="257"/>
+              </w:tabs>
+              <w:ind w:left="0" w:firstLine="0"/>
+              <w:outlineLvl w:val="0"/>
+              <w:rPr>
+                <w:rFonts w:asciiTheme="minorHAnsi" w:hAnsiTheme="minorHAnsi" w:cstheme="minorHAnsi"/>
+                <w:sz w:val="30"/>
+                <w:szCs w:val="30"/>
+              </w:rPr>
+            </w:pPr>
+            <w:r>
+              <w:rPr>
+                <w:rFonts w:asciiTheme="minorHAnsi" w:hAnsiTheme="minorHAnsi" w:cstheme="minorHAnsi"/>
+                <w:sz w:val="30"/>
+                <w:szCs w:val="30"/>
+              </w:rPr>
+              <w:lastRenderedPageBreak/>
+              <w:t>N° Requisitos funcionales</w:t>
+            </w:r>
+          </w:p>
+        </w:tc>
+        <w:tc>
+          <w:tcPr>
+            <w:tcW w:w="4039" w:type="dxa"/>
+          </w:tcPr>
+          <w:p>
+            <w:pPr>
+              <w:pStyle w:val="Ttulo1"/>
+              <w:tabs>
+                <w:tab w:val="left" w:pos="257"/>
+              </w:tabs>
+              <w:ind w:left="0" w:firstLine="0"/>
+              <w:outlineLvl w:val="0"/>
+              <w:rPr>
+                <w:rFonts w:asciiTheme="minorHAnsi" w:hAnsiTheme="minorHAnsi" w:cstheme="minorHAnsi"/>
+                <w:sz w:val="30"/>
+                <w:szCs w:val="30"/>
+              </w:rPr>
+            </w:pPr>
+            <w:r>
+              <w:rPr>
+                <w:rFonts w:asciiTheme="minorHAnsi" w:hAnsiTheme="minorHAnsi" w:cstheme="minorHAnsi"/>
+                <w:sz w:val="30"/>
+                <w:szCs w:val="30"/>
+              </w:rPr>
+              <w:t>Requisitos funcionales</w:t>
+            </w:r>
+          </w:p>
+        </w:tc>
+        <w:tc>
+          <w:tcPr>
+            <w:tcW w:w="1587" w:type="dxa"/>
+          </w:tcPr>
+          <w:p>
+            <w:pPr>
+              <w:pStyle w:val="Ttulo1"/>
+              <w:tabs>
+                <w:tab w:val="left" w:pos="257"/>
+              </w:tabs>
+              <w:ind w:left="0" w:firstLine="0"/>
+              <w:outlineLvl w:val="0"/>
+              <w:rPr>
+                <w:rFonts w:asciiTheme="minorHAnsi" w:hAnsiTheme="minorHAnsi" w:cstheme="minorHAnsi"/>
+                <w:sz w:val="30"/>
+                <w:szCs w:val="30"/>
+              </w:rPr>
+            </w:pPr>
+            <w:r>
+              <w:rPr>
+                <w:rFonts w:asciiTheme="minorHAnsi" w:hAnsiTheme="minorHAnsi" w:cstheme="minorHAnsi"/>
+                <w:sz w:val="30"/>
+                <w:szCs w:val="30"/>
+              </w:rPr>
+              <w:t>Categoría</w:t>
+            </w:r>
+          </w:p>
+        </w:tc>
+        <w:tc>
+          <w:tcPr>
+            <w:tcW w:w="3144" w:type="dxa"/>
+          </w:tcPr>
+          <w:p>
+            <w:pPr>
+              <w:pStyle w:val="Ttulo1"/>
+              <w:tabs>
+                <w:tab w:val="left" w:pos="257"/>
+              </w:tabs>
+              <w:ind w:left="0" w:firstLine="0"/>
+              <w:outlineLvl w:val="0"/>
+              <w:rPr>
+                <w:rFonts w:asciiTheme="minorHAnsi" w:hAnsiTheme="minorHAnsi" w:cstheme="minorHAnsi"/>
+                <w:sz w:val="30"/>
+                <w:szCs w:val="30"/>
+              </w:rPr>
+            </w:pPr>
+            <w:r>
+              <w:rPr>
+                <w:rFonts w:asciiTheme="minorHAnsi" w:hAnsiTheme="minorHAnsi" w:cstheme="minorHAnsi"/>
+                <w:sz w:val="30"/>
+                <w:szCs w:val="30"/>
+              </w:rPr>
+              <w:t>Nivel de prioridad</w:t>
+            </w:r>
+          </w:p>
+        </w:tc>
+      </w:tr>
+      <w:tr>
+        <w:tc>
+          <w:tcPr>
+            <w:tcW w:w="1891" w:type="dxa"/>
+          </w:tcPr>
+          <w:p>
+            <w:pPr>
+              <w:pStyle w:val="Ttulo1"/>
+              <w:tabs>
+                <w:tab w:val="left" w:pos="257"/>
+              </w:tabs>
+              <w:ind w:left="0" w:firstLine="0"/>
+              <w:outlineLvl w:val="0"/>
+              <w:rPr>
+                <w:rFonts w:asciiTheme="minorHAnsi" w:hAnsiTheme="minorHAnsi" w:cstheme="minorHAnsi"/>
+                <w:b w:val="0"/>
+                <w:sz w:val="30"/>
+                <w:szCs w:val="30"/>
+              </w:rPr>
+            </w:pPr>
+            <w:r>
+              <w:rPr>
+                <w:rFonts w:asciiTheme="minorHAnsi" w:hAnsiTheme="minorHAnsi" w:cstheme="minorHAnsi"/>
+                <w:b w:val="0"/>
+                <w:sz w:val="30"/>
+                <w:szCs w:val="30"/>
+              </w:rPr>
+              <w:t>1RF</w:t>
+            </w:r>
+          </w:p>
+        </w:tc>
+        <w:tc>
+          <w:tcPr>
+            <w:tcW w:w="4039" w:type="dxa"/>
+          </w:tcPr>
+          <w:p>
+            <w:pPr>
+              <w:pStyle w:val="Ttulo1"/>
+              <w:tabs>
+                <w:tab w:val="left" w:pos="257"/>
+              </w:tabs>
+              <w:ind w:left="0" w:firstLine="0"/>
+              <w:outlineLvl w:val="0"/>
+              <w:rPr>
+                <w:rFonts w:asciiTheme="minorHAnsi" w:hAnsiTheme="minorHAnsi" w:cstheme="minorHAnsi"/>
+                <w:b w:val="0"/>
+                <w:sz w:val="30"/>
+                <w:szCs w:val="30"/>
+              </w:rPr>
+            </w:pPr>
+            <w:r>
+              <w:rPr>
+                <w:rFonts w:asciiTheme="minorHAnsi" w:hAnsiTheme="minorHAnsi" w:cstheme="minorHAnsi"/>
+                <w:b w:val="0"/>
+                <w:sz w:val="30"/>
+                <w:szCs w:val="30"/>
+              </w:rPr>
+              <w:t>El sistema deberá permitir que el usuario consulte el menú actualizado con precios y descripciones de cada plato.</w:t>
+            </w:r>
+          </w:p>
+        </w:tc>
+        <w:tc>
+          <w:tcPr>
+            <w:tcW w:w="1587" w:type="dxa"/>
+          </w:tcPr>
+          <w:p>
+            <w:pPr>
+              <w:pStyle w:val="Ttulo1"/>
+              <w:tabs>
+                <w:tab w:val="left" w:pos="257"/>
+              </w:tabs>
+              <w:ind w:left="0" w:firstLine="0"/>
+              <w:outlineLvl w:val="0"/>
+              <w:rPr>
+                <w:rFonts w:asciiTheme="minorHAnsi" w:hAnsiTheme="minorHAnsi" w:cstheme="minorHAnsi"/>
+                <w:b w:val="0"/>
+                <w:sz w:val="30"/>
+                <w:szCs w:val="30"/>
+              </w:rPr>
+            </w:pPr>
+            <w:r>
+              <w:rPr>
+                <w:rFonts w:asciiTheme="minorHAnsi" w:hAnsiTheme="minorHAnsi" w:cstheme="minorHAnsi"/>
+                <w:b w:val="0"/>
+                <w:sz w:val="30"/>
+                <w:szCs w:val="30"/>
+              </w:rPr>
+              <w:t>Mostrar Menú</w:t>
+            </w:r>
+          </w:p>
+        </w:tc>
+        <w:tc>
+          <w:tcPr>
+            <w:tcW w:w="3144" w:type="dxa"/>
+          </w:tcPr>
+          <w:p>
+            <w:pPr>
+              <w:pStyle w:val="Ttulo1"/>
+              <w:tabs>
+                <w:tab w:val="left" w:pos="257"/>
+              </w:tabs>
+              <w:ind w:left="0" w:firstLine="0"/>
+              <w:outlineLvl w:val="0"/>
+              <w:rPr>
+                <w:rFonts w:asciiTheme="minorHAnsi" w:hAnsiTheme="minorHAnsi" w:cstheme="minorHAnsi"/>
+                <w:color w:val="2E74B5" w:themeColor="accent5" w:themeShade="BF"/>
+                <w:sz w:val="30"/>
+                <w:szCs w:val="30"/>
+              </w:rPr>
+            </w:pPr>
+            <w:r>
+              <w:rPr>
+                <w:rFonts w:asciiTheme="minorHAnsi" w:hAnsiTheme="minorHAnsi" w:cstheme="minorHAnsi"/>
+                <w:color w:val="2E74B5" w:themeColor="accent5" w:themeShade="BF"/>
+                <w:sz w:val="30"/>
+                <w:szCs w:val="30"/>
+              </w:rPr>
+              <w:t>Implementado</w:t>
+            </w:r>
+          </w:p>
+        </w:tc>
+      </w:tr>
+      <w:tr>
+        <w:tc>
+          <w:tcPr>
+            <w:tcW w:w="1891" w:type="dxa"/>
+          </w:tcPr>
+          <w:p>
+            <w:pPr>
+              <w:pStyle w:val="Ttulo1"/>
+              <w:tabs>
+                <w:tab w:val="left" w:pos="257"/>
+              </w:tabs>
+              <w:ind w:left="0" w:firstLine="0"/>
+              <w:outlineLvl w:val="0"/>
+              <w:rPr>
+                <w:rFonts w:asciiTheme="minorHAnsi" w:hAnsiTheme="minorHAnsi" w:cstheme="minorHAnsi"/>
+                <w:b w:val="0"/>
+                <w:sz w:val="30"/>
+                <w:szCs w:val="30"/>
+              </w:rPr>
+            </w:pPr>
+            <w:r>
+              <w:rPr>
+                <w:rFonts w:asciiTheme="minorHAnsi" w:hAnsiTheme="minorHAnsi" w:cstheme="minorHAnsi"/>
+                <w:b w:val="0"/>
+                <w:sz w:val="30"/>
+                <w:szCs w:val="30"/>
+              </w:rPr>
+              <w:t>2RF</w:t>
+            </w:r>
+          </w:p>
+        </w:tc>
+        <w:tc>
+          <w:tcPr>
+            <w:tcW w:w="4039" w:type="dxa"/>
+          </w:tcPr>
+          <w:p>
+            <w:pPr>
+              <w:pStyle w:val="Ttulo1"/>
+              <w:tabs>
+                <w:tab w:val="left" w:pos="257"/>
+              </w:tabs>
+              <w:ind w:left="0" w:firstLine="0"/>
+              <w:outlineLvl w:val="0"/>
+              <w:rPr>
+                <w:rFonts w:asciiTheme="minorHAnsi" w:hAnsiTheme="minorHAnsi" w:cstheme="minorHAnsi"/>
+                <w:b w:val="0"/>
+                <w:sz w:val="30"/>
+                <w:szCs w:val="30"/>
+              </w:rPr>
+            </w:pPr>
+            <w:r>
+              <w:rPr>
+                <w:rFonts w:asciiTheme="minorHAnsi" w:hAnsiTheme="minorHAnsi" w:cstheme="minorHAnsi"/>
+                <w:b w:val="0"/>
+                <w:sz w:val="30"/>
+                <w:szCs w:val="30"/>
+              </w:rPr>
+              <w:t>El</w:t>
+            </w:r>
+            <w:r>
+              <w:rPr>
+                <w:rFonts w:asciiTheme="minorHAnsi" w:hAnsiTheme="minorHAnsi" w:cstheme="minorHAnsi"/>
+                <w:b w:val="0"/>
+                <w:spacing w:val="-3"/>
+                <w:sz w:val="30"/>
+                <w:szCs w:val="30"/>
+              </w:rPr>
+              <w:t xml:space="preserve"> </w:t>
+            </w:r>
+            <w:r>
+              <w:rPr>
+                <w:rFonts w:asciiTheme="minorHAnsi" w:hAnsiTheme="minorHAnsi" w:cstheme="minorHAnsi"/>
+                <w:b w:val="0"/>
+                <w:sz w:val="30"/>
+                <w:szCs w:val="30"/>
+              </w:rPr>
+              <w:t>sistema</w:t>
+            </w:r>
+            <w:r>
+              <w:rPr>
+                <w:rFonts w:asciiTheme="minorHAnsi" w:hAnsiTheme="minorHAnsi" w:cstheme="minorHAnsi"/>
+                <w:b w:val="0"/>
+                <w:spacing w:val="-3"/>
+                <w:sz w:val="30"/>
+                <w:szCs w:val="30"/>
+              </w:rPr>
+              <w:t xml:space="preserve"> </w:t>
+            </w:r>
+            <w:r>
+              <w:rPr>
+                <w:rFonts w:asciiTheme="minorHAnsi" w:hAnsiTheme="minorHAnsi" w:cstheme="minorHAnsi"/>
+                <w:b w:val="0"/>
+                <w:sz w:val="30"/>
+                <w:szCs w:val="30"/>
+              </w:rPr>
+              <w:t>deberá</w:t>
+            </w:r>
+            <w:r>
+              <w:rPr>
+                <w:rFonts w:asciiTheme="minorHAnsi" w:hAnsiTheme="minorHAnsi" w:cstheme="minorHAnsi"/>
+                <w:b w:val="0"/>
+                <w:spacing w:val="-3"/>
+                <w:sz w:val="30"/>
+                <w:szCs w:val="30"/>
+              </w:rPr>
+              <w:t xml:space="preserve"> </w:t>
+            </w:r>
+            <w:r>
+              <w:rPr>
+                <w:rFonts w:asciiTheme="minorHAnsi" w:hAnsiTheme="minorHAnsi" w:cstheme="minorHAnsi"/>
+                <w:b w:val="0"/>
+                <w:sz w:val="30"/>
+                <w:szCs w:val="30"/>
+              </w:rPr>
+              <w:t>permitir</w:t>
+            </w:r>
+            <w:r>
+              <w:rPr>
+                <w:rFonts w:asciiTheme="minorHAnsi" w:hAnsiTheme="minorHAnsi" w:cstheme="minorHAnsi"/>
+                <w:b w:val="0"/>
+                <w:spacing w:val="-4"/>
+                <w:sz w:val="30"/>
+                <w:szCs w:val="30"/>
+              </w:rPr>
+              <w:t xml:space="preserve"> </w:t>
+            </w:r>
+            <w:r>
+              <w:rPr>
+                <w:rFonts w:asciiTheme="minorHAnsi" w:hAnsiTheme="minorHAnsi" w:cstheme="minorHAnsi"/>
+                <w:b w:val="0"/>
+                <w:sz w:val="30"/>
+                <w:szCs w:val="30"/>
+              </w:rPr>
+              <w:t>que</w:t>
+            </w:r>
+            <w:r>
+              <w:rPr>
+                <w:rFonts w:asciiTheme="minorHAnsi" w:hAnsiTheme="minorHAnsi" w:cstheme="minorHAnsi"/>
+                <w:b w:val="0"/>
+                <w:spacing w:val="-3"/>
+                <w:sz w:val="30"/>
+                <w:szCs w:val="30"/>
+              </w:rPr>
+              <w:t xml:space="preserve"> </w:t>
+            </w:r>
+            <w:r>
+              <w:rPr>
+                <w:rFonts w:asciiTheme="minorHAnsi" w:hAnsiTheme="minorHAnsi" w:cstheme="minorHAnsi"/>
+                <w:b w:val="0"/>
+                <w:sz w:val="30"/>
+                <w:szCs w:val="30"/>
+              </w:rPr>
+              <w:t>el</w:t>
+            </w:r>
+            <w:r>
+              <w:rPr>
+                <w:rFonts w:asciiTheme="minorHAnsi" w:hAnsiTheme="minorHAnsi" w:cstheme="minorHAnsi"/>
+                <w:b w:val="0"/>
+                <w:spacing w:val="-4"/>
+                <w:sz w:val="30"/>
+                <w:szCs w:val="30"/>
+              </w:rPr>
+              <w:t xml:space="preserve"> </w:t>
+            </w:r>
+            <w:r>
+              <w:rPr>
+                <w:rFonts w:asciiTheme="minorHAnsi" w:hAnsiTheme="minorHAnsi" w:cstheme="minorHAnsi"/>
+                <w:b w:val="0"/>
+                <w:sz w:val="30"/>
+                <w:szCs w:val="30"/>
+              </w:rPr>
+              <w:t>usuario</w:t>
+            </w:r>
+            <w:r>
+              <w:rPr>
+                <w:rFonts w:asciiTheme="minorHAnsi" w:hAnsiTheme="minorHAnsi" w:cstheme="minorHAnsi"/>
+                <w:b w:val="0"/>
+                <w:spacing w:val="-3"/>
+                <w:sz w:val="30"/>
+                <w:szCs w:val="30"/>
+              </w:rPr>
+              <w:t xml:space="preserve"> </w:t>
+            </w:r>
+            <w:r>
+              <w:rPr>
+                <w:rFonts w:asciiTheme="minorHAnsi" w:hAnsiTheme="minorHAnsi" w:cstheme="minorHAnsi"/>
+                <w:b w:val="0"/>
+                <w:sz w:val="30"/>
+                <w:szCs w:val="30"/>
+              </w:rPr>
+              <w:t>realice</w:t>
+            </w:r>
+            <w:r>
+              <w:rPr>
+                <w:rFonts w:asciiTheme="minorHAnsi" w:hAnsiTheme="minorHAnsi" w:cstheme="minorHAnsi"/>
+                <w:b w:val="0"/>
+                <w:spacing w:val="-3"/>
+                <w:sz w:val="30"/>
+                <w:szCs w:val="30"/>
+              </w:rPr>
+              <w:t xml:space="preserve"> </w:t>
+            </w:r>
+            <w:r>
+              <w:rPr>
+                <w:rFonts w:asciiTheme="minorHAnsi" w:hAnsiTheme="minorHAnsi" w:cstheme="minorHAnsi"/>
+                <w:b w:val="0"/>
+                <w:sz w:val="30"/>
+                <w:szCs w:val="30"/>
+              </w:rPr>
+              <w:t>pedidos</w:t>
+            </w:r>
+            <w:r>
+              <w:rPr>
+                <w:rFonts w:asciiTheme="minorHAnsi" w:hAnsiTheme="minorHAnsi" w:cstheme="minorHAnsi"/>
+                <w:b w:val="0"/>
+                <w:spacing w:val="-2"/>
+                <w:sz w:val="30"/>
+                <w:szCs w:val="30"/>
+              </w:rPr>
+              <w:t xml:space="preserve"> </w:t>
+            </w:r>
+            <w:r>
+              <w:rPr>
+                <w:rFonts w:asciiTheme="minorHAnsi" w:hAnsiTheme="minorHAnsi" w:cstheme="minorHAnsi"/>
+                <w:b w:val="0"/>
+                <w:sz w:val="30"/>
+                <w:szCs w:val="30"/>
+              </w:rPr>
+              <w:t>en</w:t>
+            </w:r>
+            <w:r>
+              <w:rPr>
+                <w:rFonts w:asciiTheme="minorHAnsi" w:hAnsiTheme="minorHAnsi" w:cstheme="minorHAnsi"/>
+                <w:b w:val="0"/>
+                <w:spacing w:val="-4"/>
+                <w:sz w:val="30"/>
+                <w:szCs w:val="30"/>
+              </w:rPr>
+              <w:t xml:space="preserve"> </w:t>
+            </w:r>
+            <w:r>
+              <w:rPr>
+                <w:rFonts w:asciiTheme="minorHAnsi" w:hAnsiTheme="minorHAnsi" w:cstheme="minorHAnsi"/>
+                <w:b w:val="0"/>
+                <w:sz w:val="30"/>
+                <w:szCs w:val="30"/>
+              </w:rPr>
+              <w:t>línea</w:t>
+            </w:r>
+            <w:r>
+              <w:rPr>
+                <w:rFonts w:asciiTheme="minorHAnsi" w:hAnsiTheme="minorHAnsi" w:cstheme="minorHAnsi"/>
+                <w:b w:val="0"/>
+                <w:spacing w:val="-3"/>
+                <w:sz w:val="30"/>
+                <w:szCs w:val="30"/>
+              </w:rPr>
+              <w:t xml:space="preserve"> </w:t>
+            </w:r>
+            <w:r>
+              <w:rPr>
+                <w:rFonts w:asciiTheme="minorHAnsi" w:hAnsiTheme="minorHAnsi" w:cstheme="minorHAnsi"/>
+                <w:b w:val="0"/>
+                <w:sz w:val="30"/>
+                <w:szCs w:val="30"/>
+              </w:rPr>
+              <w:t>seleccionando</w:t>
+            </w:r>
+            <w:r>
+              <w:rPr>
+                <w:rFonts w:asciiTheme="minorHAnsi" w:hAnsiTheme="minorHAnsi" w:cstheme="minorHAnsi"/>
+                <w:b w:val="0"/>
+                <w:spacing w:val="-3"/>
+                <w:sz w:val="30"/>
+                <w:szCs w:val="30"/>
+              </w:rPr>
+              <w:t xml:space="preserve"> </w:t>
+            </w:r>
+            <w:r>
+              <w:rPr>
+                <w:rFonts w:asciiTheme="minorHAnsi" w:hAnsiTheme="minorHAnsi" w:cstheme="minorHAnsi"/>
+                <w:b w:val="0"/>
+                <w:sz w:val="30"/>
+                <w:szCs w:val="30"/>
+              </w:rPr>
+              <w:t>uno</w:t>
+            </w:r>
+            <w:r>
+              <w:rPr>
+                <w:rFonts w:asciiTheme="minorHAnsi" w:hAnsiTheme="minorHAnsi" w:cstheme="minorHAnsi"/>
+                <w:b w:val="0"/>
+                <w:spacing w:val="-4"/>
+                <w:sz w:val="30"/>
+                <w:szCs w:val="30"/>
+              </w:rPr>
+              <w:t xml:space="preserve"> </w:t>
+            </w:r>
+            <w:r>
+              <w:rPr>
+                <w:rFonts w:asciiTheme="minorHAnsi" w:hAnsiTheme="minorHAnsi" w:cstheme="minorHAnsi"/>
+                <w:b w:val="0"/>
+                <w:sz w:val="30"/>
+                <w:szCs w:val="30"/>
+              </w:rPr>
+              <w:t>o varios productos</w:t>
+            </w:r>
+          </w:p>
+        </w:tc>
+        <w:tc>
+          <w:tcPr>
+            <w:tcW w:w="1587" w:type="dxa"/>
+          </w:tcPr>
+          <w:p>
+            <w:pPr>
+              <w:pStyle w:val="Ttulo1"/>
+              <w:tabs>
+                <w:tab w:val="left" w:pos="257"/>
+              </w:tabs>
+              <w:ind w:left="0" w:firstLine="0"/>
+              <w:outlineLvl w:val="0"/>
+              <w:rPr>
+                <w:rFonts w:asciiTheme="minorHAnsi" w:hAnsiTheme="minorHAnsi" w:cstheme="minorHAnsi"/>
+                <w:b w:val="0"/>
+                <w:sz w:val="30"/>
+                <w:szCs w:val="30"/>
+              </w:rPr>
+            </w:pPr>
+            <w:r>
+              <w:rPr>
+                <w:rFonts w:asciiTheme="minorHAnsi" w:hAnsiTheme="minorHAnsi" w:cstheme="minorHAnsi"/>
+                <w:b w:val="0"/>
+                <w:sz w:val="30"/>
+                <w:szCs w:val="30"/>
+              </w:rPr>
+              <w:t>Crear un pedido</w:t>
+            </w:r>
+          </w:p>
+        </w:tc>
+        <w:tc>
+          <w:tcPr>
+            <w:tcW w:w="3144" w:type="dxa"/>
+          </w:tcPr>
+          <w:p>
+            <w:pPr>
+              <w:pStyle w:val="Ttulo1"/>
+              <w:tabs>
+                <w:tab w:val="left" w:pos="257"/>
+              </w:tabs>
+              <w:ind w:left="0" w:firstLine="0"/>
+              <w:outlineLvl w:val="0"/>
+              <w:rPr>
+                <w:rFonts w:asciiTheme="minorHAnsi" w:hAnsiTheme="minorHAnsi" w:cstheme="minorHAnsi"/>
+                <w:color w:val="2E74B5" w:themeColor="accent5" w:themeShade="BF"/>
+                <w:sz w:val="30"/>
+                <w:szCs w:val="30"/>
+              </w:rPr>
+            </w:pPr>
+            <w:r>
+              <w:rPr>
+                <w:rFonts w:asciiTheme="minorHAnsi" w:hAnsiTheme="minorHAnsi" w:cstheme="minorHAnsi"/>
+                <w:color w:val="2E74B5" w:themeColor="accent5" w:themeShade="BF"/>
+                <w:sz w:val="30"/>
+                <w:szCs w:val="30"/>
+              </w:rPr>
+              <w:t>Implementado</w:t>
+            </w:r>
+          </w:p>
+        </w:tc>
+      </w:tr>
+      <w:tr>
+        <w:tc>
+          <w:tcPr>
+            <w:tcW w:w="1891" w:type="dxa"/>
+          </w:tcPr>
+          <w:p>
+            <w:pPr>
+              <w:pStyle w:val="Ttulo1"/>
+              <w:tabs>
+                <w:tab w:val="left" w:pos="257"/>
+              </w:tabs>
+              <w:ind w:left="0" w:firstLine="0"/>
+              <w:outlineLvl w:val="0"/>
+              <w:rPr>
+                <w:rFonts w:asciiTheme="minorHAnsi" w:hAnsiTheme="minorHAnsi" w:cstheme="minorHAnsi"/>
+                <w:b w:val="0"/>
+                <w:sz w:val="30"/>
+                <w:szCs w:val="30"/>
+              </w:rPr>
+            </w:pPr>
+            <w:r>
+              <w:rPr>
+                <w:rFonts w:asciiTheme="minorHAnsi" w:hAnsiTheme="minorHAnsi" w:cstheme="minorHAnsi"/>
+                <w:b w:val="0"/>
+                <w:sz w:val="30"/>
+                <w:szCs w:val="30"/>
+              </w:rPr>
+              <w:t>3RF</w:t>
+            </w:r>
+          </w:p>
+        </w:tc>
+        <w:tc>
+          <w:tcPr>
+            <w:tcW w:w="4039" w:type="dxa"/>
+          </w:tcPr>
+          <w:p>
+            <w:pPr>
+              <w:pStyle w:val="Ttulo1"/>
+              <w:tabs>
+                <w:tab w:val="left" w:pos="257"/>
+              </w:tabs>
+              <w:ind w:left="0" w:firstLine="0"/>
+              <w:outlineLvl w:val="0"/>
+              <w:rPr>
+                <w:rFonts w:asciiTheme="minorHAnsi" w:hAnsiTheme="minorHAnsi" w:cstheme="minorHAnsi"/>
+                <w:b w:val="0"/>
+                <w:sz w:val="30"/>
+                <w:szCs w:val="30"/>
+              </w:rPr>
+            </w:pPr>
+            <w:r>
+              <w:rPr>
+                <w:rFonts w:asciiTheme="minorHAnsi" w:hAnsiTheme="minorHAnsi" w:cstheme="minorHAnsi"/>
+                <w:b w:val="0"/>
+                <w:sz w:val="30"/>
+                <w:szCs w:val="30"/>
+              </w:rPr>
+              <w:t>El sistema de tener un inicio de sesión y verificación de cuenta</w:t>
+            </w:r>
+          </w:p>
+        </w:tc>
+        <w:tc>
+          <w:tcPr>
+            <w:tcW w:w="1587" w:type="dxa"/>
+          </w:tcPr>
+          <w:p>
+            <w:pPr>
+              <w:pStyle w:val="Ttulo1"/>
+              <w:tabs>
+                <w:tab w:val="left" w:pos="257"/>
+              </w:tabs>
+              <w:ind w:left="0" w:firstLine="0"/>
+              <w:outlineLvl w:val="0"/>
+              <w:rPr>
+                <w:rFonts w:asciiTheme="minorHAnsi" w:hAnsiTheme="minorHAnsi" w:cstheme="minorHAnsi"/>
+                <w:b w:val="0"/>
+                <w:sz w:val="30"/>
+                <w:szCs w:val="30"/>
+              </w:rPr>
+            </w:pPr>
+            <w:r>
+              <w:rPr>
+                <w:rFonts w:asciiTheme="minorHAnsi" w:hAnsiTheme="minorHAnsi" w:cstheme="minorHAnsi"/>
+                <w:b w:val="0"/>
+                <w:sz w:val="30"/>
+                <w:szCs w:val="30"/>
+              </w:rPr>
+              <w:t>Inicio de sesión</w:t>
+            </w:r>
+          </w:p>
+        </w:tc>
+        <w:tc>
+          <w:tcPr>
+            <w:tcW w:w="3144" w:type="dxa"/>
+          </w:tcPr>
+          <w:p>
+            <w:pPr>
+              <w:pStyle w:val="Ttulo1"/>
+              <w:tabs>
+                <w:tab w:val="left" w:pos="257"/>
+              </w:tabs>
+              <w:ind w:left="0" w:firstLine="0"/>
+              <w:outlineLvl w:val="0"/>
+              <w:rPr>
+                <w:rFonts w:asciiTheme="minorHAnsi" w:hAnsiTheme="minorHAnsi" w:cstheme="minorHAnsi"/>
+                <w:color w:val="8496B0" w:themeColor="text2" w:themeTint="99"/>
+                <w:sz w:val="30"/>
+                <w:szCs w:val="30"/>
+              </w:rPr>
+            </w:pPr>
+            <w:r>
+              <w:rPr>
+                <w:rFonts w:asciiTheme="minorHAnsi" w:hAnsiTheme="minorHAnsi" w:cstheme="minorHAnsi"/>
+                <w:color w:val="C45911" w:themeColor="accent2" w:themeShade="BF"/>
+                <w:sz w:val="30"/>
+                <w:szCs w:val="30"/>
+              </w:rPr>
+              <w:t>en desarrollo</w:t>
+            </w:r>
+          </w:p>
+        </w:tc>
+      </w:tr>
+      <w:tr>
+        <w:tc>
+          <w:tcPr>
+            <w:tcW w:w="1891" w:type="dxa"/>
+          </w:tcPr>
+          <w:p>
+            <w:pPr>
+              <w:pStyle w:val="Ttulo1"/>
+              <w:tabs>
+                <w:tab w:val="left" w:pos="257"/>
+              </w:tabs>
+              <w:ind w:left="0" w:firstLine="0"/>
+              <w:outlineLvl w:val="0"/>
+              <w:rPr>
+                <w:rFonts w:asciiTheme="minorHAnsi" w:hAnsiTheme="minorHAnsi" w:cstheme="minorHAnsi"/>
+                <w:b w:val="0"/>
+                <w:sz w:val="30"/>
+                <w:szCs w:val="30"/>
+              </w:rPr>
+            </w:pPr>
+            <w:r>
+              <w:rPr>
+                <w:rFonts w:asciiTheme="minorHAnsi" w:hAnsiTheme="minorHAnsi" w:cstheme="minorHAnsi"/>
+                <w:b w:val="0"/>
+                <w:sz w:val="30"/>
+                <w:szCs w:val="30"/>
+              </w:rPr>
+              <w:t>4RF</w:t>
+            </w:r>
+          </w:p>
+        </w:tc>
+        <w:tc>
+          <w:tcPr>
+            <w:tcW w:w="4039" w:type="dxa"/>
+          </w:tcPr>
+          <w:p>
+            <w:pPr>
+              <w:pStyle w:val="Ttulo1"/>
+              <w:tabs>
+                <w:tab w:val="left" w:pos="257"/>
+              </w:tabs>
+              <w:ind w:left="0" w:firstLine="0"/>
+              <w:outlineLvl w:val="0"/>
+              <w:rPr>
+                <w:rFonts w:asciiTheme="minorHAnsi" w:hAnsiTheme="minorHAnsi" w:cstheme="minorHAnsi"/>
+                <w:b w:val="0"/>
+                <w:sz w:val="30"/>
+                <w:szCs w:val="30"/>
+              </w:rPr>
+            </w:pPr>
+            <w:r>
+              <w:rPr>
+                <w:rFonts w:asciiTheme="minorHAnsi" w:hAnsiTheme="minorHAnsi" w:cstheme="minorHAnsi"/>
+                <w:b w:val="0"/>
+                <w:sz w:val="30"/>
+                <w:szCs w:val="30"/>
+              </w:rPr>
+              <w:t>El sistema solo debe permitir realizar pedidos y acceder a toda la función después de iniciar sesión</w:t>
+            </w:r>
+          </w:p>
+        </w:tc>
+        <w:tc>
+          <w:tcPr>
+            <w:tcW w:w="1587" w:type="dxa"/>
+          </w:tcPr>
+          <w:p>
+            <w:pPr>
+              <w:pStyle w:val="Ttulo1"/>
+              <w:tabs>
+                <w:tab w:val="left" w:pos="257"/>
+              </w:tabs>
+              <w:ind w:left="0" w:firstLine="0"/>
+              <w:outlineLvl w:val="0"/>
+              <w:rPr>
+                <w:rFonts w:asciiTheme="minorHAnsi" w:hAnsiTheme="minorHAnsi" w:cstheme="minorHAnsi"/>
+                <w:b w:val="0"/>
+                <w:sz w:val="30"/>
+                <w:szCs w:val="30"/>
+              </w:rPr>
+            </w:pPr>
+            <w:r>
+              <w:rPr>
+                <w:rFonts w:asciiTheme="minorHAnsi" w:hAnsiTheme="minorHAnsi" w:cstheme="minorHAnsi"/>
+                <w:b w:val="0"/>
+                <w:sz w:val="30"/>
+                <w:szCs w:val="30"/>
+              </w:rPr>
+              <w:t>Desbloquear funciones en la APP</w:t>
+            </w:r>
+          </w:p>
+        </w:tc>
+        <w:tc>
+          <w:tcPr>
+            <w:tcW w:w="3144" w:type="dxa"/>
+          </w:tcPr>
+          <w:p>
+            <w:pPr>
+              <w:pStyle w:val="Ttulo1"/>
+              <w:tabs>
+                <w:tab w:val="left" w:pos="257"/>
+              </w:tabs>
+              <w:ind w:left="0" w:firstLine="0"/>
+              <w:outlineLvl w:val="0"/>
+              <w:rPr>
+                <w:rFonts w:asciiTheme="minorHAnsi" w:hAnsiTheme="minorHAnsi" w:cstheme="minorHAnsi"/>
+                <w:color w:val="BF8F00" w:themeColor="accent4" w:themeShade="BF"/>
+                <w:sz w:val="30"/>
+                <w:szCs w:val="30"/>
+              </w:rPr>
+            </w:pPr>
+            <w:r>
+              <w:rPr>
+                <w:rFonts w:asciiTheme="minorHAnsi" w:hAnsiTheme="minorHAnsi" w:cstheme="minorHAnsi"/>
+                <w:color w:val="BF8F00" w:themeColor="accent4" w:themeShade="BF"/>
+                <w:sz w:val="30"/>
+                <w:szCs w:val="30"/>
+              </w:rPr>
+              <w:t>pendientes</w:t>
+            </w:r>
+          </w:p>
+        </w:tc>
+      </w:tr>
+      <w:tr>
+        <w:tc>
+          <w:tcPr>
+            <w:tcW w:w="1891" w:type="dxa"/>
+          </w:tcPr>
+          <w:p>
+            <w:pPr>
+              <w:pStyle w:val="Ttulo1"/>
+              <w:tabs>
+                <w:tab w:val="left" w:pos="257"/>
+              </w:tabs>
+              <w:ind w:left="0" w:firstLine="0"/>
+              <w:outlineLvl w:val="0"/>
+              <w:rPr>
+                <w:rFonts w:asciiTheme="minorHAnsi" w:hAnsiTheme="minorHAnsi" w:cstheme="minorHAnsi"/>
+                <w:b w:val="0"/>
+                <w:sz w:val="30"/>
+                <w:szCs w:val="30"/>
+              </w:rPr>
+            </w:pPr>
+            <w:r>
+              <w:rPr>
+                <w:rFonts w:asciiTheme="minorHAnsi" w:hAnsiTheme="minorHAnsi" w:cstheme="minorHAnsi"/>
+                <w:b w:val="0"/>
+                <w:sz w:val="30"/>
+                <w:szCs w:val="30"/>
+              </w:rPr>
+              <w:t>5RF</w:t>
+            </w:r>
+          </w:p>
+        </w:tc>
+        <w:tc>
+          <w:tcPr>
+            <w:tcW w:w="4039" w:type="dxa"/>
+          </w:tcPr>
+          <w:p>
+            <w:pPr>
+              <w:pStyle w:val="Ttulo1"/>
+              <w:tabs>
+                <w:tab w:val="left" w:pos="257"/>
+              </w:tabs>
+              <w:ind w:left="0" w:firstLine="0"/>
+              <w:outlineLvl w:val="0"/>
+              <w:rPr>
+                <w:rFonts w:asciiTheme="minorHAnsi" w:hAnsiTheme="minorHAnsi" w:cstheme="minorHAnsi"/>
+                <w:b w:val="0"/>
+                <w:sz w:val="30"/>
+                <w:szCs w:val="30"/>
+              </w:rPr>
+            </w:pPr>
+            <w:r>
+              <w:rPr>
+                <w:rFonts w:asciiTheme="minorHAnsi" w:hAnsiTheme="minorHAnsi" w:cstheme="minorHAnsi"/>
+                <w:b w:val="0"/>
+                <w:sz w:val="30"/>
+                <w:szCs w:val="30"/>
+              </w:rPr>
+              <w:t>El sistema solo permitirá que una persona tenga una sola cuenta en la APP</w:t>
+            </w:r>
+          </w:p>
+        </w:tc>
+        <w:tc>
+          <w:tcPr>
+            <w:tcW w:w="1587" w:type="dxa"/>
+          </w:tcPr>
+          <w:p>
+            <w:pPr>
+              <w:pStyle w:val="Ttulo1"/>
+              <w:tabs>
+                <w:tab w:val="left" w:pos="257"/>
+              </w:tabs>
+              <w:ind w:left="0" w:firstLine="0"/>
+              <w:outlineLvl w:val="0"/>
+              <w:rPr>
+                <w:rFonts w:asciiTheme="minorHAnsi" w:hAnsiTheme="minorHAnsi" w:cstheme="minorHAnsi"/>
+                <w:b w:val="0"/>
+                <w:sz w:val="30"/>
+                <w:szCs w:val="30"/>
+              </w:rPr>
+            </w:pPr>
+          </w:p>
+        </w:tc>
+        <w:tc>
+          <w:tcPr>
+            <w:tcW w:w="3144" w:type="dxa"/>
+          </w:tcPr>
+          <w:p>
+            <w:pPr>
+              <w:pStyle w:val="Ttulo1"/>
+              <w:tabs>
+                <w:tab w:val="left" w:pos="257"/>
+              </w:tabs>
+              <w:ind w:left="0" w:firstLine="0"/>
+              <w:outlineLvl w:val="0"/>
+              <w:rPr>
+                <w:rFonts w:asciiTheme="minorHAnsi" w:hAnsiTheme="minorHAnsi" w:cstheme="minorHAnsi"/>
+                <w:color w:val="BF8F00" w:themeColor="accent4" w:themeShade="BF"/>
+                <w:sz w:val="30"/>
+                <w:szCs w:val="30"/>
+              </w:rPr>
+            </w:pPr>
+            <w:r>
+              <w:rPr>
+                <w:rFonts w:asciiTheme="minorHAnsi" w:hAnsiTheme="minorHAnsi" w:cstheme="minorHAnsi"/>
+                <w:color w:val="BF8F00" w:themeColor="accent4" w:themeShade="BF"/>
+                <w:sz w:val="30"/>
+                <w:szCs w:val="30"/>
+              </w:rPr>
+              <w:t>pendientes</w:t>
+            </w:r>
+          </w:p>
+        </w:tc>
+      </w:tr>
+      <w:tr>
+        <w:tc>
+          <w:tcPr>
+            <w:tcW w:w="1891" w:type="dxa"/>
+          </w:tcPr>
+          <w:p>
+            <w:pPr>
+              <w:pStyle w:val="Ttulo1"/>
+              <w:tabs>
+                <w:tab w:val="left" w:pos="257"/>
+              </w:tabs>
+              <w:ind w:left="0" w:firstLine="0"/>
+              <w:outlineLvl w:val="0"/>
+              <w:rPr>
+                <w:rFonts w:asciiTheme="minorHAnsi" w:hAnsiTheme="minorHAnsi" w:cstheme="minorHAnsi"/>
+                <w:b w:val="0"/>
+                <w:sz w:val="30"/>
+                <w:szCs w:val="30"/>
+              </w:rPr>
+            </w:pPr>
+            <w:r>
+              <w:rPr>
+                <w:rFonts w:asciiTheme="minorHAnsi" w:hAnsiTheme="minorHAnsi" w:cstheme="minorHAnsi"/>
+                <w:b w:val="0"/>
+                <w:sz w:val="30"/>
+                <w:szCs w:val="30"/>
+              </w:rPr>
+              <w:t>6RF</w:t>
+            </w:r>
+          </w:p>
+        </w:tc>
+        <w:tc>
+          <w:tcPr>
+            <w:tcW w:w="4039" w:type="dxa"/>
+          </w:tcPr>
+          <w:p>
+            <w:pPr>
+              <w:tabs>
+                <w:tab w:val="left" w:pos="121"/>
+              </w:tabs>
+              <w:spacing w:line="273" w:lineRule="auto"/>
+              <w:ind w:right="821"/>
+              <w:rPr>
+                <w:rFonts w:cstheme="minorHAnsi"/>
+                <w:sz w:val="30"/>
+                <w:szCs w:val="30"/>
+              </w:rPr>
+            </w:pPr>
+            <w:r>
+              <w:rPr>
+                <w:rFonts w:cstheme="minorHAnsi"/>
+                <w:sz w:val="30"/>
+                <w:szCs w:val="30"/>
+              </w:rPr>
+              <w:t>El</w:t>
+            </w:r>
+            <w:r>
+              <w:rPr>
+                <w:rFonts w:cstheme="minorHAnsi"/>
+                <w:spacing w:val="-4"/>
+                <w:sz w:val="30"/>
+                <w:szCs w:val="30"/>
+              </w:rPr>
+              <w:t xml:space="preserve"> </w:t>
+            </w:r>
+            <w:r>
+              <w:rPr>
+                <w:rFonts w:cstheme="minorHAnsi"/>
+                <w:sz w:val="30"/>
+                <w:szCs w:val="30"/>
+              </w:rPr>
+              <w:t>sistema</w:t>
+            </w:r>
+            <w:r>
+              <w:rPr>
+                <w:rFonts w:cstheme="minorHAnsi"/>
+                <w:spacing w:val="-4"/>
+                <w:sz w:val="30"/>
+                <w:szCs w:val="30"/>
+              </w:rPr>
+              <w:t xml:space="preserve"> </w:t>
+            </w:r>
+            <w:r>
+              <w:rPr>
+                <w:rFonts w:cstheme="minorHAnsi"/>
+                <w:sz w:val="30"/>
+                <w:szCs w:val="30"/>
+              </w:rPr>
+              <w:t>deberá</w:t>
+            </w:r>
+            <w:r>
+              <w:rPr>
+                <w:rFonts w:cstheme="minorHAnsi"/>
+                <w:spacing w:val="-4"/>
+                <w:sz w:val="30"/>
+                <w:szCs w:val="30"/>
+              </w:rPr>
+              <w:t xml:space="preserve"> </w:t>
+            </w:r>
+            <w:r>
+              <w:rPr>
+                <w:rFonts w:cstheme="minorHAnsi"/>
+                <w:sz w:val="30"/>
+                <w:szCs w:val="30"/>
+              </w:rPr>
+              <w:t>permitir</w:t>
+            </w:r>
+            <w:r>
+              <w:rPr>
+                <w:rFonts w:cstheme="minorHAnsi"/>
+                <w:spacing w:val="-5"/>
+                <w:sz w:val="30"/>
+                <w:szCs w:val="30"/>
+              </w:rPr>
+              <w:t xml:space="preserve"> </w:t>
+            </w:r>
+            <w:r>
+              <w:rPr>
+                <w:rFonts w:cstheme="minorHAnsi"/>
+                <w:sz w:val="30"/>
+                <w:szCs w:val="30"/>
+              </w:rPr>
+              <w:t>que</w:t>
+            </w:r>
+            <w:r>
+              <w:rPr>
+                <w:rFonts w:cstheme="minorHAnsi"/>
+                <w:spacing w:val="-4"/>
+                <w:sz w:val="30"/>
+                <w:szCs w:val="30"/>
+              </w:rPr>
+              <w:t xml:space="preserve"> </w:t>
+            </w:r>
+            <w:r>
+              <w:rPr>
+                <w:rFonts w:cstheme="minorHAnsi"/>
+                <w:sz w:val="30"/>
+                <w:szCs w:val="30"/>
+              </w:rPr>
+              <w:t>el</w:t>
+            </w:r>
+            <w:r>
+              <w:rPr>
+                <w:rFonts w:cstheme="minorHAnsi"/>
+                <w:spacing w:val="-5"/>
+                <w:sz w:val="30"/>
+                <w:szCs w:val="30"/>
+              </w:rPr>
+              <w:t xml:space="preserve"> </w:t>
+            </w:r>
+            <w:r>
+              <w:rPr>
+                <w:rFonts w:cstheme="minorHAnsi"/>
+                <w:sz w:val="30"/>
+                <w:szCs w:val="30"/>
+              </w:rPr>
+              <w:t>usuario</w:t>
+            </w:r>
+            <w:r>
+              <w:rPr>
+                <w:rFonts w:cstheme="minorHAnsi"/>
+                <w:spacing w:val="-4"/>
+                <w:sz w:val="30"/>
+                <w:szCs w:val="30"/>
+              </w:rPr>
+              <w:t xml:space="preserve"> </w:t>
+            </w:r>
+            <w:r>
+              <w:rPr>
+                <w:rFonts w:cstheme="minorHAnsi"/>
+                <w:sz w:val="30"/>
+                <w:szCs w:val="30"/>
+              </w:rPr>
+              <w:t>personalice</w:t>
+            </w:r>
+            <w:r>
+              <w:rPr>
+                <w:rFonts w:cstheme="minorHAnsi"/>
+                <w:spacing w:val="-4"/>
+                <w:sz w:val="30"/>
+                <w:szCs w:val="30"/>
+              </w:rPr>
+              <w:t xml:space="preserve"> </w:t>
+            </w:r>
+            <w:r>
+              <w:rPr>
+                <w:rFonts w:cstheme="minorHAnsi"/>
+                <w:sz w:val="30"/>
+                <w:szCs w:val="30"/>
+              </w:rPr>
+              <w:t>los</w:t>
+            </w:r>
+            <w:r>
+              <w:rPr>
+                <w:rFonts w:cstheme="minorHAnsi"/>
+                <w:spacing w:val="-3"/>
+                <w:sz w:val="30"/>
+                <w:szCs w:val="30"/>
+              </w:rPr>
+              <w:t xml:space="preserve"> </w:t>
+            </w:r>
+            <w:r>
+              <w:rPr>
+                <w:rFonts w:cstheme="minorHAnsi"/>
+                <w:sz w:val="30"/>
+                <w:szCs w:val="30"/>
+              </w:rPr>
+              <w:t>pedidos</w:t>
+            </w:r>
+            <w:r>
+              <w:rPr>
+                <w:rFonts w:cstheme="minorHAnsi"/>
+                <w:spacing w:val="-3"/>
+                <w:sz w:val="30"/>
+                <w:szCs w:val="30"/>
+              </w:rPr>
+              <w:t xml:space="preserve"> </w:t>
+            </w:r>
+            <w:r>
+              <w:rPr>
+                <w:rFonts w:cstheme="minorHAnsi"/>
+                <w:sz w:val="30"/>
+                <w:szCs w:val="30"/>
+              </w:rPr>
+              <w:t>(ejemplo:</w:t>
+            </w:r>
+            <w:r>
+              <w:rPr>
+                <w:rFonts w:cstheme="minorHAnsi"/>
+                <w:spacing w:val="-7"/>
+                <w:sz w:val="30"/>
+                <w:szCs w:val="30"/>
+              </w:rPr>
+              <w:t xml:space="preserve"> </w:t>
+            </w:r>
+            <w:r>
+              <w:rPr>
+                <w:rFonts w:cstheme="minorHAnsi"/>
+                <w:sz w:val="30"/>
+                <w:szCs w:val="30"/>
+              </w:rPr>
+              <w:t>quitar ingredientes, agregar extras).</w:t>
+            </w:r>
+          </w:p>
+        </w:tc>
+        <w:tc>
+          <w:tcPr>
+            <w:tcW w:w="1587" w:type="dxa"/>
+          </w:tcPr>
+          <w:p>
+            <w:pPr>
+              <w:pStyle w:val="Ttulo1"/>
+              <w:tabs>
+                <w:tab w:val="left" w:pos="257"/>
+              </w:tabs>
+              <w:ind w:left="0" w:firstLine="0"/>
+              <w:outlineLvl w:val="0"/>
+              <w:rPr>
+                <w:rFonts w:asciiTheme="minorHAnsi" w:hAnsiTheme="minorHAnsi" w:cstheme="minorHAnsi"/>
+                <w:b w:val="0"/>
+                <w:sz w:val="30"/>
+                <w:szCs w:val="30"/>
+              </w:rPr>
+            </w:pPr>
+            <w:r>
+              <w:rPr>
+                <w:rFonts w:asciiTheme="minorHAnsi" w:hAnsiTheme="minorHAnsi" w:cstheme="minorHAnsi"/>
+                <w:b w:val="0"/>
+                <w:sz w:val="30"/>
+                <w:szCs w:val="30"/>
+              </w:rPr>
+              <w:t xml:space="preserve">Gestionar pedido </w:t>
+            </w:r>
+          </w:p>
+        </w:tc>
+        <w:tc>
+          <w:tcPr>
+            <w:tcW w:w="3144" w:type="dxa"/>
+          </w:tcPr>
+          <w:p>
+            <w:pPr>
+              <w:pStyle w:val="Ttulo1"/>
+              <w:tabs>
+                <w:tab w:val="left" w:pos="257"/>
+              </w:tabs>
+              <w:ind w:left="0" w:firstLine="0"/>
+              <w:outlineLvl w:val="0"/>
+              <w:rPr>
+                <w:rFonts w:asciiTheme="minorHAnsi" w:hAnsiTheme="minorHAnsi" w:cstheme="minorHAnsi"/>
+                <w:color w:val="BF8F00" w:themeColor="accent4" w:themeShade="BF"/>
+                <w:sz w:val="30"/>
+                <w:szCs w:val="30"/>
+              </w:rPr>
+            </w:pPr>
+            <w:r>
+              <w:rPr>
+                <w:rFonts w:asciiTheme="minorHAnsi" w:hAnsiTheme="minorHAnsi" w:cstheme="minorHAnsi"/>
+                <w:color w:val="BF8F00" w:themeColor="accent4" w:themeShade="BF"/>
+                <w:sz w:val="30"/>
+                <w:szCs w:val="30"/>
+              </w:rPr>
+              <w:t>pendientes</w:t>
+            </w:r>
+          </w:p>
+        </w:tc>
+      </w:tr>
+      <w:tr>
+        <w:tc>
+          <w:tcPr>
+            <w:tcW w:w="1891" w:type="dxa"/>
+          </w:tcPr>
+          <w:p>
+            <w:pPr>
+              <w:pStyle w:val="Ttulo1"/>
+              <w:tabs>
+                <w:tab w:val="left" w:pos="257"/>
+              </w:tabs>
+              <w:ind w:left="0" w:firstLine="0"/>
+              <w:outlineLvl w:val="0"/>
+              <w:rPr>
+                <w:rFonts w:asciiTheme="minorHAnsi" w:hAnsiTheme="minorHAnsi" w:cstheme="minorHAnsi"/>
+                <w:b w:val="0"/>
+                <w:sz w:val="30"/>
+                <w:szCs w:val="30"/>
+              </w:rPr>
+            </w:pPr>
+            <w:r>
+              <w:rPr>
+                <w:rFonts w:asciiTheme="minorHAnsi" w:hAnsiTheme="minorHAnsi" w:cstheme="minorHAnsi"/>
+                <w:b w:val="0"/>
+                <w:sz w:val="30"/>
+                <w:szCs w:val="30"/>
+              </w:rPr>
+              <w:t>7RF</w:t>
+            </w:r>
+          </w:p>
+        </w:tc>
+        <w:tc>
+          <w:tcPr>
+            <w:tcW w:w="4039" w:type="dxa"/>
+          </w:tcPr>
+          <w:p>
+            <w:pPr>
+              <w:tabs>
+                <w:tab w:val="left" w:pos="121"/>
+              </w:tabs>
+              <w:spacing w:before="203" w:line="276" w:lineRule="auto"/>
+              <w:ind w:right="579"/>
+              <w:rPr>
+                <w:rFonts w:cstheme="minorHAnsi"/>
+                <w:sz w:val="30"/>
+                <w:szCs w:val="30"/>
+              </w:rPr>
+            </w:pPr>
+            <w:r>
+              <w:rPr>
+                <w:rFonts w:cstheme="minorHAnsi"/>
+                <w:sz w:val="30"/>
+                <w:szCs w:val="30"/>
+              </w:rPr>
+              <w:t>El</w:t>
+            </w:r>
+            <w:r>
+              <w:rPr>
+                <w:rFonts w:cstheme="minorHAnsi"/>
+                <w:spacing w:val="-3"/>
+                <w:sz w:val="30"/>
+                <w:szCs w:val="30"/>
+              </w:rPr>
+              <w:t xml:space="preserve"> </w:t>
+            </w:r>
+            <w:r>
+              <w:rPr>
+                <w:rFonts w:cstheme="minorHAnsi"/>
+                <w:sz w:val="30"/>
+                <w:szCs w:val="30"/>
+              </w:rPr>
+              <w:t>sistema</w:t>
+            </w:r>
+            <w:r>
+              <w:rPr>
+                <w:rFonts w:cstheme="minorHAnsi"/>
+                <w:spacing w:val="-3"/>
+                <w:sz w:val="30"/>
+                <w:szCs w:val="30"/>
+              </w:rPr>
+              <w:t xml:space="preserve"> </w:t>
+            </w:r>
+            <w:r>
+              <w:rPr>
+                <w:rFonts w:cstheme="minorHAnsi"/>
+                <w:sz w:val="30"/>
+                <w:szCs w:val="30"/>
+              </w:rPr>
+              <w:t>deberá</w:t>
+            </w:r>
+            <w:r>
+              <w:rPr>
+                <w:rFonts w:cstheme="minorHAnsi"/>
+                <w:spacing w:val="-3"/>
+                <w:sz w:val="30"/>
+                <w:szCs w:val="30"/>
+              </w:rPr>
+              <w:t xml:space="preserve"> </w:t>
+            </w:r>
+            <w:r>
+              <w:rPr>
+                <w:rFonts w:cstheme="minorHAnsi"/>
+                <w:sz w:val="30"/>
+                <w:szCs w:val="30"/>
+              </w:rPr>
+              <w:t>registrar</w:t>
+            </w:r>
+            <w:r>
+              <w:rPr>
+                <w:rFonts w:cstheme="minorHAnsi"/>
+                <w:spacing w:val="-4"/>
+                <w:sz w:val="30"/>
+                <w:szCs w:val="30"/>
+              </w:rPr>
+              <w:t xml:space="preserve"> </w:t>
+            </w:r>
+            <w:r>
+              <w:rPr>
+                <w:rFonts w:cstheme="minorHAnsi"/>
+                <w:sz w:val="30"/>
+                <w:szCs w:val="30"/>
+              </w:rPr>
+              <w:t>el</w:t>
+            </w:r>
+            <w:r>
+              <w:rPr>
+                <w:rFonts w:cstheme="minorHAnsi"/>
+                <w:spacing w:val="-3"/>
+                <w:sz w:val="30"/>
+                <w:szCs w:val="30"/>
+              </w:rPr>
+              <w:t xml:space="preserve"> </w:t>
+            </w:r>
+            <w:r>
+              <w:rPr>
+                <w:rFonts w:cstheme="minorHAnsi"/>
+                <w:sz w:val="30"/>
+                <w:szCs w:val="30"/>
+              </w:rPr>
+              <w:t>pedido</w:t>
+            </w:r>
+            <w:r>
+              <w:rPr>
+                <w:rFonts w:cstheme="minorHAnsi"/>
+                <w:spacing w:val="-3"/>
+                <w:sz w:val="30"/>
+                <w:szCs w:val="30"/>
+              </w:rPr>
+              <w:t xml:space="preserve"> </w:t>
+            </w:r>
+            <w:r>
+              <w:rPr>
+                <w:rFonts w:cstheme="minorHAnsi"/>
+                <w:sz w:val="30"/>
+                <w:szCs w:val="30"/>
+              </w:rPr>
+              <w:t>en</w:t>
+            </w:r>
+            <w:r>
+              <w:rPr>
+                <w:rFonts w:cstheme="minorHAnsi"/>
+                <w:spacing w:val="-4"/>
+                <w:sz w:val="30"/>
+                <w:szCs w:val="30"/>
+              </w:rPr>
+              <w:t xml:space="preserve"> </w:t>
+            </w:r>
+            <w:r>
+              <w:rPr>
+                <w:rFonts w:cstheme="minorHAnsi"/>
+                <w:sz w:val="30"/>
+                <w:szCs w:val="30"/>
+              </w:rPr>
+              <w:t>la</w:t>
+            </w:r>
+            <w:r>
+              <w:rPr>
+                <w:rFonts w:cstheme="minorHAnsi"/>
+                <w:spacing w:val="-4"/>
+                <w:sz w:val="30"/>
+                <w:szCs w:val="30"/>
+              </w:rPr>
+              <w:t xml:space="preserve"> </w:t>
+            </w:r>
+            <w:r>
+              <w:rPr>
+                <w:rFonts w:cstheme="minorHAnsi"/>
+                <w:sz w:val="30"/>
+                <w:szCs w:val="30"/>
+              </w:rPr>
+              <w:t>base</w:t>
+            </w:r>
+            <w:r>
+              <w:rPr>
+                <w:rFonts w:cstheme="minorHAnsi"/>
+                <w:spacing w:val="-3"/>
+                <w:sz w:val="30"/>
+                <w:szCs w:val="30"/>
+              </w:rPr>
+              <w:t xml:space="preserve"> </w:t>
+            </w:r>
+            <w:r>
+              <w:rPr>
+                <w:rFonts w:cstheme="minorHAnsi"/>
+                <w:sz w:val="30"/>
+                <w:szCs w:val="30"/>
+              </w:rPr>
+              <w:t>de</w:t>
+            </w:r>
+            <w:r>
+              <w:rPr>
+                <w:rFonts w:cstheme="minorHAnsi"/>
+                <w:spacing w:val="-5"/>
+                <w:sz w:val="30"/>
+                <w:szCs w:val="30"/>
+              </w:rPr>
+              <w:t xml:space="preserve"> </w:t>
+            </w:r>
+            <w:r>
+              <w:rPr>
+                <w:rFonts w:cstheme="minorHAnsi"/>
+                <w:sz w:val="30"/>
+                <w:szCs w:val="30"/>
+              </w:rPr>
+              <w:t>datos,</w:t>
+            </w:r>
+            <w:r>
+              <w:rPr>
+                <w:rFonts w:cstheme="minorHAnsi"/>
+                <w:spacing w:val="-5"/>
+                <w:sz w:val="30"/>
+                <w:szCs w:val="30"/>
+              </w:rPr>
+              <w:t xml:space="preserve"> </w:t>
+            </w:r>
+            <w:r>
+              <w:rPr>
+                <w:rFonts w:cstheme="minorHAnsi"/>
+                <w:sz w:val="30"/>
+                <w:szCs w:val="30"/>
+              </w:rPr>
+              <w:lastRenderedPageBreak/>
+              <w:t>incluyendo</w:t>
+            </w:r>
+            <w:r>
+              <w:rPr>
+                <w:rFonts w:cstheme="minorHAnsi"/>
+                <w:spacing w:val="-3"/>
+                <w:sz w:val="30"/>
+                <w:szCs w:val="30"/>
+              </w:rPr>
+              <w:t xml:space="preserve"> </w:t>
+            </w:r>
+            <w:r>
+              <w:rPr>
+                <w:rFonts w:cstheme="minorHAnsi"/>
+                <w:sz w:val="30"/>
+                <w:szCs w:val="30"/>
+              </w:rPr>
+              <w:t>hora,</w:t>
+            </w:r>
+            <w:r>
+              <w:rPr>
+                <w:rFonts w:cstheme="minorHAnsi"/>
+                <w:spacing w:val="-3"/>
+                <w:sz w:val="30"/>
+                <w:szCs w:val="30"/>
+              </w:rPr>
+              <w:t xml:space="preserve"> </w:t>
+            </w:r>
+            <w:r>
+              <w:rPr>
+                <w:rFonts w:cstheme="minorHAnsi"/>
+                <w:sz w:val="30"/>
+                <w:szCs w:val="30"/>
+              </w:rPr>
+              <w:t>productos solicitados y método de pago.</w:t>
+            </w:r>
+          </w:p>
+          <w:p>
+            <w:pPr>
+              <w:pStyle w:val="Ttulo1"/>
+              <w:tabs>
+                <w:tab w:val="left" w:pos="257"/>
+              </w:tabs>
+              <w:ind w:left="0" w:firstLine="0"/>
+              <w:outlineLvl w:val="0"/>
+              <w:rPr>
+                <w:rFonts w:asciiTheme="minorHAnsi" w:hAnsiTheme="minorHAnsi" w:cstheme="minorHAnsi"/>
+                <w:b w:val="0"/>
+                <w:sz w:val="30"/>
+                <w:szCs w:val="30"/>
+              </w:rPr>
+            </w:pPr>
+          </w:p>
+        </w:tc>
+        <w:tc>
+          <w:tcPr>
+            <w:tcW w:w="1587" w:type="dxa"/>
+          </w:tcPr>
+          <w:p>
+            <w:pPr>
+              <w:pStyle w:val="Ttulo1"/>
+              <w:tabs>
+                <w:tab w:val="left" w:pos="257"/>
+              </w:tabs>
+              <w:ind w:left="0" w:firstLine="0"/>
+              <w:outlineLvl w:val="0"/>
+              <w:rPr>
+                <w:rFonts w:asciiTheme="minorHAnsi" w:hAnsiTheme="minorHAnsi" w:cstheme="minorHAnsi"/>
+                <w:b w:val="0"/>
+                <w:sz w:val="30"/>
+                <w:szCs w:val="30"/>
+              </w:rPr>
+            </w:pPr>
+            <w:r>
+              <w:rPr>
+                <w:rFonts w:asciiTheme="minorHAnsi" w:hAnsiTheme="minorHAnsi" w:cstheme="minorHAnsi"/>
+                <w:b w:val="0"/>
+                <w:sz w:val="30"/>
+                <w:szCs w:val="30"/>
+              </w:rPr>
+              <w:lastRenderedPageBreak/>
+              <w:t>Registrar información</w:t>
+            </w:r>
+          </w:p>
+        </w:tc>
+        <w:tc>
+          <w:tcPr>
+            <w:tcW w:w="3144" w:type="dxa"/>
+          </w:tcPr>
+          <w:p>
+            <w:pPr>
+              <w:pStyle w:val="Ttulo1"/>
+              <w:tabs>
+                <w:tab w:val="left" w:pos="257"/>
+              </w:tabs>
+              <w:ind w:left="0" w:firstLine="0"/>
+              <w:outlineLvl w:val="0"/>
+              <w:rPr>
+                <w:rFonts w:asciiTheme="minorHAnsi" w:hAnsiTheme="minorHAnsi" w:cstheme="minorHAnsi"/>
+                <w:color w:val="BF8F00" w:themeColor="accent4" w:themeShade="BF"/>
+                <w:sz w:val="30"/>
+                <w:szCs w:val="30"/>
+              </w:rPr>
+            </w:pPr>
+            <w:r>
+              <w:rPr>
+                <w:rFonts w:asciiTheme="minorHAnsi" w:hAnsiTheme="minorHAnsi" w:cstheme="minorHAnsi"/>
+                <w:color w:val="BF8F00" w:themeColor="accent4" w:themeShade="BF"/>
+                <w:sz w:val="30"/>
+                <w:szCs w:val="30"/>
+              </w:rPr>
+              <w:t>pendientes</w:t>
+            </w:r>
+          </w:p>
+        </w:tc>
+      </w:tr>
+      <w:tr>
+        <w:tc>
+          <w:tcPr>
+            <w:tcW w:w="1891" w:type="dxa"/>
+          </w:tcPr>
+          <w:p>
+            <w:pPr>
+              <w:pStyle w:val="Ttulo1"/>
+              <w:tabs>
+                <w:tab w:val="left" w:pos="257"/>
+              </w:tabs>
+              <w:ind w:left="0" w:firstLine="0"/>
+              <w:outlineLvl w:val="0"/>
+              <w:rPr>
+                <w:rFonts w:asciiTheme="minorHAnsi" w:hAnsiTheme="minorHAnsi" w:cstheme="minorHAnsi"/>
+                <w:b w:val="0"/>
+                <w:sz w:val="30"/>
+                <w:szCs w:val="30"/>
+              </w:rPr>
+            </w:pPr>
+            <w:r>
+              <w:rPr>
+                <w:rFonts w:asciiTheme="minorHAnsi" w:hAnsiTheme="minorHAnsi" w:cstheme="minorHAnsi"/>
+                <w:b w:val="0"/>
+                <w:sz w:val="30"/>
+                <w:szCs w:val="30"/>
+              </w:rPr>
+              <w:t>8RF</w:t>
+            </w:r>
+          </w:p>
+        </w:tc>
+        <w:tc>
+          <w:tcPr>
+            <w:tcW w:w="4039" w:type="dxa"/>
+          </w:tcPr>
+          <w:p>
+            <w:pPr>
+              <w:tabs>
+                <w:tab w:val="left" w:pos="121"/>
+              </w:tabs>
+              <w:spacing w:line="273" w:lineRule="auto"/>
+              <w:ind w:right="345"/>
+              <w:rPr>
+                <w:rFonts w:cstheme="minorHAnsi"/>
+                <w:sz w:val="30"/>
+                <w:szCs w:val="30"/>
+              </w:rPr>
+            </w:pPr>
+            <w:r>
+              <w:rPr>
+                <w:rFonts w:cstheme="minorHAnsi"/>
+                <w:sz w:val="30"/>
+                <w:szCs w:val="30"/>
+              </w:rPr>
+              <w:t>El</w:t>
+            </w:r>
+            <w:r>
+              <w:rPr>
+                <w:rFonts w:cstheme="minorHAnsi"/>
+                <w:spacing w:val="-3"/>
+                <w:sz w:val="30"/>
+                <w:szCs w:val="30"/>
+              </w:rPr>
+              <w:t xml:space="preserve"> </w:t>
+            </w:r>
+            <w:r>
+              <w:rPr>
+                <w:rFonts w:cstheme="minorHAnsi"/>
+                <w:sz w:val="30"/>
+                <w:szCs w:val="30"/>
+              </w:rPr>
+              <w:t>sistema</w:t>
+            </w:r>
+            <w:r>
+              <w:rPr>
+                <w:rFonts w:cstheme="minorHAnsi"/>
+                <w:spacing w:val="-3"/>
+                <w:sz w:val="30"/>
+                <w:szCs w:val="30"/>
+              </w:rPr>
+              <w:t xml:space="preserve"> </w:t>
+            </w:r>
+            <w:r>
+              <w:rPr>
+                <w:rFonts w:cstheme="minorHAnsi"/>
+                <w:sz w:val="30"/>
+                <w:szCs w:val="30"/>
+              </w:rPr>
+              <w:t>deberá</w:t>
+            </w:r>
+            <w:r>
+              <w:rPr>
+                <w:rFonts w:cstheme="minorHAnsi"/>
+                <w:spacing w:val="-3"/>
+                <w:sz w:val="30"/>
+                <w:szCs w:val="30"/>
+              </w:rPr>
+              <w:t xml:space="preserve"> </w:t>
+            </w:r>
+            <w:r>
+              <w:rPr>
+                <w:rFonts w:cstheme="minorHAnsi"/>
+                <w:sz w:val="30"/>
+                <w:szCs w:val="30"/>
+              </w:rPr>
+              <w:t>permitir</w:t>
+            </w:r>
+            <w:r>
+              <w:rPr>
+                <w:rFonts w:cstheme="minorHAnsi"/>
+                <w:spacing w:val="-4"/>
+                <w:sz w:val="30"/>
+                <w:szCs w:val="30"/>
+              </w:rPr>
+              <w:t xml:space="preserve"> </w:t>
+            </w:r>
+            <w:r>
+              <w:rPr>
+                <w:rFonts w:cstheme="minorHAnsi"/>
+                <w:sz w:val="30"/>
+                <w:szCs w:val="30"/>
+              </w:rPr>
+              <w:t>que</w:t>
+            </w:r>
+            <w:r>
+              <w:rPr>
+                <w:rFonts w:cstheme="minorHAnsi"/>
+                <w:spacing w:val="-3"/>
+                <w:sz w:val="30"/>
+                <w:szCs w:val="30"/>
+              </w:rPr>
+              <w:t xml:space="preserve"> </w:t>
+            </w:r>
+            <w:r>
+              <w:rPr>
+                <w:rFonts w:cstheme="minorHAnsi"/>
+                <w:sz w:val="30"/>
+                <w:szCs w:val="30"/>
+              </w:rPr>
+              <w:t>el</w:t>
+            </w:r>
+            <w:r>
+              <w:rPr>
+                <w:rFonts w:cstheme="minorHAnsi"/>
+                <w:spacing w:val="-4"/>
+                <w:sz w:val="30"/>
+                <w:szCs w:val="30"/>
+              </w:rPr>
+              <w:t xml:space="preserve"> </w:t>
+            </w:r>
+            <w:r>
+              <w:rPr>
+                <w:rFonts w:cstheme="minorHAnsi"/>
+                <w:sz w:val="30"/>
+                <w:szCs w:val="30"/>
+              </w:rPr>
+              <w:t>usuario</w:t>
+            </w:r>
+            <w:r>
+              <w:rPr>
+                <w:rFonts w:cstheme="minorHAnsi"/>
+                <w:spacing w:val="-3"/>
+                <w:sz w:val="30"/>
+                <w:szCs w:val="30"/>
+              </w:rPr>
+              <w:t xml:space="preserve"> </w:t>
+            </w:r>
+            <w:r>
+              <w:rPr>
+                <w:rFonts w:cstheme="minorHAnsi"/>
+                <w:sz w:val="30"/>
+                <w:szCs w:val="30"/>
+              </w:rPr>
+              <w:t>reciba</w:t>
+            </w:r>
+            <w:r>
+              <w:rPr>
+                <w:rFonts w:cstheme="minorHAnsi"/>
+                <w:spacing w:val="-3"/>
+                <w:sz w:val="30"/>
+                <w:szCs w:val="30"/>
+              </w:rPr>
+              <w:t xml:space="preserve"> </w:t>
+            </w:r>
+            <w:r>
+              <w:rPr>
+                <w:rFonts w:cstheme="minorHAnsi"/>
+                <w:sz w:val="30"/>
+                <w:szCs w:val="30"/>
+              </w:rPr>
+              <w:t>una</w:t>
+            </w:r>
+            <w:r>
+              <w:rPr>
+                <w:rFonts w:cstheme="minorHAnsi"/>
+                <w:spacing w:val="-3"/>
+                <w:sz w:val="30"/>
+                <w:szCs w:val="30"/>
+              </w:rPr>
+              <w:t xml:space="preserve"> </w:t>
+            </w:r>
+            <w:r>
+              <w:rPr>
+                <w:rFonts w:cstheme="minorHAnsi"/>
+                <w:sz w:val="30"/>
+                <w:szCs w:val="30"/>
+              </w:rPr>
+              <w:t>confirmación</w:t>
+            </w:r>
+            <w:r>
+              <w:rPr>
+                <w:rFonts w:cstheme="minorHAnsi"/>
+                <w:spacing w:val="-4"/>
+                <w:sz w:val="30"/>
+                <w:szCs w:val="30"/>
+              </w:rPr>
+              <w:t xml:space="preserve"> </w:t>
+            </w:r>
+            <w:r>
+              <w:rPr>
+                <w:rFonts w:cstheme="minorHAnsi"/>
+                <w:sz w:val="30"/>
+                <w:szCs w:val="30"/>
+              </w:rPr>
+              <w:t>del</w:t>
+            </w:r>
+            <w:r>
+              <w:rPr>
+                <w:rFonts w:cstheme="minorHAnsi"/>
+                <w:spacing w:val="-3"/>
+                <w:sz w:val="30"/>
+                <w:szCs w:val="30"/>
+              </w:rPr>
+              <w:t xml:space="preserve"> </w:t>
+            </w:r>
+            <w:r>
+              <w:rPr>
+                <w:rFonts w:cstheme="minorHAnsi"/>
+                <w:sz w:val="30"/>
+                <w:szCs w:val="30"/>
+              </w:rPr>
+              <w:t>pedido</w:t>
+            </w:r>
+            <w:r>
+              <w:rPr>
+                <w:rFonts w:cstheme="minorHAnsi"/>
+                <w:spacing w:val="-3"/>
+                <w:sz w:val="30"/>
+                <w:szCs w:val="30"/>
+              </w:rPr>
+              <w:t xml:space="preserve"> </w:t>
+            </w:r>
+            <w:r>
+              <w:rPr>
+                <w:rFonts w:cstheme="minorHAnsi"/>
+                <w:sz w:val="30"/>
+                <w:szCs w:val="30"/>
+              </w:rPr>
+              <w:t>mediante notificación en la aplicación y/o mensaje de texto.</w:t>
+            </w:r>
+          </w:p>
+        </w:tc>
+        <w:tc>
+          <w:tcPr>
+            <w:tcW w:w="1587" w:type="dxa"/>
+          </w:tcPr>
+          <w:p>
+            <w:pPr>
+              <w:pStyle w:val="Ttulo1"/>
+              <w:tabs>
+                <w:tab w:val="left" w:pos="257"/>
+              </w:tabs>
+              <w:ind w:left="0" w:firstLine="0"/>
+              <w:outlineLvl w:val="0"/>
+              <w:rPr>
+                <w:rFonts w:asciiTheme="minorHAnsi" w:hAnsiTheme="minorHAnsi" w:cstheme="minorHAnsi"/>
+                <w:b w:val="0"/>
+                <w:sz w:val="30"/>
+                <w:szCs w:val="30"/>
+              </w:rPr>
+            </w:pPr>
+            <w:r>
+              <w:rPr>
+                <w:rFonts w:asciiTheme="minorHAnsi" w:hAnsiTheme="minorHAnsi" w:cstheme="minorHAnsi"/>
+                <w:b w:val="0"/>
+                <w:sz w:val="30"/>
+                <w:szCs w:val="30"/>
+              </w:rPr>
+              <w:t>Notificación y confirmación</w:t>
+            </w:r>
+          </w:p>
+        </w:tc>
+        <w:tc>
+          <w:tcPr>
+            <w:tcW w:w="3144" w:type="dxa"/>
+          </w:tcPr>
+          <w:p>
+            <w:pPr>
+              <w:pStyle w:val="Ttulo1"/>
+              <w:tabs>
+                <w:tab w:val="left" w:pos="257"/>
+              </w:tabs>
+              <w:ind w:left="0" w:firstLine="0"/>
+              <w:outlineLvl w:val="0"/>
+              <w:rPr>
+                <w:rFonts w:asciiTheme="minorHAnsi" w:hAnsiTheme="minorHAnsi" w:cstheme="minorHAnsi"/>
+                <w:color w:val="BF8F00" w:themeColor="accent4" w:themeShade="BF"/>
+                <w:sz w:val="30"/>
+                <w:szCs w:val="30"/>
+              </w:rPr>
+            </w:pPr>
+            <w:r>
+              <w:rPr>
+                <w:rFonts w:asciiTheme="minorHAnsi" w:hAnsiTheme="minorHAnsi" w:cstheme="minorHAnsi"/>
+                <w:color w:val="BF8F00" w:themeColor="accent4" w:themeShade="BF"/>
+                <w:sz w:val="30"/>
+                <w:szCs w:val="30"/>
+              </w:rPr>
+              <w:t>pendientes</w:t>
+            </w:r>
+          </w:p>
+        </w:tc>
+      </w:tr>
+      <w:tr>
+        <w:tc>
+          <w:tcPr>
+            <w:tcW w:w="1891" w:type="dxa"/>
+          </w:tcPr>
+          <w:p>
+            <w:pPr>
+              <w:pStyle w:val="Ttulo1"/>
+              <w:tabs>
+                <w:tab w:val="left" w:pos="257"/>
+              </w:tabs>
+              <w:ind w:left="0" w:firstLine="0"/>
+              <w:outlineLvl w:val="0"/>
+              <w:rPr>
+                <w:rFonts w:asciiTheme="minorHAnsi" w:hAnsiTheme="minorHAnsi" w:cstheme="minorHAnsi"/>
+                <w:b w:val="0"/>
+                <w:sz w:val="30"/>
+                <w:szCs w:val="30"/>
+              </w:rPr>
+            </w:pPr>
+            <w:r>
+              <w:rPr>
+                <w:rFonts w:asciiTheme="minorHAnsi" w:hAnsiTheme="minorHAnsi" w:cstheme="minorHAnsi"/>
+                <w:b w:val="0"/>
+                <w:sz w:val="30"/>
+                <w:szCs w:val="30"/>
+              </w:rPr>
+              <w:t>9RF</w:t>
+            </w:r>
+          </w:p>
+        </w:tc>
+        <w:tc>
+          <w:tcPr>
+            <w:tcW w:w="4039" w:type="dxa"/>
+          </w:tcPr>
+          <w:p>
+            <w:pPr>
+              <w:tabs>
+                <w:tab w:val="left" w:pos="121"/>
+              </w:tabs>
+              <w:spacing w:before="44" w:line="273" w:lineRule="auto"/>
+              <w:ind w:right="1242"/>
+              <w:rPr>
+                <w:rFonts w:cstheme="minorHAnsi"/>
+                <w:sz w:val="30"/>
+                <w:szCs w:val="30"/>
+              </w:rPr>
+            </w:pPr>
+            <w:r>
+              <w:rPr>
+                <w:rFonts w:cstheme="minorHAnsi"/>
+                <w:sz w:val="30"/>
+                <w:szCs w:val="30"/>
+              </w:rPr>
+              <w:t>El</w:t>
+            </w:r>
+            <w:r>
+              <w:rPr>
+                <w:rFonts w:cstheme="minorHAnsi"/>
+                <w:spacing w:val="-3"/>
+                <w:sz w:val="30"/>
+                <w:szCs w:val="30"/>
+              </w:rPr>
+              <w:t xml:space="preserve"> </w:t>
+            </w:r>
+            <w:r>
+              <w:rPr>
+                <w:rFonts w:cstheme="minorHAnsi"/>
+                <w:sz w:val="30"/>
+                <w:szCs w:val="30"/>
+              </w:rPr>
+              <w:t>sistema</w:t>
+            </w:r>
+            <w:r>
+              <w:rPr>
+                <w:rFonts w:cstheme="minorHAnsi"/>
+                <w:spacing w:val="-3"/>
+                <w:sz w:val="30"/>
+                <w:szCs w:val="30"/>
+              </w:rPr>
+              <w:t xml:space="preserve"> </w:t>
+            </w:r>
+            <w:r>
+              <w:rPr>
+                <w:rFonts w:cstheme="minorHAnsi"/>
+                <w:sz w:val="30"/>
+                <w:szCs w:val="30"/>
+              </w:rPr>
+              <w:t>deberá</w:t>
+            </w:r>
+            <w:r>
+              <w:rPr>
+                <w:rFonts w:cstheme="minorHAnsi"/>
+                <w:spacing w:val="-3"/>
+                <w:sz w:val="30"/>
+                <w:szCs w:val="30"/>
+              </w:rPr>
+              <w:t xml:space="preserve"> </w:t>
+            </w:r>
+            <w:r>
+              <w:rPr>
+                <w:rFonts w:cstheme="minorHAnsi"/>
+                <w:sz w:val="30"/>
+                <w:szCs w:val="30"/>
+              </w:rPr>
+              <w:t>permitir</w:t>
+            </w:r>
+            <w:r>
+              <w:rPr>
+                <w:rFonts w:cstheme="minorHAnsi"/>
+                <w:spacing w:val="-4"/>
+                <w:sz w:val="30"/>
+                <w:szCs w:val="30"/>
+              </w:rPr>
+              <w:t xml:space="preserve"> </w:t>
+            </w:r>
+            <w:r>
+              <w:rPr>
+                <w:rFonts w:cstheme="minorHAnsi"/>
+                <w:sz w:val="30"/>
+                <w:szCs w:val="30"/>
+              </w:rPr>
+              <w:t>que</w:t>
+            </w:r>
+            <w:r>
+              <w:rPr>
+                <w:rFonts w:cstheme="minorHAnsi"/>
+                <w:spacing w:val="-3"/>
+                <w:sz w:val="30"/>
+                <w:szCs w:val="30"/>
+              </w:rPr>
+              <w:t xml:space="preserve"> </w:t>
+            </w:r>
+            <w:r>
+              <w:rPr>
+                <w:rFonts w:cstheme="minorHAnsi"/>
+                <w:sz w:val="30"/>
+                <w:szCs w:val="30"/>
+              </w:rPr>
+              <w:t>el</w:t>
+            </w:r>
+            <w:r>
+              <w:rPr>
+                <w:rFonts w:cstheme="minorHAnsi"/>
+                <w:spacing w:val="-4"/>
+                <w:sz w:val="30"/>
+                <w:szCs w:val="30"/>
+              </w:rPr>
+              <w:t xml:space="preserve"> </w:t>
+            </w:r>
+            <w:r>
+              <w:rPr>
+                <w:rFonts w:cstheme="minorHAnsi"/>
+                <w:sz w:val="30"/>
+                <w:szCs w:val="30"/>
+              </w:rPr>
+              <w:t>usuario</w:t>
+            </w:r>
+            <w:r>
+              <w:rPr>
+                <w:rFonts w:cstheme="minorHAnsi"/>
+                <w:spacing w:val="-3"/>
+                <w:sz w:val="30"/>
+                <w:szCs w:val="30"/>
+              </w:rPr>
+              <w:t xml:space="preserve"> </w:t>
+            </w:r>
+            <w:r>
+              <w:rPr>
+                <w:rFonts w:cstheme="minorHAnsi"/>
+                <w:sz w:val="30"/>
+                <w:szCs w:val="30"/>
+              </w:rPr>
+              <w:t>realice</w:t>
+            </w:r>
+            <w:r>
+              <w:rPr>
+                <w:rFonts w:cstheme="minorHAnsi"/>
+                <w:spacing w:val="-6"/>
+                <w:sz w:val="30"/>
+                <w:szCs w:val="30"/>
+              </w:rPr>
+              <w:t xml:space="preserve"> </w:t>
+            </w:r>
+            <w:r>
+              <w:rPr>
+                <w:rFonts w:cstheme="minorHAnsi"/>
+                <w:sz w:val="30"/>
+                <w:szCs w:val="30"/>
+              </w:rPr>
+              <w:t>el</w:t>
+            </w:r>
+            <w:r>
+              <w:rPr>
+                <w:rFonts w:cstheme="minorHAnsi"/>
+                <w:spacing w:val="-3"/>
+                <w:sz w:val="30"/>
+                <w:szCs w:val="30"/>
+              </w:rPr>
+              <w:t xml:space="preserve"> </w:t>
+            </w:r>
+            <w:r>
+              <w:rPr>
+                <w:rFonts w:cstheme="minorHAnsi"/>
+                <w:sz w:val="30"/>
+                <w:szCs w:val="30"/>
+              </w:rPr>
+              <w:t>pago</w:t>
+            </w:r>
+            <w:r>
+              <w:rPr>
+                <w:rFonts w:cstheme="minorHAnsi"/>
+                <w:spacing w:val="-3"/>
+                <w:sz w:val="30"/>
+                <w:szCs w:val="30"/>
+              </w:rPr>
+              <w:t xml:space="preserve"> </w:t>
+            </w:r>
+            <w:r>
+              <w:rPr>
+                <w:rFonts w:cstheme="minorHAnsi"/>
+                <w:sz w:val="30"/>
+                <w:szCs w:val="30"/>
+              </w:rPr>
+              <w:t>en</w:t>
+            </w:r>
+            <w:r>
+              <w:rPr>
+                <w:rFonts w:cstheme="minorHAnsi"/>
+                <w:spacing w:val="-4"/>
+                <w:sz w:val="30"/>
+                <w:szCs w:val="30"/>
+              </w:rPr>
+              <w:t xml:space="preserve"> </w:t>
+            </w:r>
+            <w:r>
+              <w:rPr>
+                <w:rFonts w:cstheme="minorHAnsi"/>
+                <w:sz w:val="30"/>
+                <w:szCs w:val="30"/>
+              </w:rPr>
+              <w:t>línea</w:t>
+            </w:r>
+            <w:r>
+              <w:rPr>
+                <w:rFonts w:cstheme="minorHAnsi"/>
+                <w:spacing w:val="-3"/>
+                <w:sz w:val="30"/>
+                <w:szCs w:val="30"/>
+              </w:rPr>
+              <w:t xml:space="preserve"> </w:t>
+            </w:r>
+            <w:r>
+              <w:rPr>
+                <w:rFonts w:cstheme="minorHAnsi"/>
+                <w:sz w:val="30"/>
+                <w:szCs w:val="30"/>
+              </w:rPr>
+              <w:t>con</w:t>
+            </w:r>
+            <w:r>
+              <w:rPr>
+                <w:rFonts w:cstheme="minorHAnsi"/>
+                <w:spacing w:val="-4"/>
+                <w:sz w:val="30"/>
+                <w:szCs w:val="30"/>
+              </w:rPr>
+              <w:t xml:space="preserve"> </w:t>
+            </w:r>
+            <w:r>
+              <w:rPr>
+                <w:rFonts w:cstheme="minorHAnsi"/>
+                <w:sz w:val="30"/>
+                <w:szCs w:val="30"/>
+              </w:rPr>
+              <w:t>tarjeta</w:t>
+            </w:r>
+            <w:r>
+              <w:rPr>
+                <w:rFonts w:cstheme="minorHAnsi"/>
+                <w:spacing w:val="-6"/>
+                <w:sz w:val="30"/>
+                <w:szCs w:val="30"/>
+              </w:rPr>
+              <w:t xml:space="preserve"> </w:t>
+            </w:r>
+            <w:r>
+              <w:rPr>
+                <w:rFonts w:cstheme="minorHAnsi"/>
+                <w:sz w:val="30"/>
+                <w:szCs w:val="30"/>
+              </w:rPr>
+              <w:t xml:space="preserve">o </w:t>
+            </w:r>
+            <w:r>
+              <w:rPr>
+                <w:rFonts w:cstheme="minorHAnsi"/>
+                <w:spacing w:val="-2"/>
+                <w:sz w:val="30"/>
+                <w:szCs w:val="30"/>
+              </w:rPr>
+              <w:t>transferencia.</w:t>
+            </w:r>
+          </w:p>
+        </w:tc>
+        <w:tc>
+          <w:tcPr>
+            <w:tcW w:w="1587" w:type="dxa"/>
+          </w:tcPr>
+          <w:p>
+            <w:pPr>
+              <w:pStyle w:val="Ttulo1"/>
+              <w:tabs>
+                <w:tab w:val="left" w:pos="257"/>
+              </w:tabs>
+              <w:ind w:left="0" w:firstLine="0"/>
+              <w:outlineLvl w:val="0"/>
+              <w:rPr>
+                <w:rFonts w:asciiTheme="minorHAnsi" w:hAnsiTheme="minorHAnsi" w:cstheme="minorHAnsi"/>
+                <w:b w:val="0"/>
+                <w:sz w:val="30"/>
+                <w:szCs w:val="30"/>
+              </w:rPr>
+            </w:pPr>
+            <w:r>
+              <w:rPr>
+                <w:rFonts w:asciiTheme="minorHAnsi" w:hAnsiTheme="minorHAnsi" w:cstheme="minorHAnsi"/>
+                <w:b w:val="0"/>
+                <w:sz w:val="30"/>
+                <w:szCs w:val="30"/>
+              </w:rPr>
+              <w:t>Métodos de pago</w:t>
+            </w:r>
+          </w:p>
+        </w:tc>
+        <w:tc>
+          <w:tcPr>
+            <w:tcW w:w="3144" w:type="dxa"/>
+          </w:tcPr>
+          <w:p>
+            <w:pPr>
+              <w:pStyle w:val="Ttulo1"/>
+              <w:tabs>
+                <w:tab w:val="left" w:pos="257"/>
+              </w:tabs>
+              <w:ind w:left="0" w:firstLine="0"/>
+              <w:outlineLvl w:val="0"/>
+              <w:rPr>
+                <w:rFonts w:asciiTheme="minorHAnsi" w:hAnsiTheme="minorHAnsi" w:cstheme="minorHAnsi"/>
+                <w:color w:val="BF8F00" w:themeColor="accent4" w:themeShade="BF"/>
+                <w:sz w:val="30"/>
+                <w:szCs w:val="30"/>
+              </w:rPr>
+            </w:pPr>
+            <w:r>
+              <w:rPr>
+                <w:rFonts w:asciiTheme="minorHAnsi" w:hAnsiTheme="minorHAnsi" w:cstheme="minorHAnsi"/>
+                <w:color w:val="BF8F00" w:themeColor="accent4" w:themeShade="BF"/>
+                <w:sz w:val="30"/>
+                <w:szCs w:val="30"/>
+              </w:rPr>
+              <w:t>pendientes</w:t>
+            </w:r>
+          </w:p>
+        </w:tc>
+      </w:tr>
+      <w:tr>
+        <w:tc>
+          <w:tcPr>
+            <w:tcW w:w="1891" w:type="dxa"/>
+          </w:tcPr>
+          <w:p>
+            <w:pPr>
+              <w:pStyle w:val="Ttulo1"/>
+              <w:tabs>
+                <w:tab w:val="left" w:pos="257"/>
+              </w:tabs>
+              <w:ind w:left="0" w:firstLine="0"/>
+              <w:outlineLvl w:val="0"/>
+              <w:rPr>
+                <w:rFonts w:asciiTheme="minorHAnsi" w:hAnsiTheme="minorHAnsi" w:cstheme="minorHAnsi"/>
+                <w:b w:val="0"/>
+                <w:sz w:val="30"/>
+                <w:szCs w:val="30"/>
+              </w:rPr>
+            </w:pPr>
+            <w:r>
+              <w:rPr>
+                <w:rFonts w:asciiTheme="minorHAnsi" w:hAnsiTheme="minorHAnsi" w:cstheme="minorHAnsi"/>
+                <w:b w:val="0"/>
+                <w:sz w:val="30"/>
+                <w:szCs w:val="30"/>
+              </w:rPr>
+              <w:t>10RF</w:t>
+            </w:r>
+          </w:p>
+        </w:tc>
+        <w:tc>
+          <w:tcPr>
+            <w:tcW w:w="4039" w:type="dxa"/>
+          </w:tcPr>
+          <w:p>
+            <w:pPr>
+              <w:tabs>
+                <w:tab w:val="left" w:pos="121"/>
+              </w:tabs>
+              <w:spacing w:before="204" w:line="276" w:lineRule="auto"/>
+              <w:ind w:right="106"/>
+              <w:rPr>
+                <w:rFonts w:cstheme="minorHAnsi"/>
+                <w:sz w:val="30"/>
+                <w:szCs w:val="30"/>
+              </w:rPr>
+            </w:pPr>
+            <w:r>
+              <w:rPr>
+                <w:rFonts w:cstheme="minorHAnsi"/>
+                <w:sz w:val="30"/>
+                <w:szCs w:val="30"/>
+              </w:rPr>
+              <w:t>El</w:t>
+            </w:r>
+            <w:r>
+              <w:rPr>
+                <w:rFonts w:cstheme="minorHAnsi"/>
+                <w:spacing w:val="-3"/>
+                <w:sz w:val="30"/>
+                <w:szCs w:val="30"/>
+              </w:rPr>
+              <w:t xml:space="preserve"> </w:t>
+            </w:r>
+            <w:r>
+              <w:rPr>
+                <w:rFonts w:cstheme="minorHAnsi"/>
+                <w:sz w:val="30"/>
+                <w:szCs w:val="30"/>
+              </w:rPr>
+              <w:t>sistema</w:t>
+            </w:r>
+            <w:r>
+              <w:rPr>
+                <w:rFonts w:cstheme="minorHAnsi"/>
+                <w:spacing w:val="-3"/>
+                <w:sz w:val="30"/>
+                <w:szCs w:val="30"/>
+              </w:rPr>
+              <w:t xml:space="preserve"> </w:t>
+            </w:r>
+            <w:r>
+              <w:rPr>
+                <w:rFonts w:cstheme="minorHAnsi"/>
+                <w:sz w:val="30"/>
+                <w:szCs w:val="30"/>
+              </w:rPr>
+              <w:t>deberá</w:t>
+            </w:r>
+            <w:r>
+              <w:rPr>
+                <w:rFonts w:cstheme="minorHAnsi"/>
+                <w:spacing w:val="-3"/>
+                <w:sz w:val="30"/>
+                <w:szCs w:val="30"/>
+              </w:rPr>
+              <w:t xml:space="preserve"> </w:t>
+            </w:r>
+            <w:r>
+              <w:rPr>
+                <w:rFonts w:cstheme="minorHAnsi"/>
+                <w:sz w:val="30"/>
+                <w:szCs w:val="30"/>
+              </w:rPr>
+              <w:t>permitir</w:t>
+            </w:r>
+            <w:r>
+              <w:rPr>
+                <w:rFonts w:cstheme="minorHAnsi"/>
+                <w:spacing w:val="-4"/>
+                <w:sz w:val="30"/>
+                <w:szCs w:val="30"/>
+              </w:rPr>
+              <w:t xml:space="preserve"> </w:t>
+            </w:r>
+            <w:r>
+              <w:rPr>
+                <w:rFonts w:cstheme="minorHAnsi"/>
+                <w:sz w:val="30"/>
+                <w:szCs w:val="30"/>
+              </w:rPr>
+              <w:t>que</w:t>
+            </w:r>
+            <w:r>
+              <w:rPr>
+                <w:rFonts w:cstheme="minorHAnsi"/>
+                <w:spacing w:val="-3"/>
+                <w:sz w:val="30"/>
+                <w:szCs w:val="30"/>
+              </w:rPr>
+              <w:t xml:space="preserve"> </w:t>
+            </w:r>
+            <w:r>
+              <w:rPr>
+                <w:rFonts w:cstheme="minorHAnsi"/>
+                <w:sz w:val="30"/>
+                <w:szCs w:val="30"/>
+              </w:rPr>
+              <w:t>el</w:t>
+            </w:r>
+            <w:r>
+              <w:rPr>
+                <w:rFonts w:cstheme="minorHAnsi"/>
+                <w:spacing w:val="-4"/>
+                <w:sz w:val="30"/>
+                <w:szCs w:val="30"/>
+              </w:rPr>
+              <w:t xml:space="preserve"> </w:t>
+            </w:r>
+            <w:r>
+              <w:rPr>
+                <w:rFonts w:cstheme="minorHAnsi"/>
+                <w:sz w:val="30"/>
+                <w:szCs w:val="30"/>
+              </w:rPr>
+              <w:t>usuario</w:t>
+            </w:r>
+            <w:r>
+              <w:rPr>
+                <w:rFonts w:cstheme="minorHAnsi"/>
+                <w:spacing w:val="-5"/>
+                <w:sz w:val="30"/>
+                <w:szCs w:val="30"/>
+              </w:rPr>
+              <w:t xml:space="preserve"> </w:t>
+            </w:r>
+            <w:r>
+              <w:rPr>
+                <w:rFonts w:cstheme="minorHAnsi"/>
+                <w:sz w:val="30"/>
+                <w:szCs w:val="30"/>
+              </w:rPr>
+              <w:t>haga</w:t>
+            </w:r>
+            <w:r>
+              <w:rPr>
+                <w:rFonts w:cstheme="minorHAnsi"/>
+                <w:spacing w:val="-3"/>
+                <w:sz w:val="30"/>
+                <w:szCs w:val="30"/>
+              </w:rPr>
+              <w:t xml:space="preserve"> </w:t>
+            </w:r>
+            <w:r>
+              <w:rPr>
+                <w:rFonts w:cstheme="minorHAnsi"/>
+                <w:sz w:val="30"/>
+                <w:szCs w:val="30"/>
+              </w:rPr>
+              <w:t>seguimiento</w:t>
+            </w:r>
+            <w:r>
+              <w:rPr>
+                <w:rFonts w:cstheme="minorHAnsi"/>
+                <w:spacing w:val="-3"/>
+                <w:sz w:val="30"/>
+                <w:szCs w:val="30"/>
+              </w:rPr>
+              <w:t xml:space="preserve"> </w:t>
+            </w:r>
+            <w:r>
+              <w:rPr>
+                <w:rFonts w:cstheme="minorHAnsi"/>
+                <w:sz w:val="30"/>
+                <w:szCs w:val="30"/>
+              </w:rPr>
+              <w:t>en</w:t>
+            </w:r>
+            <w:r>
+              <w:rPr>
+                <w:rFonts w:cstheme="minorHAnsi"/>
+                <w:spacing w:val="-4"/>
+                <w:sz w:val="30"/>
+                <w:szCs w:val="30"/>
+              </w:rPr>
+              <w:t xml:space="preserve"> </w:t>
+            </w:r>
+            <w:r>
+              <w:rPr>
+                <w:rFonts w:cstheme="minorHAnsi"/>
+                <w:sz w:val="30"/>
+                <w:szCs w:val="30"/>
+              </w:rPr>
+              <w:t>tiempo</w:t>
+            </w:r>
+            <w:r>
+              <w:rPr>
+                <w:rFonts w:cstheme="minorHAnsi"/>
+                <w:spacing w:val="-3"/>
+                <w:sz w:val="30"/>
+                <w:szCs w:val="30"/>
+              </w:rPr>
+              <w:t xml:space="preserve"> </w:t>
+            </w:r>
+            <w:r>
+              <w:rPr>
+                <w:rFonts w:cstheme="minorHAnsi"/>
+                <w:sz w:val="30"/>
+                <w:szCs w:val="30"/>
+              </w:rPr>
+              <w:t>real</w:t>
+            </w:r>
+            <w:r>
+              <w:rPr>
+                <w:rFonts w:cstheme="minorHAnsi"/>
+                <w:spacing w:val="-3"/>
+                <w:sz w:val="30"/>
+                <w:szCs w:val="30"/>
+              </w:rPr>
+              <w:t xml:space="preserve"> </w:t>
+            </w:r>
+            <w:r>
+              <w:rPr>
+                <w:rFonts w:cstheme="minorHAnsi"/>
+                <w:sz w:val="30"/>
+                <w:szCs w:val="30"/>
+              </w:rPr>
+              <w:t>al</w:t>
+            </w:r>
+            <w:r>
+              <w:rPr>
+                <w:rFonts w:cstheme="minorHAnsi"/>
+                <w:spacing w:val="-3"/>
+                <w:sz w:val="30"/>
+                <w:szCs w:val="30"/>
+              </w:rPr>
+              <w:t xml:space="preserve"> </w:t>
+            </w:r>
+            <w:r>
+              <w:rPr>
+                <w:rFonts w:cstheme="minorHAnsi"/>
+                <w:sz w:val="30"/>
+                <w:szCs w:val="30"/>
+              </w:rPr>
+              <w:t>estado</w:t>
+            </w:r>
+            <w:r>
+              <w:rPr>
+                <w:rFonts w:cstheme="minorHAnsi"/>
+                <w:spacing w:val="-3"/>
+                <w:sz w:val="30"/>
+                <w:szCs w:val="30"/>
+              </w:rPr>
+              <w:t xml:space="preserve"> </w:t>
+            </w:r>
+            <w:r>
+              <w:rPr>
+                <w:rFonts w:cstheme="minorHAnsi"/>
+                <w:sz w:val="30"/>
+                <w:szCs w:val="30"/>
+              </w:rPr>
+              <w:t>de</w:t>
+            </w:r>
+            <w:r>
+              <w:rPr>
+                <w:rFonts w:cstheme="minorHAnsi"/>
+                <w:spacing w:val="-4"/>
+                <w:sz w:val="30"/>
+                <w:szCs w:val="30"/>
+              </w:rPr>
+              <w:t xml:space="preserve"> </w:t>
+            </w:r>
+            <w:r>
+              <w:rPr>
+                <w:rFonts w:cstheme="minorHAnsi"/>
+                <w:sz w:val="30"/>
+                <w:szCs w:val="30"/>
+              </w:rPr>
+              <w:t>su pedido (en preparación, en camino, entregado).</w:t>
+            </w:r>
+          </w:p>
+          <w:p>
+            <w:pPr>
+              <w:pStyle w:val="Prrafodelista"/>
+              <w:tabs>
+                <w:tab w:val="left" w:pos="121"/>
+              </w:tabs>
+              <w:spacing w:before="44" w:line="273" w:lineRule="auto"/>
+              <w:ind w:right="1242"/>
+              <w:rPr>
+                <w:rFonts w:cstheme="minorHAnsi"/>
+                <w:sz w:val="30"/>
+                <w:szCs w:val="30"/>
+              </w:rPr>
+            </w:pPr>
+          </w:p>
+        </w:tc>
+        <w:tc>
+          <w:tcPr>
+            <w:tcW w:w="1587" w:type="dxa"/>
+          </w:tcPr>
+          <w:p>
+            <w:pPr>
+              <w:pStyle w:val="Ttulo1"/>
+              <w:tabs>
+                <w:tab w:val="left" w:pos="257"/>
+              </w:tabs>
+              <w:ind w:left="0" w:firstLine="0"/>
+              <w:outlineLvl w:val="0"/>
+              <w:rPr>
+                <w:rFonts w:asciiTheme="minorHAnsi" w:hAnsiTheme="minorHAnsi" w:cstheme="minorHAnsi"/>
+                <w:b w:val="0"/>
+                <w:sz w:val="30"/>
+                <w:szCs w:val="30"/>
+              </w:rPr>
+            </w:pPr>
+            <w:r>
+              <w:rPr>
+                <w:rFonts w:asciiTheme="minorHAnsi" w:hAnsiTheme="minorHAnsi" w:cstheme="minorHAnsi"/>
+                <w:b w:val="0"/>
+                <w:sz w:val="30"/>
+                <w:szCs w:val="30"/>
+              </w:rPr>
+              <w:t>Monitoreo en tiempo real</w:t>
+            </w:r>
+          </w:p>
+        </w:tc>
+        <w:tc>
+          <w:tcPr>
+            <w:tcW w:w="3144" w:type="dxa"/>
+          </w:tcPr>
+          <w:p>
+            <w:pPr>
+              <w:pStyle w:val="Ttulo2"/>
+              <w:spacing w:before="201"/>
+              <w:outlineLvl w:val="1"/>
+              <w:rPr>
+                <w:rFonts w:asciiTheme="minorHAnsi" w:hAnsiTheme="minorHAnsi" w:cstheme="minorHAnsi"/>
+                <w:color w:val="BF8F00" w:themeColor="accent4" w:themeShade="BF"/>
+                <w:sz w:val="30"/>
+                <w:szCs w:val="30"/>
+              </w:rPr>
+            </w:pPr>
+            <w:r>
+              <w:rPr>
+                <w:rFonts w:asciiTheme="minorHAnsi" w:hAnsiTheme="minorHAnsi" w:cstheme="minorHAnsi"/>
+                <w:color w:val="BF8F00" w:themeColor="accent4" w:themeShade="BF"/>
+                <w:sz w:val="30"/>
+                <w:szCs w:val="30"/>
+              </w:rPr>
+              <w:t>pendientes</w:t>
+            </w:r>
+          </w:p>
+        </w:tc>
+      </w:tr>
+      <w:tr>
+        <w:tc>
+          <w:tcPr>
+            <w:tcW w:w="1891" w:type="dxa"/>
+          </w:tcPr>
+          <w:p>
+            <w:pPr>
+              <w:pStyle w:val="Ttulo1"/>
+              <w:tabs>
+                <w:tab w:val="left" w:pos="257"/>
+              </w:tabs>
+              <w:ind w:left="0" w:firstLine="0"/>
+              <w:outlineLvl w:val="0"/>
+              <w:rPr>
+                <w:rFonts w:asciiTheme="minorHAnsi" w:hAnsiTheme="minorHAnsi" w:cstheme="minorHAnsi"/>
+                <w:b w:val="0"/>
+                <w:sz w:val="30"/>
+                <w:szCs w:val="30"/>
+              </w:rPr>
+            </w:pPr>
+            <w:r>
+              <w:rPr>
+                <w:rFonts w:asciiTheme="minorHAnsi" w:hAnsiTheme="minorHAnsi" w:cstheme="minorHAnsi"/>
+                <w:b w:val="0"/>
+                <w:sz w:val="30"/>
+                <w:szCs w:val="30"/>
+              </w:rPr>
+              <w:t>11RF</w:t>
+            </w:r>
+          </w:p>
+        </w:tc>
+        <w:tc>
+          <w:tcPr>
+            <w:tcW w:w="4039" w:type="dxa"/>
+          </w:tcPr>
+          <w:p>
+            <w:pPr>
+              <w:tabs>
+                <w:tab w:val="left" w:pos="121"/>
+              </w:tabs>
+              <w:spacing w:before="204" w:line="276" w:lineRule="auto"/>
+              <w:ind w:right="106"/>
+              <w:rPr>
+                <w:rFonts w:cstheme="minorHAnsi"/>
+                <w:sz w:val="30"/>
+                <w:szCs w:val="30"/>
+              </w:rPr>
+            </w:pPr>
+            <w:r>
+              <w:rPr>
+                <w:rFonts w:cstheme="minorHAnsi"/>
+                <w:sz w:val="30"/>
+                <w:szCs w:val="30"/>
+              </w:rPr>
+              <w:t>El sistema deberá desactivar un producto si en los puntos de preparación</w:t>
+            </w:r>
+          </w:p>
+        </w:tc>
+        <w:tc>
+          <w:tcPr>
+            <w:tcW w:w="1587" w:type="dxa"/>
+          </w:tcPr>
+          <w:p>
+            <w:pPr>
+              <w:pStyle w:val="Ttulo1"/>
+              <w:tabs>
+                <w:tab w:val="left" w:pos="257"/>
+              </w:tabs>
+              <w:ind w:left="0" w:firstLine="0"/>
+              <w:outlineLvl w:val="0"/>
+              <w:rPr>
+                <w:rFonts w:asciiTheme="minorHAnsi" w:hAnsiTheme="minorHAnsi" w:cstheme="minorHAnsi"/>
+                <w:b w:val="0"/>
+                <w:sz w:val="30"/>
+                <w:szCs w:val="30"/>
+              </w:rPr>
+            </w:pPr>
+            <w:r>
+              <w:rPr>
+                <w:rFonts w:asciiTheme="minorHAnsi" w:hAnsiTheme="minorHAnsi" w:cstheme="minorHAnsi"/>
+                <w:b w:val="0"/>
+                <w:sz w:val="30"/>
+                <w:szCs w:val="30"/>
+              </w:rPr>
+              <w:t xml:space="preserve">Gestión puntos </w:t>
+            </w:r>
+          </w:p>
+        </w:tc>
+        <w:tc>
+          <w:tcPr>
+            <w:tcW w:w="3144" w:type="dxa"/>
+          </w:tcPr>
+          <w:p>
+            <w:pPr>
+              <w:pStyle w:val="Ttulo2"/>
+              <w:spacing w:before="201"/>
+              <w:outlineLvl w:val="1"/>
+              <w:rPr>
+                <w:rFonts w:asciiTheme="minorHAnsi" w:hAnsiTheme="minorHAnsi" w:cstheme="minorHAnsi"/>
+                <w:color w:val="BF8F00" w:themeColor="accent4" w:themeShade="BF"/>
+                <w:sz w:val="30"/>
+                <w:szCs w:val="30"/>
+              </w:rPr>
+            </w:pPr>
+            <w:r>
+              <w:rPr>
+                <w:rFonts w:asciiTheme="minorHAnsi" w:hAnsiTheme="minorHAnsi" w:cstheme="minorHAnsi"/>
+                <w:color w:val="BF8F00" w:themeColor="accent4" w:themeShade="BF"/>
+                <w:sz w:val="30"/>
+                <w:szCs w:val="30"/>
+              </w:rPr>
+              <w:t>pendientes</w:t>
+            </w:r>
+          </w:p>
+        </w:tc>
+      </w:tr>
+      <w:tr>
+        <w:tc>
+          <w:tcPr>
+            <w:tcW w:w="1891" w:type="dxa"/>
+          </w:tcPr>
+          <w:p>
+            <w:pPr>
+              <w:pStyle w:val="Ttulo1"/>
+              <w:tabs>
+                <w:tab w:val="left" w:pos="257"/>
+              </w:tabs>
+              <w:ind w:left="0" w:firstLine="0"/>
+              <w:outlineLvl w:val="0"/>
+              <w:rPr>
+                <w:rFonts w:asciiTheme="minorHAnsi" w:hAnsiTheme="minorHAnsi" w:cstheme="minorHAnsi"/>
+                <w:b w:val="0"/>
+                <w:sz w:val="30"/>
+                <w:szCs w:val="30"/>
+              </w:rPr>
+            </w:pPr>
+            <w:r>
+              <w:rPr>
+                <w:rFonts w:asciiTheme="minorHAnsi" w:hAnsiTheme="minorHAnsi" w:cstheme="minorHAnsi"/>
+                <w:b w:val="0"/>
+                <w:sz w:val="30"/>
+                <w:szCs w:val="30"/>
+              </w:rPr>
+              <w:t>12RF</w:t>
+            </w:r>
+          </w:p>
+        </w:tc>
+        <w:tc>
+          <w:tcPr>
+            <w:tcW w:w="4039" w:type="dxa"/>
+          </w:tcPr>
+          <w:p>
+            <w:pPr>
+              <w:tabs>
+                <w:tab w:val="left" w:pos="121"/>
+              </w:tabs>
+              <w:spacing w:before="204" w:line="276" w:lineRule="auto"/>
+              <w:ind w:right="106"/>
+              <w:rPr>
+                <w:rFonts w:cstheme="minorHAnsi"/>
+                <w:sz w:val="30"/>
+                <w:szCs w:val="30"/>
+              </w:rPr>
+            </w:pPr>
+            <w:r>
+              <w:rPr>
+                <w:rFonts w:cstheme="minorHAnsi"/>
+                <w:sz w:val="30"/>
+                <w:szCs w:val="30"/>
+              </w:rPr>
+              <w:t xml:space="preserve">El sistema deberá permitir que los pedidos se preparen </w:t>
+            </w:r>
+            <w:r>
+              <w:rPr>
+                <w:rFonts w:cstheme="minorHAnsi"/>
+                <w:sz w:val="30"/>
+                <w:szCs w:val="30"/>
+              </w:rPr>
+              <w:lastRenderedPageBreak/>
+              <w:t>y despachen en un punto más cerca a la ubicación del cliente.</w:t>
+            </w:r>
+          </w:p>
+        </w:tc>
+        <w:tc>
+          <w:tcPr>
+            <w:tcW w:w="1587" w:type="dxa"/>
+          </w:tcPr>
+          <w:p>
+            <w:pPr>
+              <w:pStyle w:val="Ttulo1"/>
+              <w:tabs>
+                <w:tab w:val="left" w:pos="257"/>
+              </w:tabs>
+              <w:ind w:left="0" w:firstLine="0"/>
+              <w:outlineLvl w:val="0"/>
+              <w:rPr>
+                <w:rFonts w:asciiTheme="minorHAnsi" w:hAnsiTheme="minorHAnsi" w:cstheme="minorHAnsi"/>
+                <w:b w:val="0"/>
+                <w:sz w:val="30"/>
+                <w:szCs w:val="30"/>
+              </w:rPr>
+            </w:pPr>
+            <w:r>
+              <w:rPr>
+                <w:rFonts w:asciiTheme="minorHAnsi" w:hAnsiTheme="minorHAnsi" w:cstheme="minorHAnsi"/>
+                <w:b w:val="0"/>
+                <w:sz w:val="30"/>
+                <w:szCs w:val="30"/>
+              </w:rPr>
+              <w:lastRenderedPageBreak/>
+              <w:t xml:space="preserve">Gestión puntos </w:t>
+            </w:r>
+          </w:p>
+        </w:tc>
+        <w:tc>
+          <w:tcPr>
+            <w:tcW w:w="3144" w:type="dxa"/>
+          </w:tcPr>
+          <w:p>
+            <w:pPr>
+              <w:pStyle w:val="Ttulo2"/>
+              <w:spacing w:before="201"/>
+              <w:outlineLvl w:val="1"/>
+              <w:rPr>
+                <w:rFonts w:asciiTheme="minorHAnsi" w:hAnsiTheme="minorHAnsi" w:cstheme="minorHAnsi"/>
+                <w:color w:val="BF8F00" w:themeColor="accent4" w:themeShade="BF"/>
+                <w:sz w:val="30"/>
+                <w:szCs w:val="30"/>
+              </w:rPr>
+            </w:pPr>
+            <w:r>
+              <w:rPr>
+                <w:rFonts w:asciiTheme="minorHAnsi" w:hAnsiTheme="minorHAnsi" w:cstheme="minorHAnsi"/>
+                <w:color w:val="BF8F00" w:themeColor="accent4" w:themeShade="BF"/>
+                <w:sz w:val="30"/>
+                <w:szCs w:val="30"/>
+              </w:rPr>
+              <w:t>pendientes</w:t>
+            </w:r>
+          </w:p>
+        </w:tc>
+      </w:tr>
+      <w:tr>
+        <w:tc>
+          <w:tcPr>
+            <w:tcW w:w="1891" w:type="dxa"/>
+          </w:tcPr>
+          <w:p>
+            <w:pPr>
+              <w:pStyle w:val="Ttulo1"/>
+              <w:tabs>
+                <w:tab w:val="left" w:pos="257"/>
+              </w:tabs>
+              <w:ind w:left="0" w:firstLine="0"/>
+              <w:outlineLvl w:val="0"/>
+              <w:rPr>
+                <w:rFonts w:asciiTheme="minorHAnsi" w:hAnsiTheme="minorHAnsi" w:cstheme="minorHAnsi"/>
+                <w:b w:val="0"/>
+                <w:sz w:val="30"/>
+                <w:szCs w:val="30"/>
+              </w:rPr>
+            </w:pPr>
+            <w:r>
+              <w:rPr>
+                <w:rFonts w:asciiTheme="minorHAnsi" w:hAnsiTheme="minorHAnsi" w:cstheme="minorHAnsi"/>
+                <w:b w:val="0"/>
+                <w:sz w:val="30"/>
+                <w:szCs w:val="30"/>
+              </w:rPr>
+              <w:t>13RF</w:t>
+            </w:r>
+          </w:p>
+        </w:tc>
+        <w:tc>
+          <w:tcPr>
+            <w:tcW w:w="4039" w:type="dxa"/>
+          </w:tcPr>
+          <w:p>
+            <w:pPr>
+              <w:tabs>
+                <w:tab w:val="left" w:pos="121"/>
+              </w:tabs>
+              <w:spacing w:before="42" w:line="276" w:lineRule="auto"/>
+              <w:ind w:right="588"/>
+              <w:rPr>
+                <w:rFonts w:cstheme="minorHAnsi"/>
+                <w:sz w:val="30"/>
+                <w:szCs w:val="30"/>
+              </w:rPr>
+            </w:pPr>
+            <w:r>
+              <w:rPr>
+                <w:rFonts w:cstheme="minorHAnsi"/>
+                <w:sz w:val="30"/>
+                <w:szCs w:val="30"/>
+              </w:rPr>
+              <w:t>El</w:t>
+            </w:r>
+            <w:r>
+              <w:rPr>
+                <w:rFonts w:cstheme="minorHAnsi"/>
+                <w:spacing w:val="-3"/>
+                <w:sz w:val="30"/>
+                <w:szCs w:val="30"/>
+              </w:rPr>
+              <w:t xml:space="preserve"> </w:t>
+            </w:r>
+            <w:r>
+              <w:rPr>
+                <w:rFonts w:cstheme="minorHAnsi"/>
+                <w:sz w:val="30"/>
+                <w:szCs w:val="30"/>
+              </w:rPr>
+              <w:t>sistema</w:t>
+            </w:r>
+            <w:r>
+              <w:rPr>
+                <w:rFonts w:cstheme="minorHAnsi"/>
+                <w:spacing w:val="-3"/>
+                <w:sz w:val="30"/>
+                <w:szCs w:val="30"/>
+              </w:rPr>
+              <w:t xml:space="preserve"> </w:t>
+            </w:r>
+            <w:r>
+              <w:rPr>
+                <w:rFonts w:cstheme="minorHAnsi"/>
+                <w:sz w:val="30"/>
+                <w:szCs w:val="30"/>
+              </w:rPr>
+              <w:t>deberá</w:t>
+            </w:r>
+            <w:r>
+              <w:rPr>
+                <w:rFonts w:cstheme="minorHAnsi"/>
+                <w:spacing w:val="-3"/>
+                <w:sz w:val="30"/>
+                <w:szCs w:val="30"/>
+              </w:rPr>
+              <w:t xml:space="preserve"> </w:t>
+            </w:r>
+            <w:r>
+              <w:rPr>
+                <w:rFonts w:cstheme="minorHAnsi"/>
+                <w:sz w:val="30"/>
+                <w:szCs w:val="30"/>
+              </w:rPr>
+              <w:t>permitir</w:t>
+            </w:r>
+            <w:r>
+              <w:rPr>
+                <w:rFonts w:cstheme="minorHAnsi"/>
+                <w:spacing w:val="-4"/>
+                <w:sz w:val="30"/>
+                <w:szCs w:val="30"/>
+              </w:rPr>
+              <w:t xml:space="preserve"> </w:t>
+            </w:r>
+            <w:r>
+              <w:rPr>
+                <w:rFonts w:cstheme="minorHAnsi"/>
+                <w:sz w:val="30"/>
+                <w:szCs w:val="30"/>
+              </w:rPr>
+              <w:t>que</w:t>
+            </w:r>
+            <w:r>
+              <w:rPr>
+                <w:rFonts w:cstheme="minorHAnsi"/>
+                <w:spacing w:val="-3"/>
+                <w:sz w:val="30"/>
+                <w:szCs w:val="30"/>
+              </w:rPr>
+              <w:t xml:space="preserve"> </w:t>
+            </w:r>
+            <w:r>
+              <w:rPr>
+                <w:rFonts w:cstheme="minorHAnsi"/>
+                <w:sz w:val="30"/>
+                <w:szCs w:val="30"/>
+              </w:rPr>
+              <w:t>el</w:t>
+            </w:r>
+            <w:r>
+              <w:rPr>
+                <w:rFonts w:cstheme="minorHAnsi"/>
+                <w:spacing w:val="-4"/>
+                <w:sz w:val="30"/>
+                <w:szCs w:val="30"/>
+              </w:rPr>
+              <w:t xml:space="preserve"> </w:t>
+            </w:r>
+            <w:r>
+              <w:rPr>
+                <w:rFonts w:cstheme="minorHAnsi"/>
+                <w:sz w:val="30"/>
+                <w:szCs w:val="30"/>
+              </w:rPr>
+              <w:t>usuario</w:t>
+            </w:r>
+            <w:r>
+              <w:rPr>
+                <w:rFonts w:cstheme="minorHAnsi"/>
+                <w:spacing w:val="-6"/>
+                <w:sz w:val="30"/>
+                <w:szCs w:val="30"/>
+              </w:rPr>
+              <w:t xml:space="preserve"> </w:t>
+            </w:r>
+            <w:r>
+              <w:rPr>
+                <w:rFonts w:cstheme="minorHAnsi"/>
+                <w:sz w:val="30"/>
+                <w:szCs w:val="30"/>
+              </w:rPr>
+              <w:t>califique</w:t>
+            </w:r>
+            <w:r>
+              <w:rPr>
+                <w:rFonts w:cstheme="minorHAnsi"/>
+                <w:spacing w:val="-5"/>
+                <w:sz w:val="30"/>
+                <w:szCs w:val="30"/>
+              </w:rPr>
+              <w:t xml:space="preserve"> </w:t>
+            </w:r>
+            <w:r>
+              <w:rPr>
+                <w:rFonts w:cstheme="minorHAnsi"/>
+                <w:sz w:val="30"/>
+                <w:szCs w:val="30"/>
+              </w:rPr>
+              <w:t>los</w:t>
+            </w:r>
+            <w:r>
+              <w:rPr>
+                <w:rFonts w:cstheme="minorHAnsi"/>
+                <w:spacing w:val="-2"/>
+                <w:sz w:val="30"/>
+                <w:szCs w:val="30"/>
+              </w:rPr>
+              <w:t xml:space="preserve"> </w:t>
+            </w:r>
+            <w:r>
+              <w:rPr>
+                <w:rFonts w:cstheme="minorHAnsi"/>
+                <w:sz w:val="30"/>
+                <w:szCs w:val="30"/>
+              </w:rPr>
+              <w:t>platos</w:t>
+            </w:r>
+            <w:r>
+              <w:rPr>
+                <w:rFonts w:cstheme="minorHAnsi"/>
+                <w:spacing w:val="-2"/>
+                <w:sz w:val="30"/>
+                <w:szCs w:val="30"/>
+              </w:rPr>
+              <w:t xml:space="preserve"> </w:t>
+            </w:r>
+            <w:r>
+              <w:rPr>
+                <w:rFonts w:cstheme="minorHAnsi"/>
+                <w:sz w:val="30"/>
+                <w:szCs w:val="30"/>
+              </w:rPr>
+              <w:t>y</w:t>
+            </w:r>
+            <w:r>
+              <w:rPr>
+                <w:rFonts w:cstheme="minorHAnsi"/>
+                <w:spacing w:val="-5"/>
+                <w:sz w:val="30"/>
+                <w:szCs w:val="30"/>
+              </w:rPr>
+              <w:t xml:space="preserve"> </w:t>
+            </w:r>
+            <w:r>
+              <w:rPr>
+                <w:rFonts w:cstheme="minorHAnsi"/>
+                <w:sz w:val="30"/>
+                <w:szCs w:val="30"/>
+              </w:rPr>
+              <w:t>el</w:t>
+            </w:r>
+            <w:r>
+              <w:rPr>
+                <w:rFonts w:cstheme="minorHAnsi"/>
+                <w:spacing w:val="-4"/>
+                <w:sz w:val="30"/>
+                <w:szCs w:val="30"/>
+              </w:rPr>
+              <w:t xml:space="preserve"> </w:t>
+            </w:r>
+            <w:r>
+              <w:rPr>
+                <w:rFonts w:cstheme="minorHAnsi"/>
+                <w:sz w:val="30"/>
+                <w:szCs w:val="30"/>
+              </w:rPr>
+              <w:t>servicio</w:t>
+            </w:r>
+            <w:r>
+              <w:rPr>
+                <w:rFonts w:cstheme="minorHAnsi"/>
+                <w:spacing w:val="-3"/>
+                <w:sz w:val="30"/>
+                <w:szCs w:val="30"/>
+              </w:rPr>
+              <w:t xml:space="preserve"> </w:t>
+            </w:r>
+            <w:r>
+              <w:rPr>
+                <w:rFonts w:cstheme="minorHAnsi"/>
+                <w:sz w:val="30"/>
+                <w:szCs w:val="30"/>
+              </w:rPr>
+              <w:t>después</w:t>
+            </w:r>
+            <w:r>
+              <w:rPr>
+                <w:rFonts w:cstheme="minorHAnsi"/>
+                <w:spacing w:val="-2"/>
+                <w:sz w:val="30"/>
+                <w:szCs w:val="30"/>
+              </w:rPr>
+              <w:t xml:space="preserve"> </w:t>
+            </w:r>
+            <w:r>
+              <w:rPr>
+                <w:rFonts w:cstheme="minorHAnsi"/>
+                <w:sz w:val="30"/>
+                <w:szCs w:val="30"/>
+              </w:rPr>
+              <w:t>de recibir su pedido.</w:t>
+            </w:r>
+          </w:p>
+          <w:p>
+            <w:pPr>
+              <w:pStyle w:val="Prrafodelista"/>
+              <w:tabs>
+                <w:tab w:val="left" w:pos="121"/>
+              </w:tabs>
+              <w:spacing w:before="204" w:line="276" w:lineRule="auto"/>
+              <w:ind w:right="106"/>
+              <w:rPr>
+                <w:rFonts w:cstheme="minorHAnsi"/>
+                <w:sz w:val="30"/>
+                <w:szCs w:val="30"/>
+              </w:rPr>
+            </w:pPr>
+          </w:p>
+        </w:tc>
+        <w:tc>
+          <w:tcPr>
+            <w:tcW w:w="1587" w:type="dxa"/>
+          </w:tcPr>
+          <w:p>
+            <w:pPr>
+              <w:pStyle w:val="Ttulo1"/>
+              <w:tabs>
+                <w:tab w:val="left" w:pos="257"/>
+              </w:tabs>
+              <w:ind w:left="0" w:firstLine="0"/>
+              <w:outlineLvl w:val="0"/>
+              <w:rPr>
+                <w:rFonts w:asciiTheme="minorHAnsi" w:hAnsiTheme="minorHAnsi" w:cstheme="minorHAnsi"/>
+                <w:b w:val="0"/>
+                <w:sz w:val="30"/>
+                <w:szCs w:val="30"/>
+              </w:rPr>
+            </w:pPr>
+            <w:r>
+              <w:rPr>
+                <w:rFonts w:asciiTheme="minorHAnsi" w:hAnsiTheme="minorHAnsi" w:cstheme="minorHAnsi"/>
+                <w:b w:val="0"/>
+                <w:sz w:val="30"/>
+                <w:szCs w:val="30"/>
+              </w:rPr>
+              <w:t xml:space="preserve">Calificación y comentarios </w:t>
+            </w:r>
+          </w:p>
+        </w:tc>
+        <w:tc>
+          <w:tcPr>
+            <w:tcW w:w="3144" w:type="dxa"/>
+          </w:tcPr>
+          <w:p>
+            <w:pPr>
+              <w:pStyle w:val="Ttulo2"/>
+              <w:spacing w:before="201"/>
+              <w:outlineLvl w:val="1"/>
+              <w:rPr>
+                <w:rFonts w:asciiTheme="minorHAnsi" w:hAnsiTheme="minorHAnsi" w:cstheme="minorHAnsi"/>
+                <w:color w:val="BF8F00" w:themeColor="accent4" w:themeShade="BF"/>
+                <w:sz w:val="30"/>
+                <w:szCs w:val="30"/>
+              </w:rPr>
+            </w:pPr>
+            <w:r>
+              <w:rPr>
+                <w:rFonts w:asciiTheme="minorHAnsi" w:hAnsiTheme="minorHAnsi" w:cstheme="minorHAnsi"/>
+                <w:color w:val="BF8F00" w:themeColor="accent4" w:themeShade="BF"/>
+                <w:sz w:val="30"/>
+                <w:szCs w:val="30"/>
+              </w:rPr>
+              <w:t>pendientes</w:t>
+            </w:r>
+          </w:p>
+        </w:tc>
+      </w:tr>
+      <w:tr>
+        <w:tc>
+          <w:tcPr>
+            <w:tcW w:w="1891" w:type="dxa"/>
+          </w:tcPr>
+          <w:p>
+            <w:pPr>
+              <w:pStyle w:val="Ttulo1"/>
+              <w:tabs>
+                <w:tab w:val="left" w:pos="257"/>
+              </w:tabs>
+              <w:ind w:left="0" w:firstLine="0"/>
+              <w:outlineLvl w:val="0"/>
+              <w:rPr>
+                <w:rFonts w:asciiTheme="minorHAnsi" w:hAnsiTheme="minorHAnsi" w:cstheme="minorHAnsi"/>
+                <w:b w:val="0"/>
+                <w:sz w:val="30"/>
+                <w:szCs w:val="30"/>
+              </w:rPr>
+            </w:pPr>
+            <w:r>
+              <w:rPr>
+                <w:rFonts w:asciiTheme="minorHAnsi" w:hAnsiTheme="minorHAnsi" w:cstheme="minorHAnsi"/>
+                <w:b w:val="0"/>
+                <w:sz w:val="30"/>
+                <w:szCs w:val="30"/>
+              </w:rPr>
+              <w:t>14RF</w:t>
+            </w:r>
+          </w:p>
+        </w:tc>
+        <w:tc>
+          <w:tcPr>
+            <w:tcW w:w="4039" w:type="dxa"/>
+          </w:tcPr>
+          <w:p>
+            <w:pPr>
+              <w:tabs>
+                <w:tab w:val="left" w:pos="121"/>
+              </w:tabs>
+              <w:spacing w:line="276" w:lineRule="auto"/>
+              <w:ind w:right="295"/>
+              <w:rPr>
+                <w:rFonts w:cstheme="minorHAnsi"/>
+                <w:sz w:val="30"/>
+                <w:szCs w:val="30"/>
+              </w:rPr>
+            </w:pPr>
+            <w:r>
+              <w:rPr>
+                <w:rFonts w:cstheme="minorHAnsi"/>
+                <w:sz w:val="30"/>
+                <w:szCs w:val="30"/>
+              </w:rPr>
+              <w:t>El</w:t>
+            </w:r>
+            <w:r>
+              <w:rPr>
+                <w:rFonts w:cstheme="minorHAnsi"/>
+                <w:spacing w:val="-4"/>
+                <w:sz w:val="30"/>
+                <w:szCs w:val="30"/>
+              </w:rPr>
+              <w:t xml:space="preserve"> </w:t>
+            </w:r>
+            <w:r>
+              <w:rPr>
+                <w:rFonts w:cstheme="minorHAnsi"/>
+                <w:sz w:val="30"/>
+                <w:szCs w:val="30"/>
+              </w:rPr>
+              <w:t>sistema</w:t>
+            </w:r>
+            <w:r>
+              <w:rPr>
+                <w:rFonts w:cstheme="minorHAnsi"/>
+                <w:spacing w:val="-4"/>
+                <w:sz w:val="30"/>
+                <w:szCs w:val="30"/>
+              </w:rPr>
+              <w:t xml:space="preserve"> </w:t>
+            </w:r>
+            <w:r>
+              <w:rPr>
+                <w:rFonts w:cstheme="minorHAnsi"/>
+                <w:sz w:val="30"/>
+                <w:szCs w:val="30"/>
+              </w:rPr>
+              <w:t>deberá</w:t>
+            </w:r>
+            <w:r>
+              <w:rPr>
+                <w:rFonts w:cstheme="minorHAnsi"/>
+                <w:spacing w:val="-4"/>
+                <w:sz w:val="30"/>
+                <w:szCs w:val="30"/>
+              </w:rPr>
+              <w:t xml:space="preserve"> </w:t>
+            </w:r>
+            <w:r>
+              <w:rPr>
+                <w:rFonts w:cstheme="minorHAnsi"/>
+                <w:sz w:val="30"/>
+                <w:szCs w:val="30"/>
+              </w:rPr>
+              <w:t>permitir</w:t>
+            </w:r>
+            <w:r>
+              <w:rPr>
+                <w:rFonts w:cstheme="minorHAnsi"/>
+                <w:spacing w:val="-5"/>
+                <w:sz w:val="30"/>
+                <w:szCs w:val="30"/>
+              </w:rPr>
+              <w:t xml:space="preserve"> </w:t>
+            </w:r>
+            <w:r>
+              <w:rPr>
+                <w:rFonts w:cstheme="minorHAnsi"/>
+                <w:sz w:val="30"/>
+                <w:szCs w:val="30"/>
+              </w:rPr>
+              <w:t>que</w:t>
+            </w:r>
+            <w:r>
+              <w:rPr>
+                <w:rFonts w:cstheme="minorHAnsi"/>
+                <w:spacing w:val="-4"/>
+                <w:sz w:val="30"/>
+                <w:szCs w:val="30"/>
+              </w:rPr>
+              <w:t xml:space="preserve"> </w:t>
+            </w:r>
+            <w:r>
+              <w:rPr>
+                <w:rFonts w:cstheme="minorHAnsi"/>
+                <w:sz w:val="30"/>
+                <w:szCs w:val="30"/>
+              </w:rPr>
+              <w:t>el</w:t>
+            </w:r>
+            <w:r>
+              <w:rPr>
+                <w:rFonts w:cstheme="minorHAnsi"/>
+                <w:spacing w:val="-5"/>
+                <w:sz w:val="30"/>
+                <w:szCs w:val="30"/>
+              </w:rPr>
+              <w:t xml:space="preserve"> </w:t>
+            </w:r>
+            <w:r>
+              <w:rPr>
+                <w:rFonts w:cstheme="minorHAnsi"/>
+                <w:sz w:val="30"/>
+                <w:szCs w:val="30"/>
+              </w:rPr>
+              <w:t>usuario</w:t>
+            </w:r>
+            <w:r>
+              <w:rPr>
+                <w:rFonts w:cstheme="minorHAnsi"/>
+                <w:spacing w:val="-4"/>
+                <w:sz w:val="30"/>
+                <w:szCs w:val="30"/>
+              </w:rPr>
+              <w:t xml:space="preserve"> </w:t>
+            </w:r>
+            <w:r>
+              <w:rPr>
+                <w:rFonts w:cstheme="minorHAnsi"/>
+                <w:sz w:val="30"/>
+                <w:szCs w:val="30"/>
+              </w:rPr>
+              <w:t>reciba</w:t>
+            </w:r>
+            <w:r>
+              <w:rPr>
+                <w:rFonts w:cstheme="minorHAnsi"/>
+                <w:spacing w:val="-4"/>
+                <w:sz w:val="30"/>
+                <w:szCs w:val="30"/>
+              </w:rPr>
+              <w:t xml:space="preserve"> </w:t>
+            </w:r>
+            <w:r>
+              <w:rPr>
+                <w:rFonts w:cstheme="minorHAnsi"/>
+                <w:sz w:val="30"/>
+                <w:szCs w:val="30"/>
+              </w:rPr>
+              <w:t>promociones</w:t>
+            </w:r>
+            <w:r>
+              <w:rPr>
+                <w:rFonts w:cstheme="minorHAnsi"/>
+                <w:spacing w:val="-3"/>
+                <w:sz w:val="30"/>
+                <w:szCs w:val="30"/>
+              </w:rPr>
+              <w:t xml:space="preserve"> </w:t>
+            </w:r>
+            <w:r>
+              <w:rPr>
+                <w:rFonts w:cstheme="minorHAnsi"/>
+                <w:sz w:val="30"/>
+                <w:szCs w:val="30"/>
+              </w:rPr>
+              <w:t>o</w:t>
+            </w:r>
+            <w:r>
+              <w:rPr>
+                <w:rFonts w:cstheme="minorHAnsi"/>
+                <w:spacing w:val="-5"/>
+                <w:sz w:val="30"/>
+                <w:szCs w:val="30"/>
+              </w:rPr>
+              <w:t xml:space="preserve"> </w:t>
+            </w:r>
+            <w:r>
+              <w:rPr>
+                <w:rFonts w:cstheme="minorHAnsi"/>
+                <w:sz w:val="30"/>
+                <w:szCs w:val="30"/>
+              </w:rPr>
+              <w:t>descuentos</w:t>
+            </w:r>
+            <w:r>
+              <w:rPr>
+                <w:rFonts w:cstheme="minorHAnsi"/>
+                <w:spacing w:val="-3"/>
+                <w:sz w:val="30"/>
+                <w:szCs w:val="30"/>
+              </w:rPr>
+              <w:t xml:space="preserve"> </w:t>
+            </w:r>
+            <w:r>
+              <w:rPr>
+                <w:rFonts w:cstheme="minorHAnsi"/>
+                <w:sz w:val="30"/>
+                <w:szCs w:val="30"/>
+              </w:rPr>
+              <w:t>especiales</w:t>
+            </w:r>
+            <w:r>
+              <w:rPr>
+                <w:rFonts w:cstheme="minorHAnsi"/>
+                <w:spacing w:val="-3"/>
+                <w:sz w:val="30"/>
+                <w:szCs w:val="30"/>
+              </w:rPr>
+              <w:t xml:space="preserve"> </w:t>
+            </w:r>
+            <w:r>
+              <w:rPr>
+                <w:rFonts w:cstheme="minorHAnsi"/>
+                <w:sz w:val="30"/>
+                <w:szCs w:val="30"/>
+              </w:rPr>
+              <w:t>a través de la aplicación.</w:t>
+            </w:r>
+          </w:p>
+          <w:p>
+            <w:pPr>
+              <w:pStyle w:val="Prrafodelista"/>
+              <w:tabs>
+                <w:tab w:val="left" w:pos="121"/>
+              </w:tabs>
+              <w:spacing w:before="42" w:line="276" w:lineRule="auto"/>
+              <w:ind w:right="588"/>
+              <w:rPr>
+                <w:rFonts w:cstheme="minorHAnsi"/>
+                <w:sz w:val="30"/>
+                <w:szCs w:val="30"/>
+              </w:rPr>
+            </w:pPr>
+          </w:p>
+        </w:tc>
+        <w:tc>
+          <w:tcPr>
+            <w:tcW w:w="1587" w:type="dxa"/>
+          </w:tcPr>
+          <w:p>
+            <w:pPr>
+              <w:pStyle w:val="Ttulo1"/>
+              <w:tabs>
+                <w:tab w:val="left" w:pos="257"/>
+              </w:tabs>
+              <w:ind w:left="0" w:firstLine="0"/>
+              <w:outlineLvl w:val="0"/>
+              <w:rPr>
+                <w:rFonts w:asciiTheme="minorHAnsi" w:hAnsiTheme="minorHAnsi" w:cstheme="minorHAnsi"/>
+                <w:b w:val="0"/>
+                <w:sz w:val="30"/>
+                <w:szCs w:val="30"/>
+              </w:rPr>
+            </w:pPr>
+            <w:r>
+              <w:rPr>
+                <w:rFonts w:asciiTheme="minorHAnsi" w:hAnsiTheme="minorHAnsi" w:cstheme="minorHAnsi"/>
+                <w:b w:val="0"/>
+                <w:sz w:val="30"/>
+                <w:szCs w:val="30"/>
+              </w:rPr>
+              <w:t>Promociones y descuentos</w:t>
+            </w:r>
+          </w:p>
+        </w:tc>
+        <w:tc>
+          <w:tcPr>
+            <w:tcW w:w="3144" w:type="dxa"/>
+          </w:tcPr>
+          <w:p>
+            <w:pPr>
+              <w:pStyle w:val="Ttulo2"/>
+              <w:spacing w:before="201"/>
+              <w:outlineLvl w:val="1"/>
+              <w:rPr>
+                <w:rFonts w:asciiTheme="minorHAnsi" w:hAnsiTheme="minorHAnsi" w:cstheme="minorHAnsi"/>
+                <w:color w:val="BF8F00" w:themeColor="accent4" w:themeShade="BF"/>
+                <w:sz w:val="30"/>
+                <w:szCs w:val="30"/>
+              </w:rPr>
+            </w:pPr>
+            <w:r>
+              <w:rPr>
+                <w:rFonts w:asciiTheme="minorHAnsi" w:hAnsiTheme="minorHAnsi" w:cstheme="minorHAnsi"/>
+                <w:color w:val="BF8F00" w:themeColor="accent4" w:themeShade="BF"/>
+                <w:sz w:val="30"/>
+                <w:szCs w:val="30"/>
+              </w:rPr>
+              <w:t>pendientes</w:t>
+            </w:r>
+          </w:p>
+        </w:tc>
+      </w:tr>
+      <w:tr>
+        <w:tc>
+          <w:tcPr>
+            <w:tcW w:w="1891" w:type="dxa"/>
+          </w:tcPr>
+          <w:p>
+            <w:pPr>
+              <w:pStyle w:val="Ttulo1"/>
+              <w:tabs>
+                <w:tab w:val="left" w:pos="257"/>
+              </w:tabs>
+              <w:ind w:left="0" w:firstLine="0"/>
+              <w:outlineLvl w:val="0"/>
+              <w:rPr>
+                <w:rFonts w:asciiTheme="minorHAnsi" w:hAnsiTheme="minorHAnsi" w:cstheme="minorHAnsi"/>
+                <w:b w:val="0"/>
+                <w:sz w:val="30"/>
+                <w:szCs w:val="30"/>
+              </w:rPr>
+            </w:pPr>
+            <w:r>
+              <w:rPr>
+                <w:rFonts w:asciiTheme="minorHAnsi" w:hAnsiTheme="minorHAnsi" w:cstheme="minorHAnsi"/>
+                <w:b w:val="0"/>
+                <w:sz w:val="30"/>
+                <w:szCs w:val="30"/>
+              </w:rPr>
+              <w:t>1NRF</w:t>
+            </w:r>
+          </w:p>
+        </w:tc>
+        <w:tc>
+          <w:tcPr>
+            <w:tcW w:w="4039" w:type="dxa"/>
+          </w:tcPr>
+          <w:p>
+            <w:pPr>
+              <w:tabs>
+                <w:tab w:val="left" w:pos="121"/>
+              </w:tabs>
+              <w:spacing w:line="276" w:lineRule="auto"/>
+              <w:ind w:right="295"/>
+              <w:rPr>
+                <w:rFonts w:cstheme="minorHAnsi"/>
+                <w:sz w:val="30"/>
+                <w:szCs w:val="30"/>
+              </w:rPr>
+            </w:pPr>
+            <w:r>
+              <w:rPr>
+                <w:rFonts w:cstheme="minorHAnsi"/>
+                <w:sz w:val="30"/>
+                <w:szCs w:val="30"/>
+              </w:rPr>
+              <w:t>El tiempo de retraso (espera), para que cambien de pestañas entorno visual tiene que ser hasta 2 segundos.</w:t>
+            </w:r>
+          </w:p>
+        </w:tc>
+        <w:tc>
+          <w:tcPr>
+            <w:tcW w:w="1587" w:type="dxa"/>
+          </w:tcPr>
+          <w:p>
+            <w:pPr>
+              <w:pStyle w:val="Ttulo1"/>
+              <w:tabs>
+                <w:tab w:val="left" w:pos="257"/>
+              </w:tabs>
+              <w:ind w:left="0" w:firstLine="0"/>
+              <w:outlineLvl w:val="0"/>
+              <w:rPr>
+                <w:rFonts w:asciiTheme="minorHAnsi" w:hAnsiTheme="minorHAnsi" w:cstheme="minorHAnsi"/>
+                <w:b w:val="0"/>
+                <w:sz w:val="30"/>
+                <w:szCs w:val="30"/>
+              </w:rPr>
+            </w:pPr>
+            <w:r>
+              <w:rPr>
+                <w:rFonts w:asciiTheme="minorHAnsi" w:hAnsiTheme="minorHAnsi" w:cstheme="minorHAnsi"/>
+                <w:b w:val="0"/>
+                <w:sz w:val="30"/>
+                <w:szCs w:val="30"/>
+              </w:rPr>
+              <w:t xml:space="preserve">Gestión de tiempo, agilidad </w:t>
+            </w:r>
+          </w:p>
+        </w:tc>
+        <w:tc>
+          <w:tcPr>
+            <w:tcW w:w="3144" w:type="dxa"/>
+          </w:tcPr>
+          <w:p>
+            <w:pPr>
+              <w:pStyle w:val="Ttulo2"/>
+              <w:spacing w:before="201"/>
+              <w:outlineLvl w:val="1"/>
+              <w:rPr>
+                <w:rFonts w:asciiTheme="minorHAnsi" w:hAnsiTheme="minorHAnsi" w:cstheme="minorHAnsi"/>
+                <w:color w:val="BF8F00" w:themeColor="accent4" w:themeShade="BF"/>
+                <w:sz w:val="30"/>
+                <w:szCs w:val="30"/>
+              </w:rPr>
+            </w:pPr>
+            <w:r>
+              <w:rPr>
+                <w:rFonts w:asciiTheme="minorHAnsi" w:hAnsiTheme="minorHAnsi" w:cstheme="minorHAnsi"/>
+                <w:color w:val="BF8F00" w:themeColor="accent4" w:themeShade="BF"/>
+                <w:sz w:val="30"/>
+                <w:szCs w:val="30"/>
+              </w:rPr>
+              <w:t>pendientes</w:t>
+            </w:r>
+          </w:p>
+        </w:tc>
+      </w:tr>
+      <w:tr>
+        <w:trPr>
+          <w:trHeight w:val="6388"/>
+        </w:trPr>
+        <w:tc>
+          <w:tcPr>
+            <w:tcW w:w="1891" w:type="dxa"/>
+          </w:tcPr>
+          <w:p>
+            <w:pPr>
+              <w:pStyle w:val="Ttulo1"/>
+              <w:tabs>
+                <w:tab w:val="left" w:pos="257"/>
+              </w:tabs>
+              <w:ind w:left="0" w:firstLine="0"/>
+              <w:outlineLvl w:val="0"/>
+              <w:rPr>
+                <w:rFonts w:asciiTheme="minorHAnsi" w:hAnsiTheme="minorHAnsi" w:cstheme="minorHAnsi"/>
+                <w:b w:val="0"/>
+                <w:sz w:val="30"/>
+                <w:szCs w:val="30"/>
+              </w:rPr>
+            </w:pPr>
+            <w:r>
+              <w:rPr>
+                <w:rFonts w:asciiTheme="minorHAnsi" w:hAnsiTheme="minorHAnsi" w:cstheme="minorHAnsi"/>
+                <w:b w:val="0"/>
+                <w:sz w:val="30"/>
+                <w:szCs w:val="30"/>
+              </w:rPr>
+              <w:lastRenderedPageBreak/>
+              <w:t>2NRF</w:t>
+            </w:r>
+          </w:p>
+        </w:tc>
+        <w:tc>
+          <w:tcPr>
+            <w:tcW w:w="4039" w:type="dxa"/>
+          </w:tcPr>
+          <w:p>
+            <w:pPr>
+              <w:tabs>
+                <w:tab w:val="left" w:pos="121"/>
+              </w:tabs>
+              <w:spacing w:line="276" w:lineRule="auto"/>
+              <w:ind w:right="295"/>
+              <w:rPr>
+                <w:rFonts w:cstheme="minorHAnsi"/>
+                <w:sz w:val="30"/>
+                <w:szCs w:val="30"/>
+              </w:rPr>
+            </w:pPr>
+            <w:r>
+              <w:rPr>
+                <w:rFonts w:cstheme="minorHAnsi"/>
+                <w:sz w:val="30"/>
+                <w:szCs w:val="30"/>
+              </w:rPr>
+              <w:t>Si están en una comunidad o grupo una cantidad de 1000 a 1500 usuarios, interactuando por el mismo chat, el sistema deberá ser eficiente para cada una uno de los participantes, mostrando los mensajes en tiempo real, sin que alguno de ellos tenga inconvenientes como Congelación, no responde o cierre de la App inesperadamente.</w:t>
+            </w:r>
+          </w:p>
+        </w:tc>
+        <w:tc>
+          <w:tcPr>
+            <w:tcW w:w="1587" w:type="dxa"/>
+          </w:tcPr>
+          <w:p>
+            <w:pPr>
+              <w:pStyle w:val="Ttulo1"/>
+              <w:tabs>
+                <w:tab w:val="left" w:pos="257"/>
+              </w:tabs>
+              <w:ind w:left="0" w:firstLine="0"/>
+              <w:outlineLvl w:val="0"/>
+              <w:rPr>
+                <w:rFonts w:asciiTheme="minorHAnsi" w:hAnsiTheme="minorHAnsi" w:cstheme="minorHAnsi"/>
+                <w:b w:val="0"/>
+                <w:sz w:val="30"/>
+                <w:szCs w:val="30"/>
+              </w:rPr>
+            </w:pPr>
+            <w:r>
+              <w:rPr>
+                <w:rFonts w:asciiTheme="minorHAnsi" w:hAnsiTheme="minorHAnsi" w:cstheme="minorHAnsi"/>
+                <w:b w:val="0"/>
+                <w:sz w:val="30"/>
+                <w:szCs w:val="30"/>
+              </w:rPr>
+              <w:t>Sostenibilidad y capacidad de soporte a cumulado</w:t>
+            </w:r>
+          </w:p>
+        </w:tc>
+        <w:tc>
+          <w:tcPr>
+            <w:tcW w:w="3144" w:type="dxa"/>
+          </w:tcPr>
+          <w:p>
+            <w:pPr>
+              <w:pStyle w:val="Ttulo2"/>
+              <w:spacing w:before="201"/>
+              <w:outlineLvl w:val="1"/>
+              <w:rPr>
+                <w:rFonts w:asciiTheme="minorHAnsi" w:hAnsiTheme="minorHAnsi" w:cstheme="minorHAnsi"/>
+                <w:color w:val="BF8F00" w:themeColor="accent4" w:themeShade="BF"/>
+                <w:sz w:val="30"/>
+                <w:szCs w:val="30"/>
+              </w:rPr>
+            </w:pPr>
+            <w:r>
+              <w:rPr>
+                <w:rFonts w:asciiTheme="minorHAnsi" w:hAnsiTheme="minorHAnsi" w:cstheme="minorHAnsi"/>
+                <w:color w:val="BF8F00" w:themeColor="accent4" w:themeShade="BF"/>
+                <w:sz w:val="30"/>
+                <w:szCs w:val="30"/>
+              </w:rPr>
+              <w:t>pendientes</w:t>
+            </w:r>
+          </w:p>
+        </w:tc>
+      </w:tr>
+      <w:tr>
+        <w:tc>
+          <w:tcPr>
+            <w:tcW w:w="1891" w:type="dxa"/>
+          </w:tcPr>
+          <w:p>
+            <w:pPr>
+              <w:pStyle w:val="Ttulo1"/>
+              <w:tabs>
+                <w:tab w:val="left" w:pos="257"/>
+              </w:tabs>
+              <w:ind w:left="0" w:firstLine="0"/>
+              <w:outlineLvl w:val="0"/>
+              <w:rPr>
+                <w:rFonts w:asciiTheme="minorHAnsi" w:hAnsiTheme="minorHAnsi" w:cstheme="minorHAnsi"/>
+                <w:b w:val="0"/>
+                <w:sz w:val="30"/>
+                <w:szCs w:val="30"/>
+              </w:rPr>
+            </w:pPr>
+            <w:r>
+              <w:rPr>
+                <w:rFonts w:asciiTheme="minorHAnsi" w:hAnsiTheme="minorHAnsi" w:cstheme="minorHAnsi"/>
+                <w:b w:val="0"/>
+                <w:sz w:val="30"/>
+                <w:szCs w:val="30"/>
+              </w:rPr>
+              <w:t>3NRF</w:t>
+            </w:r>
+          </w:p>
+        </w:tc>
+        <w:tc>
+          <w:tcPr>
+            <w:tcW w:w="4039" w:type="dxa"/>
+          </w:tcPr>
+          <w:p>
+            <w:pPr>
+              <w:tabs>
+                <w:tab w:val="left" w:pos="121"/>
+              </w:tabs>
+              <w:spacing w:line="276" w:lineRule="auto"/>
+              <w:ind w:right="295"/>
+              <w:rPr>
+                <w:rFonts w:cstheme="minorHAnsi"/>
+                <w:sz w:val="30"/>
+                <w:szCs w:val="30"/>
+              </w:rPr>
+            </w:pPr>
+            <w:r>
+              <w:rPr>
+                <w:rFonts w:cstheme="minorHAnsi"/>
+                <w:sz w:val="30"/>
+                <w:szCs w:val="30"/>
+              </w:rPr>
+              <w:t>La interacción de del usuario con a la App deber se amigables, sin complicación, enunciados claros y guías visuales efectivas.</w:t>
+            </w:r>
+          </w:p>
+        </w:tc>
+        <w:tc>
+          <w:tcPr>
+            <w:tcW w:w="1587" w:type="dxa"/>
+          </w:tcPr>
+          <w:p>
+            <w:pPr>
+              <w:pStyle w:val="Ttulo1"/>
+              <w:tabs>
+                <w:tab w:val="left" w:pos="257"/>
+              </w:tabs>
+              <w:ind w:left="0" w:firstLine="0"/>
+              <w:outlineLvl w:val="0"/>
+              <w:rPr>
+                <w:rFonts w:asciiTheme="minorHAnsi" w:hAnsiTheme="minorHAnsi" w:cstheme="minorHAnsi"/>
+                <w:b w:val="0"/>
+                <w:sz w:val="30"/>
+                <w:szCs w:val="30"/>
+              </w:rPr>
+            </w:pPr>
+            <w:r>
+              <w:rPr>
+                <w:rFonts w:asciiTheme="minorHAnsi" w:hAnsiTheme="minorHAnsi" w:cstheme="minorHAnsi"/>
+                <w:b w:val="0"/>
+                <w:sz w:val="30"/>
+                <w:szCs w:val="30"/>
+              </w:rPr>
+              <w:t>Interacción dinámica, practica y amigable</w:t>
+            </w:r>
+          </w:p>
+        </w:tc>
+        <w:tc>
+          <w:tcPr>
+            <w:tcW w:w="3144" w:type="dxa"/>
+          </w:tcPr>
+          <w:p>
+            <w:pPr>
+              <w:pStyle w:val="Ttulo2"/>
+              <w:spacing w:before="201"/>
+              <w:outlineLvl w:val="1"/>
+              <w:rPr>
+                <w:rFonts w:asciiTheme="minorHAnsi" w:hAnsiTheme="minorHAnsi" w:cstheme="minorHAnsi"/>
+                <w:color w:val="BF8F00" w:themeColor="accent4" w:themeShade="BF"/>
+                <w:sz w:val="30"/>
+                <w:szCs w:val="30"/>
+              </w:rPr>
+            </w:pPr>
+            <w:r>
+              <w:rPr>
+                <w:rFonts w:asciiTheme="minorHAnsi" w:hAnsiTheme="minorHAnsi" w:cstheme="minorHAnsi"/>
+                <w:color w:val="BF8F00" w:themeColor="accent4" w:themeShade="BF"/>
+                <w:sz w:val="30"/>
+                <w:szCs w:val="30"/>
+              </w:rPr>
+              <w:t>pendientes</w:t>
+            </w:r>
+          </w:p>
+        </w:tc>
+      </w:tr>
+    </w:tbl>
+    <w:p>
+      <w:pPr>
+        <w:rPr>
+          <w:rFonts w:cstheme="minorHAnsi"/>
+          <w:sz w:val="30"/>
+          <w:szCs w:val="30"/>
+        </w:rPr>
+      </w:pPr>
+    </w:p>
+    <w:p>
+      <w:pPr>
+        <w:rPr>
+          <w:rFonts w:cstheme="minorHAnsi"/>
+          <w:b/>
+          <w:sz w:val="30"/>
+          <w:szCs w:val="30"/>
+        </w:rPr>
+      </w:pPr>
+      <w:r>
+        <w:rPr>
+          <w:rFonts w:cstheme="minorHAnsi"/>
+          <w:b/>
+          <w:noProof/>
+          <w:sz w:val="30"/>
+          <w:szCs w:val="30"/>
+        </w:rPr>
+        <w:lastRenderedPageBreak/>
+        <w:drawing>
+          <wp:anchor distT="0" distB="0" distL="114300" distR="114300" simplePos="0" relativeHeight="251662336" behindDoc="0" locked="0" layoutInCell="1" allowOverlap="1" wp14:anchorId="594C6FD1" wp14:editId="646A8D00">
+            <wp:simplePos x="0" y="0"/>
+            <wp:positionH relativeFrom="column">
+              <wp:posOffset>-677364</wp:posOffset>
+            </wp:positionH>
+            <wp:positionV relativeFrom="paragraph">
+              <wp:posOffset>307703</wp:posOffset>
+            </wp:positionV>
             <wp:extent cx="5608955" cy="4639945"/>
             <wp:effectExtent l="0" t="0" r="0" b="8255"/>
+            <wp:wrapTopAndBottom/>
             <wp:docPr id="1" name="Imagen 1"/>
             <wp:cNvGraphicFramePr>
               <a:graphicFrameLocks xmlns:a="http://schemas.openxmlformats.org/drawingml/2006/main" noChangeAspect="1"/>
@@ -1127,7 +6334,7 @@
                     </pic:cNvPicPr>
                   </pic:nvPicPr>
                   <pic:blipFill>
-                    <a:blip r:embed="rId6">
+                    <a:blip r:embed="rId12">
                       <a:extLst>
                         <a:ext uri="{28A0092B-C50C-407E-A947-70E740481C1C}">
                           <a14:useLocalDpi xmlns:a14="http://schemas.microsoft.com/office/drawing/2010/main" val="0"/>
@@ -1155,114 +6362,1305 @@
                 </pic:pic>
               </a:graphicData>
             </a:graphic>
-          </wp:inline>
+            <wp14:sizeRelH relativeFrom="page">
+              <wp14:pctWidth>0</wp14:pctWidth>
+            </wp14:sizeRelH>
+            <wp14:sizeRelV relativeFrom="page">
+              <wp14:pctHeight>0</wp14:pctHeight>
+            </wp14:sizeRelV>
+          </wp:anchor>
         </w:drawing>
       </w:r>
+      <w:r>
+        <w:rPr>
+          <w:rFonts w:cstheme="minorHAnsi"/>
+          <w:b/>
+          <w:sz w:val="30"/>
+          <w:szCs w:val="30"/>
+        </w:rPr>
+        <w:t>Modelos UML:</w:t>
+      </w:r>
     </w:p>
-    <w:p/>
-    <w:p/>
-    <w:p/>
-    <w:p/>
-    <w:p/>
-    <w:p/>
-    <w:p/>
     <w:p>
+      <w:pPr>
+        <w:rPr>
+          <w:rFonts w:cstheme="minorHAnsi"/>
+          <w:sz w:val="30"/>
+          <w:szCs w:val="30"/>
+        </w:rPr>
+      </w:pPr>
       <w:r>
+        <w:rPr>
+          <w:rFonts w:cstheme="minorHAnsi"/>
+          <w:sz w:val="30"/>
+          <w:szCs w:val="30"/>
+        </w:rPr>
         <w:br w:type="page"/>
       </w:r>
     </w:p>
     <w:p>
+      <w:pPr>
+        <w:rPr>
+          <w:rFonts w:cstheme="minorHAnsi"/>
+          <w:b/>
+          <w:sz w:val="30"/>
+          <w:szCs w:val="30"/>
+        </w:rPr>
+      </w:pPr>
       <w:r>
         <w:rPr>
-          <w:noProof/>
+          <w:rFonts w:cstheme="minorHAnsi"/>
+          <w:b/>
+          <w:sz w:val="30"/>
+          <w:szCs w:val="30"/>
         </w:rPr>
         <w:lastRenderedPageBreak/>
-        <w:drawing>
-          <wp:inline distT="0" distB="0" distL="0" distR="0" wp14:anchorId="6347ECC0" wp14:editId="56383B1D">
-            <wp:extent cx="5612130" cy="1750060"/>
-            <wp:effectExtent l="0" t="0" r="7620" b="2540"/>
-            <wp:docPr id="3" name="Imagen 3"/>
-            <wp:cNvGraphicFramePr>
-              <a:graphicFrameLocks xmlns:a="http://schemas.openxmlformats.org/drawingml/2006/main" noChangeAspect="1"/>
-            </wp:cNvGraphicFramePr>
-            <a:graphic xmlns:a="http://schemas.openxmlformats.org/drawingml/2006/main">
-              <a:graphicData uri="http://schemas.openxmlformats.org/drawingml/2006/picture">
-                <pic:pic xmlns:pic="http://schemas.openxmlformats.org/drawingml/2006/picture">
-                  <pic:nvPicPr>
-                    <pic:cNvPr id="1" name=""/>
-                    <pic:cNvPicPr/>
-                  </pic:nvPicPr>
-                  <pic:blipFill>
-                    <a:blip r:embed="rId7"/>
-                    <a:stretch>
-                      <a:fillRect/>
-                    </a:stretch>
-                  </pic:blipFill>
-                  <pic:spPr>
-                    <a:xfrm>
-                      <a:off x="0" y="0"/>
-                      <a:ext cx="5612130" cy="1750060"/>
-                    </a:xfrm>
-                    <a:prstGeom prst="rect">
-                      <a:avLst/>
-                    </a:prstGeom>
-                  </pic:spPr>
-                </pic:pic>
-              </a:graphicData>
-            </a:graphic>
-          </wp:inline>
-        </w:drawing>
+        <w:t>Cronograma de actividades</w:t>
       </w:r>
     </w:p>
+    <w:tbl>
+      <w:tblPr>
+        <w:tblStyle w:val="Tablaconcuadrcula"/>
+        <w:tblW w:w="0" w:type="auto"/>
+        <w:tblLook w:val="04A0" w:firstRow="1" w:lastRow="0" w:firstColumn="1" w:lastColumn="0" w:noHBand="0" w:noVBand="1"/>
+      </w:tblPr>
+      <w:tblGrid>
+        <w:gridCol w:w="1785"/>
+        <w:gridCol w:w="3077"/>
+        <w:gridCol w:w="2225"/>
+        <w:gridCol w:w="1741"/>
+      </w:tblGrid>
+      <w:tr>
+        <w:tc>
+          <w:tcPr>
+            <w:tcW w:w="0" w:type="auto"/>
+            <w:hideMark/>
+          </w:tcPr>
+          <w:p>
+            <w:pPr>
+              <w:spacing w:after="160" w:line="259" w:lineRule="auto"/>
+              <w:rPr>
+                <w:rFonts w:cstheme="minorHAnsi"/>
+                <w:b/>
+                <w:bCs/>
+                <w:sz w:val="30"/>
+                <w:szCs w:val="30"/>
+              </w:rPr>
+            </w:pPr>
+            <w:r>
+              <w:rPr>
+                <w:rFonts w:cstheme="minorHAnsi"/>
+                <w:b/>
+                <w:bCs/>
+                <w:sz w:val="30"/>
+                <w:szCs w:val="30"/>
+              </w:rPr>
+              <w:t>Fase</w:t>
+            </w:r>
+          </w:p>
+        </w:tc>
+        <w:tc>
+          <w:tcPr>
+            <w:tcW w:w="0" w:type="auto"/>
+            <w:hideMark/>
+          </w:tcPr>
+          <w:p>
+            <w:pPr>
+              <w:spacing w:after="160" w:line="259" w:lineRule="auto"/>
+              <w:rPr>
+                <w:rFonts w:cstheme="minorHAnsi"/>
+                <w:b/>
+                <w:bCs/>
+                <w:sz w:val="30"/>
+                <w:szCs w:val="30"/>
+              </w:rPr>
+            </w:pPr>
+            <w:r>
+              <w:rPr>
+                <w:rFonts w:cstheme="minorHAnsi"/>
+                <w:b/>
+                <w:bCs/>
+                <w:sz w:val="30"/>
+                <w:szCs w:val="30"/>
+              </w:rPr>
+              <w:t>Actividad</w:t>
+            </w:r>
+          </w:p>
+        </w:tc>
+        <w:tc>
+          <w:tcPr>
+            <w:tcW w:w="0" w:type="auto"/>
+            <w:hideMark/>
+          </w:tcPr>
+          <w:p>
+            <w:pPr>
+              <w:spacing w:after="160" w:line="259" w:lineRule="auto"/>
+              <w:rPr>
+                <w:rFonts w:cstheme="minorHAnsi"/>
+                <w:b/>
+                <w:bCs/>
+                <w:sz w:val="30"/>
+                <w:szCs w:val="30"/>
+              </w:rPr>
+            </w:pPr>
+            <w:r>
+              <w:rPr>
+                <w:rFonts w:cstheme="minorHAnsi"/>
+                <w:b/>
+                <w:bCs/>
+                <w:sz w:val="30"/>
+                <w:szCs w:val="30"/>
+              </w:rPr>
+              <w:t>Entregable</w:t>
+            </w:r>
+          </w:p>
+        </w:tc>
+        <w:tc>
+          <w:tcPr>
+            <w:tcW w:w="0" w:type="auto"/>
+            <w:hideMark/>
+          </w:tcPr>
+          <w:p>
+            <w:pPr>
+              <w:spacing w:after="160" w:line="259" w:lineRule="auto"/>
+              <w:rPr>
+                <w:rFonts w:cstheme="minorHAnsi"/>
+                <w:b/>
+                <w:bCs/>
+                <w:sz w:val="30"/>
+                <w:szCs w:val="30"/>
+              </w:rPr>
+            </w:pPr>
+            <w:r>
+              <w:rPr>
+                <w:rFonts w:cstheme="minorHAnsi"/>
+                <w:b/>
+                <w:bCs/>
+                <w:sz w:val="30"/>
+                <w:szCs w:val="30"/>
+              </w:rPr>
+              <w:t>Estado</w:t>
+            </w:r>
+          </w:p>
+        </w:tc>
+      </w:tr>
+      <w:tr>
+        <w:tc>
+          <w:tcPr>
+            <w:tcW w:w="0" w:type="auto"/>
+            <w:hideMark/>
+          </w:tcPr>
+          <w:p>
+            <w:pPr>
+              <w:spacing w:after="160" w:line="259" w:lineRule="auto"/>
+              <w:rPr>
+                <w:rFonts w:cstheme="minorHAnsi"/>
+                <w:sz w:val="30"/>
+                <w:szCs w:val="30"/>
+              </w:rPr>
+            </w:pPr>
+            <w:r>
+              <w:rPr>
+                <w:rFonts w:cstheme="minorHAnsi"/>
+                <w:sz w:val="30"/>
+                <w:szCs w:val="30"/>
+              </w:rPr>
+              <w:t>Análisis</w:t>
+            </w:r>
+          </w:p>
+        </w:tc>
+        <w:tc>
+          <w:tcPr>
+            <w:tcW w:w="0" w:type="auto"/>
+            <w:hideMark/>
+          </w:tcPr>
+          <w:p>
+            <w:pPr>
+              <w:spacing w:after="160" w:line="259" w:lineRule="auto"/>
+              <w:rPr>
+                <w:rFonts w:cstheme="minorHAnsi"/>
+                <w:sz w:val="30"/>
+                <w:szCs w:val="30"/>
+              </w:rPr>
+            </w:pPr>
+            <w:r>
+              <w:rPr>
+                <w:rFonts w:cstheme="minorHAnsi"/>
+                <w:sz w:val="30"/>
+                <w:szCs w:val="30"/>
+              </w:rPr>
+              <w:t>Identificación de actores y casos de uso</w:t>
+            </w:r>
+          </w:p>
+        </w:tc>
+        <w:tc>
+          <w:tcPr>
+            <w:tcW w:w="0" w:type="auto"/>
+            <w:hideMark/>
+          </w:tcPr>
+          <w:p>
+            <w:pPr>
+              <w:spacing w:after="160" w:line="259" w:lineRule="auto"/>
+              <w:rPr>
+                <w:rFonts w:cstheme="minorHAnsi"/>
+                <w:sz w:val="30"/>
+                <w:szCs w:val="30"/>
+              </w:rPr>
+            </w:pPr>
+            <w:r>
+              <w:rPr>
+                <w:rFonts w:cstheme="minorHAnsi"/>
+                <w:sz w:val="30"/>
+                <w:szCs w:val="30"/>
+              </w:rPr>
+              <w:t>Documento de requisitos</w:t>
+            </w:r>
+          </w:p>
+        </w:tc>
+        <w:tc>
+          <w:tcPr>
+            <w:tcW w:w="0" w:type="auto"/>
+            <w:hideMark/>
+          </w:tcPr>
+          <w:p>
+            <w:pPr>
+              <w:spacing w:after="160" w:line="259" w:lineRule="auto"/>
+              <w:rPr>
+                <w:rFonts w:cstheme="minorHAnsi"/>
+                <w:sz w:val="30"/>
+                <w:szCs w:val="30"/>
+              </w:rPr>
+            </w:pPr>
+            <w:r>
+              <w:rPr>
+                <w:rFonts w:cstheme="minorHAnsi"/>
+                <w:sz w:val="30"/>
+                <w:szCs w:val="30"/>
+              </w:rPr>
+              <w:t>Completado</w:t>
+            </w:r>
+          </w:p>
+        </w:tc>
+      </w:tr>
+      <w:tr>
+        <w:tc>
+          <w:tcPr>
+            <w:tcW w:w="0" w:type="auto"/>
+            <w:hideMark/>
+          </w:tcPr>
+          <w:p>
+            <w:pPr>
+              <w:spacing w:after="160" w:line="259" w:lineRule="auto"/>
+              <w:rPr>
+                <w:rFonts w:cstheme="minorHAnsi"/>
+                <w:sz w:val="30"/>
+                <w:szCs w:val="30"/>
+              </w:rPr>
+            </w:pPr>
+            <w:r>
+              <w:rPr>
+                <w:rFonts w:cstheme="minorHAnsi"/>
+                <w:sz w:val="30"/>
+                <w:szCs w:val="30"/>
+              </w:rPr>
+              <w:t>Diseño</w:t>
+            </w:r>
+          </w:p>
+        </w:tc>
+        <w:tc>
+          <w:tcPr>
+            <w:tcW w:w="0" w:type="auto"/>
+            <w:hideMark/>
+          </w:tcPr>
+          <w:p>
+            <w:pPr>
+              <w:spacing w:after="160" w:line="259" w:lineRule="auto"/>
+              <w:rPr>
+                <w:rFonts w:cstheme="minorHAnsi"/>
+                <w:sz w:val="30"/>
+                <w:szCs w:val="30"/>
+              </w:rPr>
+            </w:pPr>
+            <w:r>
+              <w:rPr>
+                <w:rFonts w:cstheme="minorHAnsi"/>
+                <w:sz w:val="30"/>
+                <w:szCs w:val="30"/>
+              </w:rPr>
+              <w:t>Diagramas UML y estructura del sistema</w:t>
+            </w:r>
+          </w:p>
+        </w:tc>
+        <w:tc>
+          <w:tcPr>
+            <w:tcW w:w="0" w:type="auto"/>
+            <w:hideMark/>
+          </w:tcPr>
+          <w:p>
+            <w:pPr>
+              <w:spacing w:after="160" w:line="259" w:lineRule="auto"/>
+              <w:rPr>
+                <w:rFonts w:cstheme="minorHAnsi"/>
+                <w:sz w:val="30"/>
+                <w:szCs w:val="30"/>
+              </w:rPr>
+            </w:pPr>
+            <w:r>
+              <w:rPr>
+                <w:rFonts w:cstheme="minorHAnsi"/>
+                <w:sz w:val="30"/>
+                <w:szCs w:val="30"/>
+              </w:rPr>
+              <w:t>Diagramas y prototipo</w:t>
+            </w:r>
+          </w:p>
+        </w:tc>
+        <w:tc>
+          <w:tcPr>
+            <w:tcW w:w="0" w:type="auto"/>
+            <w:hideMark/>
+          </w:tcPr>
+          <w:p>
+            <w:pPr>
+              <w:spacing w:after="160" w:line="259" w:lineRule="auto"/>
+              <w:rPr>
+                <w:rFonts w:cstheme="minorHAnsi"/>
+                <w:sz w:val="30"/>
+                <w:szCs w:val="30"/>
+              </w:rPr>
+            </w:pPr>
+            <w:r>
+              <w:rPr>
+                <w:rFonts w:cstheme="minorHAnsi"/>
+                <w:sz w:val="30"/>
+                <w:szCs w:val="30"/>
+              </w:rPr>
+              <w:t>En progreso</w:t>
+            </w:r>
+          </w:p>
+        </w:tc>
+      </w:tr>
+      <w:tr>
+        <w:tc>
+          <w:tcPr>
+            <w:tcW w:w="0" w:type="auto"/>
+            <w:hideMark/>
+          </w:tcPr>
+          <w:p>
+            <w:pPr>
+              <w:spacing w:after="160" w:line="259" w:lineRule="auto"/>
+              <w:rPr>
+                <w:rFonts w:cstheme="minorHAnsi"/>
+                <w:sz w:val="30"/>
+                <w:szCs w:val="30"/>
+              </w:rPr>
+            </w:pPr>
+            <w:r>
+              <w:rPr>
+                <w:rFonts w:cstheme="minorHAnsi"/>
+                <w:sz w:val="30"/>
+                <w:szCs w:val="30"/>
+              </w:rPr>
+              <w:t>Desarrollo inicial</w:t>
+            </w:r>
+          </w:p>
+        </w:tc>
+        <w:tc>
+          <w:tcPr>
+            <w:tcW w:w="0" w:type="auto"/>
+            <w:hideMark/>
+          </w:tcPr>
+          <w:p>
+            <w:pPr>
+              <w:spacing w:after="160" w:line="259" w:lineRule="auto"/>
+              <w:rPr>
+                <w:rFonts w:cstheme="minorHAnsi"/>
+                <w:sz w:val="30"/>
+                <w:szCs w:val="30"/>
+              </w:rPr>
+            </w:pPr>
+            <w:r>
+              <w:rPr>
+                <w:rFonts w:cstheme="minorHAnsi"/>
+                <w:sz w:val="30"/>
+                <w:szCs w:val="30"/>
+              </w:rPr>
+              <w:t>Creación de interfaz base y menú funcional</w:t>
+            </w:r>
+          </w:p>
+        </w:tc>
+        <w:tc>
+          <w:tcPr>
+            <w:tcW w:w="0" w:type="auto"/>
+            <w:hideMark/>
+          </w:tcPr>
+          <w:p>
+            <w:pPr>
+              <w:spacing w:after="160" w:line="259" w:lineRule="auto"/>
+              <w:rPr>
+                <w:rFonts w:cstheme="minorHAnsi"/>
+                <w:sz w:val="30"/>
+                <w:szCs w:val="30"/>
+              </w:rPr>
+            </w:pPr>
+            <w:r>
+              <w:rPr>
+                <w:rFonts w:cstheme="minorHAnsi"/>
+                <w:sz w:val="30"/>
+                <w:szCs w:val="30"/>
+              </w:rPr>
+              <w:t>Prototipo navegable</w:t>
+            </w:r>
+          </w:p>
+        </w:tc>
+        <w:tc>
+          <w:tcPr>
+            <w:tcW w:w="0" w:type="auto"/>
+            <w:hideMark/>
+          </w:tcPr>
+          <w:p>
+            <w:pPr>
+              <w:spacing w:after="160" w:line="259" w:lineRule="auto"/>
+              <w:rPr>
+                <w:rFonts w:cstheme="minorHAnsi"/>
+                <w:sz w:val="30"/>
+                <w:szCs w:val="30"/>
+              </w:rPr>
+            </w:pPr>
+            <w:r>
+              <w:rPr>
+                <w:rFonts w:cstheme="minorHAnsi"/>
+                <w:sz w:val="30"/>
+                <w:szCs w:val="30"/>
+              </w:rPr>
+              <w:t>Completado</w:t>
+            </w:r>
+          </w:p>
+        </w:tc>
+      </w:tr>
+      <w:tr>
+        <w:tc>
+          <w:tcPr>
+            <w:tcW w:w="0" w:type="auto"/>
+            <w:hideMark/>
+          </w:tcPr>
+          <w:p>
+            <w:pPr>
+              <w:spacing w:after="160" w:line="259" w:lineRule="auto"/>
+              <w:rPr>
+                <w:rFonts w:cstheme="minorHAnsi"/>
+                <w:sz w:val="30"/>
+                <w:szCs w:val="30"/>
+              </w:rPr>
+            </w:pPr>
+            <w:r>
+              <w:rPr>
+                <w:rFonts w:cstheme="minorHAnsi"/>
+                <w:sz w:val="30"/>
+                <w:szCs w:val="30"/>
+              </w:rPr>
+              <w:t>Backend inicial</w:t>
+            </w:r>
+          </w:p>
+        </w:tc>
+        <w:tc>
+          <w:tcPr>
+            <w:tcW w:w="0" w:type="auto"/>
+            <w:hideMark/>
+          </w:tcPr>
+          <w:p>
+            <w:pPr>
+              <w:spacing w:after="160" w:line="259" w:lineRule="auto"/>
+              <w:rPr>
+                <w:rFonts w:cstheme="minorHAnsi"/>
+                <w:sz w:val="30"/>
+                <w:szCs w:val="30"/>
+              </w:rPr>
+            </w:pPr>
+            <w:r>
+              <w:rPr>
+                <w:rFonts w:cstheme="minorHAnsi"/>
+                <w:sz w:val="30"/>
+                <w:szCs w:val="30"/>
+              </w:rPr>
+              <w:t>Registro, login y control de pedidos</w:t>
+            </w:r>
+          </w:p>
+        </w:tc>
+        <w:tc>
+          <w:tcPr>
+            <w:tcW w:w="0" w:type="auto"/>
+            <w:hideMark/>
+          </w:tcPr>
+          <w:p>
+            <w:pPr>
+              <w:spacing w:after="160" w:line="259" w:lineRule="auto"/>
+              <w:rPr>
+                <w:rFonts w:cstheme="minorHAnsi"/>
+                <w:sz w:val="30"/>
+                <w:szCs w:val="30"/>
+              </w:rPr>
+            </w:pPr>
+            <w:r>
+              <w:rPr>
+                <w:rFonts w:cstheme="minorHAnsi"/>
+                <w:sz w:val="30"/>
+                <w:szCs w:val="30"/>
+              </w:rPr>
+              <w:t>Módulos backend</w:t>
+            </w:r>
+          </w:p>
+        </w:tc>
+        <w:tc>
+          <w:tcPr>
+            <w:tcW w:w="0" w:type="auto"/>
+            <w:hideMark/>
+          </w:tcPr>
+          <w:p>
+            <w:pPr>
+              <w:spacing w:after="160" w:line="259" w:lineRule="auto"/>
+              <w:rPr>
+                <w:rFonts w:cstheme="minorHAnsi"/>
+                <w:sz w:val="30"/>
+                <w:szCs w:val="30"/>
+              </w:rPr>
+            </w:pPr>
+            <w:r>
+              <w:rPr>
+                <w:rFonts w:cstheme="minorHAnsi"/>
+                <w:sz w:val="30"/>
+                <w:szCs w:val="30"/>
+              </w:rPr>
+              <w:t>En</w:t>
+            </w:r>
+            <w:r>
+              <w:rPr>
+                <w:rFonts w:cstheme="minorHAnsi"/>
+                <w:sz w:val="30"/>
+                <w:szCs w:val="30"/>
+              </w:rPr>
+              <w:t xml:space="preserve"> </w:t>
+            </w:r>
+            <w:r>
+              <w:rPr>
+                <w:rFonts w:cstheme="minorHAnsi"/>
+                <w:sz w:val="30"/>
+                <w:szCs w:val="30"/>
+              </w:rPr>
+              <w:t>desarrollo</w:t>
+            </w:r>
+          </w:p>
+        </w:tc>
+      </w:tr>
+      <w:tr>
+        <w:tc>
+          <w:tcPr>
+            <w:tcW w:w="0" w:type="auto"/>
+            <w:hideMark/>
+          </w:tcPr>
+          <w:p>
+            <w:pPr>
+              <w:spacing w:after="160" w:line="259" w:lineRule="auto"/>
+              <w:rPr>
+                <w:rFonts w:cstheme="minorHAnsi"/>
+                <w:sz w:val="30"/>
+                <w:szCs w:val="30"/>
+              </w:rPr>
+            </w:pPr>
+            <w:r>
+              <w:rPr>
+                <w:rFonts w:cstheme="minorHAnsi"/>
+                <w:sz w:val="30"/>
+                <w:szCs w:val="30"/>
+              </w:rPr>
+              <w:t>Integración</w:t>
+            </w:r>
+          </w:p>
+        </w:tc>
+        <w:tc>
+          <w:tcPr>
+            <w:tcW w:w="0" w:type="auto"/>
+            <w:hideMark/>
+          </w:tcPr>
+          <w:p>
+            <w:pPr>
+              <w:spacing w:after="160" w:line="259" w:lineRule="auto"/>
+              <w:rPr>
+                <w:rFonts w:cstheme="minorHAnsi"/>
+                <w:sz w:val="30"/>
+                <w:szCs w:val="30"/>
+              </w:rPr>
+            </w:pPr>
+            <w:r>
+              <w:rPr>
+                <w:rFonts w:cstheme="minorHAnsi"/>
+                <w:sz w:val="30"/>
+                <w:szCs w:val="30"/>
+              </w:rPr>
+              <w:t>Conexión base de datos — app — login</w:t>
+            </w:r>
+          </w:p>
+        </w:tc>
+        <w:tc>
+          <w:tcPr>
+            <w:tcW w:w="0" w:type="auto"/>
+            <w:hideMark/>
+          </w:tcPr>
+          <w:p>
+            <w:pPr>
+              <w:spacing w:after="160" w:line="259" w:lineRule="auto"/>
+              <w:rPr>
+                <w:rFonts w:cstheme="minorHAnsi"/>
+                <w:sz w:val="30"/>
+                <w:szCs w:val="30"/>
+              </w:rPr>
+            </w:pPr>
+            <w:r>
+              <w:rPr>
+                <w:rFonts w:cstheme="minorHAnsi"/>
+                <w:sz w:val="30"/>
+                <w:szCs w:val="30"/>
+              </w:rPr>
+              <w:t>Sistema funcional</w:t>
+            </w:r>
+          </w:p>
+        </w:tc>
+        <w:tc>
+          <w:tcPr>
+            <w:tcW w:w="0" w:type="auto"/>
+            <w:hideMark/>
+          </w:tcPr>
+          <w:p>
+            <w:pPr>
+              <w:spacing w:after="160" w:line="259" w:lineRule="auto"/>
+              <w:rPr>
+                <w:rFonts w:cstheme="minorHAnsi"/>
+                <w:sz w:val="30"/>
+                <w:szCs w:val="30"/>
+              </w:rPr>
+            </w:pPr>
+            <w:r>
+              <w:rPr>
+                <w:rFonts w:cstheme="minorHAnsi"/>
+                <w:sz w:val="30"/>
+                <w:szCs w:val="30"/>
+              </w:rPr>
+              <w:t>Pendiente</w:t>
+            </w:r>
+          </w:p>
+        </w:tc>
+      </w:tr>
+      <w:tr>
+        <w:tc>
+          <w:tcPr>
+            <w:tcW w:w="0" w:type="auto"/>
+            <w:hideMark/>
+          </w:tcPr>
+          <w:p>
+            <w:pPr>
+              <w:spacing w:after="160" w:line="259" w:lineRule="auto"/>
+              <w:rPr>
+                <w:rFonts w:cstheme="minorHAnsi"/>
+                <w:sz w:val="30"/>
+                <w:szCs w:val="30"/>
+              </w:rPr>
+            </w:pPr>
+            <w:r>
+              <w:rPr>
+                <w:rFonts w:cstheme="minorHAnsi"/>
+                <w:sz w:val="30"/>
+                <w:szCs w:val="30"/>
+              </w:rPr>
+              <w:t>Pruebas</w:t>
+            </w:r>
+          </w:p>
+        </w:tc>
+        <w:tc>
+          <w:tcPr>
+            <w:tcW w:w="0" w:type="auto"/>
+            <w:hideMark/>
+          </w:tcPr>
+          <w:p>
+            <w:pPr>
+              <w:spacing w:after="160" w:line="259" w:lineRule="auto"/>
+              <w:rPr>
+                <w:rFonts w:cstheme="minorHAnsi"/>
+                <w:sz w:val="30"/>
+                <w:szCs w:val="30"/>
+              </w:rPr>
+            </w:pPr>
+            <w:r>
+              <w:rPr>
+                <w:rFonts w:cstheme="minorHAnsi"/>
+                <w:sz w:val="30"/>
+                <w:szCs w:val="30"/>
+              </w:rPr>
+              <w:t>Pruebas del sistema y ajustes</w:t>
+            </w:r>
+          </w:p>
+        </w:tc>
+        <w:tc>
+          <w:tcPr>
+            <w:tcW w:w="0" w:type="auto"/>
+            <w:hideMark/>
+          </w:tcPr>
+          <w:p>
+            <w:pPr>
+              <w:spacing w:after="160" w:line="259" w:lineRule="auto"/>
+              <w:rPr>
+                <w:rFonts w:cstheme="minorHAnsi"/>
+                <w:sz w:val="30"/>
+                <w:szCs w:val="30"/>
+              </w:rPr>
+            </w:pPr>
+            <w:r>
+              <w:rPr>
+                <w:rFonts w:cstheme="minorHAnsi"/>
+                <w:sz w:val="30"/>
+                <w:szCs w:val="30"/>
+              </w:rPr>
+              <w:t>Correcciones</w:t>
+            </w:r>
+          </w:p>
+        </w:tc>
+        <w:tc>
+          <w:tcPr>
+            <w:tcW w:w="0" w:type="auto"/>
+            <w:hideMark/>
+          </w:tcPr>
+          <w:p>
+            <w:pPr>
+              <w:spacing w:after="160" w:line="259" w:lineRule="auto"/>
+              <w:rPr>
+                <w:rFonts w:cstheme="minorHAnsi"/>
+                <w:sz w:val="30"/>
+                <w:szCs w:val="30"/>
+              </w:rPr>
+            </w:pPr>
+            <w:r>
+              <w:rPr>
+                <w:rFonts w:cstheme="minorHAnsi"/>
+                <w:sz w:val="30"/>
+                <w:szCs w:val="30"/>
+              </w:rPr>
+              <w:t>Pendiente</w:t>
+            </w:r>
+          </w:p>
+        </w:tc>
+      </w:tr>
+      <w:tr>
+        <w:tc>
+          <w:tcPr>
+            <w:tcW w:w="0" w:type="auto"/>
+            <w:hideMark/>
+          </w:tcPr>
+          <w:p>
+            <w:pPr>
+              <w:spacing w:after="160" w:line="259" w:lineRule="auto"/>
+              <w:rPr>
+                <w:rFonts w:cstheme="minorHAnsi"/>
+                <w:sz w:val="30"/>
+                <w:szCs w:val="30"/>
+              </w:rPr>
+            </w:pPr>
+            <w:r>
+              <w:rPr>
+                <w:rFonts w:cstheme="minorHAnsi"/>
+                <w:sz w:val="30"/>
+                <w:szCs w:val="30"/>
+              </w:rPr>
+              <w:t>Entrega final</w:t>
+            </w:r>
+          </w:p>
+        </w:tc>
+        <w:tc>
+          <w:tcPr>
+            <w:tcW w:w="0" w:type="auto"/>
+            <w:hideMark/>
+          </w:tcPr>
+          <w:p>
+            <w:pPr>
+              <w:spacing w:after="160" w:line="259" w:lineRule="auto"/>
+              <w:rPr>
+                <w:rFonts w:cstheme="minorHAnsi"/>
+                <w:sz w:val="30"/>
+                <w:szCs w:val="30"/>
+              </w:rPr>
+            </w:pPr>
+            <w:r>
+              <w:rPr>
+                <w:rFonts w:cstheme="minorHAnsi"/>
+                <w:sz w:val="30"/>
+                <w:szCs w:val="30"/>
+              </w:rPr>
+              <w:t>Presentación y documentación</w:t>
+            </w:r>
+          </w:p>
+        </w:tc>
+        <w:tc>
+          <w:tcPr>
+            <w:tcW w:w="0" w:type="auto"/>
+            <w:hideMark/>
+          </w:tcPr>
+          <w:p>
+            <w:pPr>
+              <w:spacing w:after="160" w:line="259" w:lineRule="auto"/>
+              <w:rPr>
+                <w:rFonts w:cstheme="minorHAnsi"/>
+                <w:sz w:val="30"/>
+                <w:szCs w:val="30"/>
+              </w:rPr>
+            </w:pPr>
+            <w:r>
+              <w:rPr>
+                <w:rFonts w:cstheme="minorHAnsi"/>
+                <w:sz w:val="30"/>
+                <w:szCs w:val="30"/>
+              </w:rPr>
+              <w:t>Proyecto final</w:t>
+            </w:r>
+          </w:p>
+        </w:tc>
+        <w:tc>
+          <w:tcPr>
+            <w:tcW w:w="0" w:type="auto"/>
+            <w:hideMark/>
+          </w:tcPr>
+          <w:p>
+            <w:pPr>
+              <w:spacing w:after="160" w:line="259" w:lineRule="auto"/>
+              <w:rPr>
+                <w:rFonts w:cstheme="minorHAnsi"/>
+                <w:sz w:val="30"/>
+                <w:szCs w:val="30"/>
+              </w:rPr>
+            </w:pPr>
+            <w:r>
+              <w:rPr>
+                <w:rFonts w:cstheme="minorHAnsi"/>
+                <w:sz w:val="30"/>
+                <w:szCs w:val="30"/>
+              </w:rPr>
+              <w:t>Pendiente</w:t>
+            </w:r>
+          </w:p>
+        </w:tc>
+      </w:tr>
+    </w:tbl>
     <w:p>
+      <w:pPr>
+        <w:rPr>
+          <w:rFonts w:cstheme="minorHAnsi"/>
+          <w:sz w:val="30"/>
+          <w:szCs w:val="30"/>
+        </w:rPr>
+      </w:pPr>
+    </w:p>
+    <w:p>
+      <w:pPr>
+        <w:rPr>
+          <w:rFonts w:cstheme="minorHAnsi"/>
+          <w:b/>
+          <w:sz w:val="30"/>
+          <w:szCs w:val="30"/>
+        </w:rPr>
+      </w:pPr>
       <w:r>
         <w:rPr>
-          <w:noProof/>
-        </w:rPr>
-        <w:drawing>
-          <wp:inline distT="0" distB="0" distL="0" distR="0" wp14:anchorId="0DB92EB8" wp14:editId="5E10055E">
-            <wp:extent cx="5612130" cy="5451475"/>
-            <wp:effectExtent l="0" t="0" r="7620" b="0"/>
-            <wp:docPr id="4" name="Imagen 4"/>
-            <wp:cNvGraphicFramePr>
-              <a:graphicFrameLocks xmlns:a="http://schemas.openxmlformats.org/drawingml/2006/main" noChangeAspect="1"/>
-            </wp:cNvGraphicFramePr>
-            <a:graphic xmlns:a="http://schemas.openxmlformats.org/drawingml/2006/main">
-              <a:graphicData uri="http://schemas.openxmlformats.org/drawingml/2006/picture">
-                <pic:pic xmlns:pic="http://schemas.openxmlformats.org/drawingml/2006/picture">
-                  <pic:nvPicPr>
-                    <pic:cNvPr id="1" name=""/>
-                    <pic:cNvPicPr/>
-                  </pic:nvPicPr>
-                  <pic:blipFill>
-                    <a:blip r:embed="rId8"/>
-                    <a:stretch>
-                      <a:fillRect/>
-                    </a:stretch>
-                  </pic:blipFill>
-                  <pic:spPr>
-                    <a:xfrm>
-                      <a:off x="0" y="0"/>
-                      <a:ext cx="5612130" cy="5451475"/>
-                    </a:xfrm>
-                    <a:prstGeom prst="rect">
-                      <a:avLst/>
-                    </a:prstGeom>
-                  </pic:spPr>
-                </pic:pic>
-              </a:graphicData>
-            </a:graphic>
-          </wp:inline>
-        </w:drawing>
-      </w:r>
-    </w:p>
-    <w:p/>
-    <w:p>
-      <w:r>
+          <w:rFonts w:cstheme="minorHAnsi"/>
+          <w:b/>
+          <w:sz w:val="30"/>
+          <w:szCs w:val="30"/>
+        </w:rPr>
         <w:br w:type="page"/>
       </w:r>
     </w:p>
     <w:p>
+      <w:pPr>
+        <w:rPr>
+          <w:rFonts w:cstheme="minorHAnsi"/>
+          <w:sz w:val="30"/>
+          <w:szCs w:val="30"/>
+        </w:rPr>
+      </w:pPr>
+      <w:r>
+        <w:rPr>
+          <w:rFonts w:cstheme="minorHAnsi"/>
+          <w:sz w:val="30"/>
+          <w:szCs w:val="30"/>
+        </w:rPr>
+        <w:lastRenderedPageBreak/>
+        <w:t>Para completar el proyecto, aún se deben desarrollar las siguientes tareas:</w:t>
+      </w:r>
+    </w:p>
+    <w:p>
+      <w:pPr>
+        <w:rPr>
+          <w:rFonts w:cstheme="minorHAnsi"/>
+          <w:sz w:val="30"/>
+          <w:szCs w:val="30"/>
+        </w:rPr>
+      </w:pPr>
+    </w:p>
+    <w:p>
+      <w:pPr>
+        <w:pStyle w:val="Prrafodelista"/>
+        <w:numPr>
+          <w:ilvl w:val="0"/>
+          <w:numId w:val="2"/>
+        </w:numPr>
+        <w:rPr>
+          <w:rFonts w:cstheme="minorHAnsi"/>
+          <w:sz w:val="30"/>
+          <w:szCs w:val="30"/>
+        </w:rPr>
+      </w:pPr>
+      <w:r>
+        <w:rPr>
+          <w:rFonts w:cstheme="minorHAnsi"/>
+          <w:sz w:val="30"/>
+          <w:szCs w:val="30"/>
+        </w:rPr>
+        <w:t>Finalizar implementación del sistema de login y autenticación</w:t>
+      </w:r>
+    </w:p>
+    <w:p>
+      <w:pPr>
+        <w:pStyle w:val="Prrafodelista"/>
+        <w:numPr>
+          <w:ilvl w:val="0"/>
+          <w:numId w:val="2"/>
+        </w:numPr>
+        <w:rPr>
+          <w:rFonts w:cstheme="minorHAnsi"/>
+          <w:sz w:val="30"/>
+          <w:szCs w:val="30"/>
+        </w:rPr>
+      </w:pPr>
+      <w:r>
+        <w:rPr>
+          <w:rFonts w:cstheme="minorHAnsi"/>
+          <w:sz w:val="30"/>
+          <w:szCs w:val="30"/>
+        </w:rPr>
+        <w:t>Conectar el backend con la base de datos</w:t>
+      </w:r>
+    </w:p>
+    <w:p>
+      <w:pPr>
+        <w:pStyle w:val="Prrafodelista"/>
+        <w:numPr>
+          <w:ilvl w:val="0"/>
+          <w:numId w:val="2"/>
+        </w:numPr>
+        <w:rPr>
+          <w:rFonts w:cstheme="minorHAnsi"/>
+          <w:sz w:val="30"/>
+          <w:szCs w:val="30"/>
+        </w:rPr>
+      </w:pPr>
+      <w:r>
+        <w:rPr>
+          <w:rFonts w:cstheme="minorHAnsi"/>
+          <w:sz w:val="30"/>
+          <w:szCs w:val="30"/>
+        </w:rPr>
+        <w:t>Registrar y almacenar pedidos</w:t>
+      </w:r>
+    </w:p>
+    <w:p>
+      <w:pPr>
+        <w:pStyle w:val="Prrafodelista"/>
+        <w:numPr>
+          <w:ilvl w:val="0"/>
+          <w:numId w:val="2"/>
+        </w:numPr>
+        <w:rPr>
+          <w:rFonts w:cstheme="minorHAnsi"/>
+          <w:sz w:val="30"/>
+          <w:szCs w:val="30"/>
+        </w:rPr>
+      </w:pPr>
+      <w:r>
+        <w:rPr>
+          <w:rFonts w:cstheme="minorHAnsi"/>
+          <w:sz w:val="30"/>
+          <w:szCs w:val="30"/>
+        </w:rPr>
+        <w:t>Implementar panel de administrador para gestión de menú</w:t>
+      </w:r>
+    </w:p>
+    <w:p>
+      <w:pPr>
+        <w:pStyle w:val="Prrafodelista"/>
+        <w:numPr>
+          <w:ilvl w:val="0"/>
+          <w:numId w:val="2"/>
+        </w:numPr>
+        <w:rPr>
+          <w:rFonts w:cstheme="minorHAnsi"/>
+          <w:sz w:val="30"/>
+          <w:szCs w:val="30"/>
+        </w:rPr>
+      </w:pPr>
+      <w:r>
+        <w:rPr>
+          <w:rFonts w:cstheme="minorHAnsi"/>
+          <w:sz w:val="30"/>
+          <w:szCs w:val="30"/>
+        </w:rPr>
+        <w:t>Establecer flujo de seguimiento del pedido</w:t>
+      </w:r>
+    </w:p>
+    <w:p>
+      <w:pPr>
+        <w:pStyle w:val="Prrafodelista"/>
+        <w:numPr>
+          <w:ilvl w:val="0"/>
+          <w:numId w:val="2"/>
+        </w:numPr>
+        <w:rPr>
+          <w:rFonts w:cstheme="minorHAnsi"/>
+          <w:sz w:val="30"/>
+          <w:szCs w:val="30"/>
+        </w:rPr>
+      </w:pPr>
+      <w:r>
+        <w:rPr>
+          <w:rFonts w:cstheme="minorHAnsi"/>
+          <w:sz w:val="30"/>
+          <w:szCs w:val="30"/>
+        </w:rPr>
+        <w:t>Pruebas funcionales y corrección de errores</w:t>
+      </w:r>
+    </w:p>
+    <w:p>
+      <w:pPr>
+        <w:pStyle w:val="Prrafodelista"/>
+        <w:numPr>
+          <w:ilvl w:val="0"/>
+          <w:numId w:val="2"/>
+        </w:numPr>
+        <w:rPr>
+          <w:rFonts w:cstheme="minorHAnsi"/>
+          <w:sz w:val="30"/>
+          <w:szCs w:val="30"/>
+        </w:rPr>
+      </w:pPr>
+      <w:r>
+        <w:rPr>
+          <w:rFonts w:cstheme="minorHAnsi"/>
+          <w:sz w:val="30"/>
+          <w:szCs w:val="30"/>
+        </w:rPr>
+        <w:t>Actualizar documentación técnica final</w:t>
+      </w:r>
+    </w:p>
+    <w:p>
+      <w:pPr>
+        <w:pStyle w:val="Prrafodelista"/>
+        <w:numPr>
+          <w:ilvl w:val="0"/>
+          <w:numId w:val="2"/>
+        </w:numPr>
+        <w:rPr>
+          <w:rFonts w:cstheme="minorHAnsi"/>
+          <w:sz w:val="30"/>
+          <w:szCs w:val="30"/>
+        </w:rPr>
+      </w:pPr>
+      <w:r>
+        <w:rPr>
+          <w:rFonts w:cstheme="minorHAnsi"/>
+          <w:sz w:val="30"/>
+          <w:szCs w:val="30"/>
+        </w:rPr>
+        <w:t>Ensayo de presentación del proyecto</w:t>
+      </w:r>
+    </w:p>
+    <w:p>
+      <w:pPr>
+        <w:rPr>
+          <w:rFonts w:cstheme="minorHAnsi"/>
+          <w:b/>
+          <w:sz w:val="30"/>
+          <w:szCs w:val="30"/>
+        </w:rPr>
+      </w:pPr>
+      <w:r>
+        <w:rPr>
+          <w:rFonts w:cstheme="minorHAnsi"/>
+          <w:b/>
+          <w:sz w:val="30"/>
+          <w:szCs w:val="30"/>
+        </w:rPr>
+        <w:br w:type="page"/>
+      </w:r>
+    </w:p>
+    <w:p>
+      <w:pPr>
+        <w:rPr>
+          <w:rFonts w:cstheme="minorHAnsi"/>
+          <w:b/>
+          <w:sz w:val="30"/>
+          <w:szCs w:val="30"/>
+        </w:rPr>
+      </w:pPr>
+      <w:r>
+        <w:rPr>
+          <w:rFonts w:cstheme="minorHAnsi"/>
+          <w:b/>
+          <w:sz w:val="30"/>
+          <w:szCs w:val="30"/>
+        </w:rPr>
+        <w:lastRenderedPageBreak/>
+        <w:t>Retroalimentación aplicada</w:t>
+      </w:r>
+    </w:p>
+    <w:p>
+      <w:pPr>
+        <w:rPr>
+          <w:rFonts w:cstheme="minorHAnsi"/>
+          <w:b/>
+          <w:sz w:val="30"/>
+          <w:szCs w:val="30"/>
+        </w:rPr>
+      </w:pPr>
+    </w:p>
+    <w:p>
+      <w:pPr>
+        <w:rPr>
+          <w:rFonts w:cstheme="minorHAnsi"/>
+          <w:sz w:val="30"/>
+          <w:szCs w:val="30"/>
+        </w:rPr>
+      </w:pPr>
+      <w:r>
+        <w:rPr>
+          <w:rFonts w:cstheme="minorHAnsi"/>
+          <w:sz w:val="30"/>
+          <w:szCs w:val="30"/>
+        </w:rPr>
+        <w:t>S</w:t>
+      </w:r>
+      <w:r>
+        <w:rPr>
+          <w:rFonts w:cstheme="minorHAnsi"/>
+          <w:sz w:val="30"/>
+          <w:szCs w:val="30"/>
+        </w:rPr>
+        <w:t>e aplicaron las siguientes mejoras:</w:t>
+      </w:r>
+    </w:p>
+    <w:p>
+      <w:pPr>
+        <w:pStyle w:val="Prrafodelista"/>
+        <w:numPr>
+          <w:ilvl w:val="0"/>
+          <w:numId w:val="3"/>
+        </w:numPr>
+        <w:rPr>
+          <w:rFonts w:cstheme="minorHAnsi"/>
+          <w:sz w:val="30"/>
+          <w:szCs w:val="30"/>
+        </w:rPr>
+      </w:pPr>
+      <w:r>
+        <w:rPr>
+          <w:rFonts w:cstheme="minorHAnsi"/>
+          <w:sz w:val="30"/>
+          <w:szCs w:val="30"/>
+        </w:rPr>
+        <w:t>Clarificación de los casos de uso principales y secundarios</w:t>
+      </w:r>
+    </w:p>
+    <w:p>
+      <w:pPr>
+        <w:pStyle w:val="Prrafodelista"/>
+        <w:numPr>
+          <w:ilvl w:val="0"/>
+          <w:numId w:val="3"/>
+        </w:numPr>
+        <w:rPr>
+          <w:rFonts w:cstheme="minorHAnsi"/>
+          <w:sz w:val="30"/>
+          <w:szCs w:val="30"/>
+        </w:rPr>
+      </w:pPr>
+      <w:r>
+        <w:rPr>
+          <w:rFonts w:cstheme="minorHAnsi"/>
+          <w:sz w:val="30"/>
+          <w:szCs w:val="30"/>
+        </w:rPr>
+        <w:t>Ajuste del flujo del usuario (registro → selección de productos → pago → seguimiento)</w:t>
+      </w:r>
+    </w:p>
+    <w:p>
+      <w:pPr>
+        <w:pStyle w:val="Prrafodelista"/>
+        <w:numPr>
+          <w:ilvl w:val="0"/>
+          <w:numId w:val="3"/>
+        </w:numPr>
+        <w:rPr>
+          <w:rFonts w:cstheme="minorHAnsi"/>
+          <w:sz w:val="30"/>
+          <w:szCs w:val="30"/>
+        </w:rPr>
+      </w:pPr>
+      <w:r>
+        <w:rPr>
+          <w:rFonts w:cstheme="minorHAnsi"/>
+          <w:sz w:val="30"/>
+          <w:szCs w:val="30"/>
+        </w:rPr>
+        <w:t>Inclusión de actor “Sistema de Pago Externo”</w:t>
+      </w:r>
+    </w:p>
+    <w:p>
+      <w:pPr>
+        <w:pStyle w:val="Prrafodelista"/>
+        <w:numPr>
+          <w:ilvl w:val="0"/>
+          <w:numId w:val="3"/>
+        </w:numPr>
+        <w:rPr>
+          <w:rFonts w:cstheme="minorHAnsi"/>
+          <w:sz w:val="30"/>
+          <w:szCs w:val="30"/>
+        </w:rPr>
+      </w:pPr>
+      <w:r>
+        <w:rPr>
+          <w:rFonts w:cstheme="minorHAnsi"/>
+          <w:sz w:val="30"/>
+          <w:szCs w:val="30"/>
+        </w:rPr>
+        <w:t>Mejor organización de los requerimientos funcionales</w:t>
+      </w:r>
+    </w:p>
+    <w:p>
+      <w:pPr>
+        <w:pStyle w:val="Prrafodelista"/>
+        <w:numPr>
+          <w:ilvl w:val="0"/>
+          <w:numId w:val="3"/>
+        </w:numPr>
+        <w:rPr>
+          <w:rFonts w:cstheme="minorHAnsi"/>
+          <w:sz w:val="30"/>
+          <w:szCs w:val="30"/>
+        </w:rPr>
+      </w:pPr>
+      <w:r>
+        <w:rPr>
+          <w:rFonts w:cstheme="minorHAnsi"/>
+          <w:sz w:val="30"/>
+          <w:szCs w:val="30"/>
+        </w:rPr>
+        <w:t>Se añadió estructura para CRUD de productos y usuarios</w:t>
+      </w:r>
       <w:bookmarkStart w:id="0" w:name="_GoBack"/>
       <w:bookmarkEnd w:id="0"/>
     </w:p>
@@ -1279,6 +7677,204 @@
 <file path=word/numbering.xml><?xml version="1.0" encoding="utf-8"?>
 <w:numbering xmlns:wpc="http://schemas.microsoft.com/office/word/2010/wordprocessingCanvas" xmlns:cx="http://schemas.microsoft.com/office/drawing/2014/chartex" xmlns:cx1="http://schemas.microsoft.com/office/drawing/2015/9/8/chartex" xmlns:cx2="http://schemas.microsoft.com/office/drawing/2015/10/21/chartex" xmlns:cx3="http://schemas.microsoft.com/office/drawing/2016/5/9/chartex" xmlns:cx4="http://schemas.microsoft.com/office/drawing/2016/5/10/chartex" xmlns:cx5="http://schemas.microsoft.com/office/drawing/2016/5/11/chartex" xmlns:cx6="http://schemas.microsoft.com/office/drawing/2016/5/12/chartex" xmlns:cx7="http://schemas.microsoft.com/office/drawing/2016/5/13/chartex" xmlns:cx8="http://schemas.microsoft.com/office/drawing/2016/5/14/chartex" xmlns:mc="http://schemas.openxmlformats.org/markup-compatibility/2006" xmlns:aink="http://schemas.microsoft.com/office/drawing/2016/ink" xmlns:am3d="http://schemas.microsoft.com/office/drawing/2017/model3d" xmlns:o="urn:schemas-microsoft-com:office:office" xmlns:r="http://schemas.openxmlformats.org/officeDocument/2006/relationships" xmlns:m="http://schemas.openxmlformats.org/officeDocument/2006/math" xmlns:v="urn:schemas-microsoft-com:vml" xmlns:wp14="http://schemas.microsoft.com/office/word/2010/wordprocessingDrawing" xmlns:wp="http://schemas.openxmlformats.org/drawingml/2006/wordprocessingDrawing" xmlns:w10="urn:schemas-microsoft-com:office:word" xmlns:w="http://schemas.openxmlformats.org/wordprocessingml/2006/main" xmlns:w14="http://schemas.microsoft.com/office/word/2010/wordml" xmlns:w15="http://schemas.microsoft.com/office/word/2012/wordml" xmlns:w16cid="http://schemas.microsoft.com/office/word/2016/wordml/cid" xmlns:w16se="http://schemas.microsoft.com/office/word/2015/wordml/symex" xmlns:wpg="http://schemas.microsoft.com/office/word/2010/wordprocessingGroup" xmlns:wpi="http://schemas.microsoft.com/office/word/2010/wordprocessingInk" xmlns:wne="http://schemas.microsoft.com/office/word/2006/wordml" xmlns:wps="http://schemas.microsoft.com/office/word/2010/wordprocessingShape" mc:Ignorable="w14 w15 w16se w16cid wp14">
   <w:abstractNum w:abstractNumId="0" w15:restartNumberingAfterBreak="0">
+    <w:nsid w:val="0B305553"/>
+    <w:multiLevelType w:val="hybridMultilevel"/>
+    <w:tmpl w:val="439E6EE8"/>
+    <w:lvl w:ilvl="0" w:tplc="4D947524">
+      <w:numFmt w:val="bullet"/>
+      <w:lvlText w:val=""/>
+      <w:lvlJc w:val="left"/>
+      <w:pPr>
+        <w:ind w:left="720" w:hanging="360"/>
+      </w:pPr>
+      <w:rPr>
+        <w:rFonts w:ascii="Symbol" w:eastAsiaTheme="minorHAnsi" w:hAnsi="Symbol" w:cs="Segoe UI Emoji" w:hint="default"/>
+      </w:rPr>
+    </w:lvl>
+    <w:lvl w:ilvl="1" w:tplc="080A0003" w:tentative="1">
+      <w:start w:val="1"/>
+      <w:numFmt w:val="bullet"/>
+      <w:lvlText w:val="o"/>
+      <w:lvlJc w:val="left"/>
+      <w:pPr>
+        <w:ind w:left="1440" w:hanging="360"/>
+      </w:pPr>
+      <w:rPr>
+        <w:rFonts w:ascii="Courier New" w:hAnsi="Courier New" w:cs="Courier New" w:hint="default"/>
+      </w:rPr>
+    </w:lvl>
+    <w:lvl w:ilvl="2" w:tplc="080A0005" w:tentative="1">
+      <w:start w:val="1"/>
+      <w:numFmt w:val="bullet"/>
+      <w:lvlText w:val=""/>
+      <w:lvlJc w:val="left"/>
+      <w:pPr>
+        <w:ind w:left="2160" w:hanging="360"/>
+      </w:pPr>
+      <w:rPr>
+        <w:rFonts w:ascii="Wingdings" w:hAnsi="Wingdings" w:hint="default"/>
+      </w:rPr>
+    </w:lvl>
+    <w:lvl w:ilvl="3" w:tplc="080A0001" w:tentative="1">
+      <w:start w:val="1"/>
+      <w:numFmt w:val="bullet"/>
+      <w:lvlText w:val=""/>
+      <w:lvlJc w:val="left"/>
+      <w:pPr>
+        <w:ind w:left="2880" w:hanging="360"/>
+      </w:pPr>
+      <w:rPr>
+        <w:rFonts w:ascii="Symbol" w:hAnsi="Symbol" w:hint="default"/>
+      </w:rPr>
+    </w:lvl>
+    <w:lvl w:ilvl="4" w:tplc="080A0003" w:tentative="1">
+      <w:start w:val="1"/>
+      <w:numFmt w:val="bullet"/>
+      <w:lvlText w:val="o"/>
+      <w:lvlJc w:val="left"/>
+      <w:pPr>
+        <w:ind w:left="3600" w:hanging="360"/>
+      </w:pPr>
+      <w:rPr>
+        <w:rFonts w:ascii="Courier New" w:hAnsi="Courier New" w:cs="Courier New" w:hint="default"/>
+      </w:rPr>
+    </w:lvl>
+    <w:lvl w:ilvl="5" w:tplc="080A0005" w:tentative="1">
+      <w:start w:val="1"/>
+      <w:numFmt w:val="bullet"/>
+      <w:lvlText w:val=""/>
+      <w:lvlJc w:val="left"/>
+      <w:pPr>
+        <w:ind w:left="4320" w:hanging="360"/>
+      </w:pPr>
+      <w:rPr>
+        <w:rFonts w:ascii="Wingdings" w:hAnsi="Wingdings" w:hint="default"/>
+      </w:rPr>
+    </w:lvl>
+    <w:lvl w:ilvl="6" w:tplc="080A0001" w:tentative="1">
+      <w:start w:val="1"/>
+      <w:numFmt w:val="bullet"/>
+      <w:lvlText w:val=""/>
+      <w:lvlJc w:val="left"/>
+      <w:pPr>
+        <w:ind w:left="5040" w:hanging="360"/>
+      </w:pPr>
+      <w:rPr>
+        <w:rFonts w:ascii="Symbol" w:hAnsi="Symbol" w:hint="default"/>
+      </w:rPr>
+    </w:lvl>
+    <w:lvl w:ilvl="7" w:tplc="080A0003" w:tentative="1">
+      <w:start w:val="1"/>
+      <w:numFmt w:val="bullet"/>
+      <w:lvlText w:val="o"/>
+      <w:lvlJc w:val="left"/>
+      <w:pPr>
+        <w:ind w:left="5760" w:hanging="360"/>
+      </w:pPr>
+      <w:rPr>
+        <w:rFonts w:ascii="Courier New" w:hAnsi="Courier New" w:cs="Courier New" w:hint="default"/>
+      </w:rPr>
+    </w:lvl>
+    <w:lvl w:ilvl="8" w:tplc="080A0005" w:tentative="1">
+      <w:start w:val="1"/>
+      <w:numFmt w:val="bullet"/>
+      <w:lvlText w:val=""/>
+      <w:lvlJc w:val="left"/>
+      <w:pPr>
+        <w:ind w:left="6480" w:hanging="360"/>
+      </w:pPr>
+      <w:rPr>
+        <w:rFonts w:ascii="Wingdings" w:hAnsi="Wingdings" w:hint="default"/>
+      </w:rPr>
+    </w:lvl>
+  </w:abstractNum>
+  <w:abstractNum w:abstractNumId="1" w15:restartNumberingAfterBreak="0">
+    <w:nsid w:val="13BA67FA"/>
+    <w:multiLevelType w:val="hybridMultilevel"/>
+    <w:tmpl w:val="82962B0A"/>
+    <w:lvl w:ilvl="0" w:tplc="080A000F">
+      <w:start w:val="1"/>
+      <w:numFmt w:val="decimal"/>
+      <w:lvlText w:val="%1."/>
+      <w:lvlJc w:val="left"/>
+      <w:pPr>
+        <w:ind w:left="720" w:hanging="360"/>
+      </w:pPr>
+    </w:lvl>
+    <w:lvl w:ilvl="1" w:tplc="080A0019" w:tentative="1">
+      <w:start w:val="1"/>
+      <w:numFmt w:val="lowerLetter"/>
+      <w:lvlText w:val="%2."/>
+      <w:lvlJc w:val="left"/>
+      <w:pPr>
+        <w:ind w:left="1440" w:hanging="360"/>
+      </w:pPr>
+    </w:lvl>
+    <w:lvl w:ilvl="2" w:tplc="080A001B" w:tentative="1">
+      <w:start w:val="1"/>
+      <w:numFmt w:val="lowerRoman"/>
+      <w:lvlText w:val="%3."/>
+      <w:lvlJc w:val="right"/>
+      <w:pPr>
+        <w:ind w:left="2160" w:hanging="180"/>
+      </w:pPr>
+    </w:lvl>
+    <w:lvl w:ilvl="3" w:tplc="080A000F" w:tentative="1">
+      <w:start w:val="1"/>
+      <w:numFmt w:val="decimal"/>
+      <w:lvlText w:val="%4."/>
+      <w:lvlJc w:val="left"/>
+      <w:pPr>
+        <w:ind w:left="2880" w:hanging="360"/>
+      </w:pPr>
+    </w:lvl>
+    <w:lvl w:ilvl="4" w:tplc="080A0019" w:tentative="1">
+      <w:start w:val="1"/>
+      <w:numFmt w:val="lowerLetter"/>
+      <w:lvlText w:val="%5."/>
+      <w:lvlJc w:val="left"/>
+      <w:pPr>
+        <w:ind w:left="3600" w:hanging="360"/>
+      </w:pPr>
+    </w:lvl>
+    <w:lvl w:ilvl="5" w:tplc="080A001B" w:tentative="1">
+      <w:start w:val="1"/>
+      <w:numFmt w:val="lowerRoman"/>
+      <w:lvlText w:val="%6."/>
+      <w:lvlJc w:val="right"/>
+      <w:pPr>
+        <w:ind w:left="4320" w:hanging="180"/>
+      </w:pPr>
+    </w:lvl>
+    <w:lvl w:ilvl="6" w:tplc="080A000F" w:tentative="1">
+      <w:start w:val="1"/>
+      <w:numFmt w:val="decimal"/>
+      <w:lvlText w:val="%7."/>
+      <w:lvlJc w:val="left"/>
+      <w:pPr>
+        <w:ind w:left="5040" w:hanging="360"/>
+      </w:pPr>
+    </w:lvl>
+    <w:lvl w:ilvl="7" w:tplc="080A0019" w:tentative="1">
+      <w:start w:val="1"/>
+      <w:numFmt w:val="lowerLetter"/>
+      <w:lvlText w:val="%8."/>
+      <w:lvlJc w:val="left"/>
+      <w:pPr>
+        <w:ind w:left="5760" w:hanging="360"/>
+      </w:pPr>
+    </w:lvl>
+    <w:lvl w:ilvl="8" w:tplc="080A001B" w:tentative="1">
+      <w:start w:val="1"/>
+      <w:numFmt w:val="lowerRoman"/>
+      <w:lvlText w:val="%9."/>
+      <w:lvlJc w:val="right"/>
+      <w:pPr>
+        <w:ind w:left="6480" w:hanging="180"/>
+      </w:pPr>
+    </w:lvl>
+  </w:abstractNum>
+  <w:abstractNum w:abstractNumId="2" w15:restartNumberingAfterBreak="0">
     <w:nsid w:val="5B57576E"/>
     <w:multiLevelType w:val="hybridMultilevel"/>
     <w:tmpl w:val="DC927570"/>
@@ -1368,6 +7964,12 @@
     </w:lvl>
   </w:abstractNum>
   <w:num w:numId="1">
+    <w:abstractNumId w:val="2"/>
+  </w:num>
+  <w:num w:numId="2">
+    <w:abstractNumId w:val="1"/>
+  </w:num>
+  <w:num w:numId="3">
     <w:abstractNumId w:val="0"/>
   </w:num>
 </w:numbering>
@@ -1457,7 +8059,7 @@
     <w:lsdException w:name="Closing" w:semiHidden="1" w:unhideWhenUsed="1"/>
     <w:lsdException w:name="Signature" w:semiHidden="1" w:unhideWhenUsed="1"/>
     <w:lsdException w:name="Default Paragraph Font" w:semiHidden="1" w:uiPriority="1" w:unhideWhenUsed="1"/>
-    <w:lsdException w:name="Body Text" w:semiHidden="1" w:unhideWhenUsed="1"/>
+    <w:lsdException w:name="Body Text" w:semiHidden="1" w:uiPriority="1" w:unhideWhenUsed="1" w:qFormat="1"/>
     <w:lsdException w:name="Body Text Indent" w:semiHidden="1" w:unhideWhenUsed="1"/>
     <w:lsdException w:name="List Continue" w:semiHidden="1" w:unhideWhenUsed="1"/>
     <w:lsdException w:name="List Continue 2" w:semiHidden="1" w:unhideWhenUsed="1"/>
@@ -1570,7 +8172,7 @@
     <w:lsdException w:name="Medium Shading 2 Accent 1" w:uiPriority="64"/>
     <w:lsdException w:name="Medium List 1 Accent 1" w:uiPriority="65"/>
     <w:lsdException w:name="Revision" w:semiHidden="1"/>
-    <w:lsdException w:name="List Paragraph" w:uiPriority="34" w:qFormat="1"/>
+    <w:lsdException w:name="List Paragraph" w:uiPriority="1" w:qFormat="1"/>
     <w:lsdException w:name="Quote" w:uiPriority="29" w:qFormat="1"/>
     <w:lsdException w:name="Intense Quote" w:uiPriority="30" w:qFormat="1"/>
     <w:lsdException w:name="Medium List 2 Accent 1" w:uiPriority="66"/>
@@ -1771,10 +8373,55 @@
     <w:name w:val="Normal"/>
     <w:qFormat/>
   </w:style>
+  <w:style w:type="paragraph" w:styleId="Ttulo1">
+    <w:name w:val="heading 1"/>
+    <w:basedOn w:val="Normal"/>
+    <w:link w:val="Ttulo1Car"/>
+    <w:uiPriority w:val="9"/>
+    <w:qFormat/>
+    <w:rsid w:val="0090429C"/>
+    <w:pPr>
+      <w:widowControl w:val="0"/>
+      <w:autoSpaceDE w:val="0"/>
+      <w:autoSpaceDN w:val="0"/>
+      <w:spacing w:before="196" w:after="0" w:line="240" w:lineRule="auto"/>
+      <w:ind w:left="257" w:hanging="257"/>
+      <w:outlineLvl w:val="0"/>
+    </w:pPr>
+    <w:rPr>
+      <w:rFonts w:ascii="Calibri" w:eastAsia="Calibri" w:hAnsi="Calibri" w:cs="Calibri"/>
+      <w:b/>
+      <w:bCs/>
+      <w:sz w:val="26"/>
+      <w:szCs w:val="26"/>
+      <w:lang w:val="es-ES"/>
+    </w:rPr>
+  </w:style>
+  <w:style w:type="paragraph" w:styleId="Ttulo2">
+    <w:name w:val="heading 2"/>
+    <w:basedOn w:val="Normal"/>
+    <w:link w:val="Ttulo2Car"/>
+    <w:uiPriority w:val="9"/>
+    <w:unhideWhenUsed/>
+    <w:qFormat/>
+    <w:rsid w:val="0090429C"/>
+    <w:pPr>
+      <w:widowControl w:val="0"/>
+      <w:autoSpaceDE w:val="0"/>
+      <w:autoSpaceDN w:val="0"/>
+      <w:spacing w:before="198" w:after="0" w:line="240" w:lineRule="auto"/>
+      <w:outlineLvl w:val="1"/>
+    </w:pPr>
+    <w:rPr>
+      <w:rFonts w:ascii="Calibri" w:eastAsia="Calibri" w:hAnsi="Calibri" w:cs="Calibri"/>
+      <w:b/>
+      <w:bCs/>
+      <w:lang w:val="es-ES"/>
+    </w:rPr>
+  </w:style>
   <w:style w:type="character" w:default="1" w:styleId="Fuentedeprrafopredeter">
     <w:name w:val="Default Paragraph Font"/>
     <w:uiPriority w:val="1"/>
-    <w:semiHidden/>
     <w:unhideWhenUsed/>
   </w:style>
   <w:style w:type="table" w:default="1" w:styleId="Tablanormal">
@@ -1801,7 +8448,7 @@
   <w:style w:type="paragraph" w:styleId="Prrafodelista">
     <w:name w:val="List Paragraph"/>
     <w:basedOn w:val="Normal"/>
-    <w:uiPriority w:val="34"/>
+    <w:uiPriority w:val="1"/>
     <w:qFormat/>
     <w:rsid w:val="008C3CE5"/>
     <w:pPr>
@@ -1825,6 +8472,82 @@
         <w:right w:val="single" w:sz="4" w:space="0" w:color="auto"/>
         <w:insideH w:val="single" w:sz="4" w:space="0" w:color="auto"/>
         <w:insideV w:val="single" w:sz="4" w:space="0" w:color="auto"/>
+      </w:tblBorders>
+    </w:tblPr>
+  </w:style>
+  <w:style w:type="paragraph" w:styleId="Textoindependiente">
+    <w:name w:val="Body Text"/>
+    <w:basedOn w:val="Normal"/>
+    <w:link w:val="TextoindependienteCar"/>
+    <w:uiPriority w:val="1"/>
+    <w:qFormat/>
+    <w:rsid w:val="00025EA7"/>
+    <w:pPr>
+      <w:widowControl w:val="0"/>
+      <w:autoSpaceDE w:val="0"/>
+      <w:autoSpaceDN w:val="0"/>
+      <w:spacing w:after="0" w:line="240" w:lineRule="auto"/>
+    </w:pPr>
+    <w:rPr>
+      <w:rFonts w:ascii="Cambria" w:eastAsia="Cambria" w:hAnsi="Cambria" w:cs="Cambria"/>
+      <w:lang w:val="es-ES"/>
+    </w:rPr>
+  </w:style>
+  <w:style w:type="character" w:customStyle="1" w:styleId="TextoindependienteCar">
+    <w:name w:val="Texto independiente Car"/>
+    <w:basedOn w:val="Fuentedeprrafopredeter"/>
+    <w:link w:val="Textoindependiente"/>
+    <w:uiPriority w:val="1"/>
+    <w:rsid w:val="00025EA7"/>
+    <w:rPr>
+      <w:rFonts w:ascii="Cambria" w:eastAsia="Cambria" w:hAnsi="Cambria" w:cs="Cambria"/>
+      <w:lang w:val="es-ES"/>
+    </w:rPr>
+  </w:style>
+  <w:style w:type="character" w:customStyle="1" w:styleId="Ttulo1Car">
+    <w:name w:val="Título 1 Car"/>
+    <w:basedOn w:val="Fuentedeprrafopredeter"/>
+    <w:link w:val="Ttulo1"/>
+    <w:uiPriority w:val="9"/>
+    <w:rsid w:val="0090429C"/>
+    <w:rPr>
+      <w:rFonts w:ascii="Calibri" w:eastAsia="Calibri" w:hAnsi="Calibri" w:cs="Calibri"/>
+      <w:b/>
+      <w:bCs/>
+      <w:sz w:val="26"/>
+      <w:szCs w:val="26"/>
+      <w:lang w:val="es-ES"/>
+    </w:rPr>
+  </w:style>
+  <w:style w:type="character" w:customStyle="1" w:styleId="Ttulo2Car">
+    <w:name w:val="Título 2 Car"/>
+    <w:basedOn w:val="Fuentedeprrafopredeter"/>
+    <w:link w:val="Ttulo2"/>
+    <w:uiPriority w:val="9"/>
+    <w:rsid w:val="0090429C"/>
+    <w:rPr>
+      <w:rFonts w:ascii="Calibri" w:eastAsia="Calibri" w:hAnsi="Calibri" w:cs="Calibri"/>
+      <w:b/>
+      <w:bCs/>
+      <w:lang w:val="es-ES"/>
+    </w:rPr>
+  </w:style>
+  <w:style w:type="table" w:styleId="Tablaconcuadrculaclara">
+    <w:name w:val="Grid Table Light"/>
+    <w:basedOn w:val="Tablanormal"/>
+    <w:uiPriority w:val="40"/>
+    <w:rsid w:val="00EF75A3"/>
+    <w:pPr>
+      <w:spacing w:after="0" w:line="240" w:lineRule="auto"/>
+    </w:pPr>
+    <w:tblPr>
+      <w:tblBorders>
+        <w:top w:val="single" w:sz="4" w:space="0" w:color="BFBFBF" w:themeColor="background1" w:themeShade="BF"/>
+        <w:left w:val="single" w:sz="4" w:space="0" w:color="BFBFBF" w:themeColor="background1" w:themeShade="BF"/>
+        <w:bottom w:val="single" w:sz="4" w:space="0" w:color="BFBFBF" w:themeColor="background1" w:themeShade="BF"/>
+        <w:right w:val="single" w:sz="4" w:space="0" w:color="BFBFBF" w:themeColor="background1" w:themeShade="BF"/>
+        <w:insideH w:val="single" w:sz="4" w:space="0" w:color="BFBFBF" w:themeColor="background1" w:themeShade="BF"/>
+        <w:insideV w:val="single" w:sz="4" w:space="0" w:color="BFBFBF" w:themeColor="background1" w:themeShade="BF"/>
       </w:tblBorders>
     </w:tblPr>
   </w:style>
@@ -2124,4 +8847,292 @@
     </a:ext>
   </a:extLst>
 </a:theme>
+</file>
+
+<file path=customXml/item1.xml><?xml version="1.0" encoding="utf-8"?>
+<ct:contentTypeSchema xmlns:ct="http://schemas.microsoft.com/office/2006/metadata/contentType" xmlns:ma="http://schemas.microsoft.com/office/2006/metadata/properties/metaAttributes" ct:_="" ma:_="" ma:contentTypeName="Document" ma:contentTypeID="0x01010096C44A942823CC4698BE999094A600EB" ma:contentTypeVersion="14" ma:contentTypeDescription="Create a new document." ma:contentTypeScope="" ma:versionID="2b0e141b248c4c4ef17e7dbc6b5923d7">
+  <xsd:schema xmlns:xsd="http://www.w3.org/2001/XMLSchema" xmlns:xs="http://www.w3.org/2001/XMLSchema" xmlns:p="http://schemas.microsoft.com/office/2006/metadata/properties" xmlns:ns3="e8ab73c2-1e9c-4469-aac0-c17af8354d83" xmlns:ns4="a4656045-228c-4ccb-a9b1-d49afe394da9" targetNamespace="http://schemas.microsoft.com/office/2006/metadata/properties" ma:root="true" ma:fieldsID="7309bea69e8805c42c1d4b5048fd4f82" ns3:_="" ns4:_="">
+    <xsd:import namespace="e8ab73c2-1e9c-4469-aac0-c17af8354d83"/>
+    <xsd:import namespace="a4656045-228c-4ccb-a9b1-d49afe394da9"/>
+    <xsd:element name="properties">
+      <xsd:complexType>
+        <xsd:sequence>
+          <xsd:element name="documentManagement">
+            <xsd:complexType>
+              <xsd:all>
+                <xsd:element ref="ns3:MediaServiceMetadata" minOccurs="0"/>
+                <xsd:element ref="ns3:MediaServiceFastMetadata" minOccurs="0"/>
+                <xsd:element ref="ns3:MediaServiceSearchProperties" minOccurs="0"/>
+                <xsd:element ref="ns3:MediaServiceDateTaken" minOccurs="0"/>
+                <xsd:element ref="ns3:MediaServiceObjectDetectorVersions" minOccurs="0"/>
+                <xsd:element ref="ns3:MediaServiceGenerationTime" minOccurs="0"/>
+                <xsd:element ref="ns3:MediaServiceEventHashCode" minOccurs="0"/>
+                <xsd:element ref="ns3:MediaServiceSystemTags" minOccurs="0"/>
+                <xsd:element ref="ns3:MediaServiceOCR" minOccurs="0"/>
+                <xsd:element ref="ns3:MediaLengthInSeconds" minOccurs="0"/>
+                <xsd:element ref="ns4:SharedWithUsers" minOccurs="0"/>
+                <xsd:element ref="ns4:SharedWithDetails" minOccurs="0"/>
+                <xsd:element ref="ns4:SharingHintHash" minOccurs="0"/>
+                <xsd:element ref="ns3:_activity" minOccurs="0"/>
+              </xsd:all>
+            </xsd:complexType>
+          </xsd:element>
+        </xsd:sequence>
+      </xsd:complexType>
+    </xsd:element>
+  </xsd:schema>
+  <xsd:schema xmlns:xsd="http://www.w3.org/2001/XMLSchema" xmlns:xs="http://www.w3.org/2001/XMLSchema" xmlns:dms="http://schemas.microsoft.com/office/2006/documentManagement/types" xmlns:pc="http://schemas.microsoft.com/office/infopath/2007/PartnerControls" targetNamespace="e8ab73c2-1e9c-4469-aac0-c17af8354d83" elementFormDefault="qualified">
+    <xsd:import namespace="http://schemas.microsoft.com/office/2006/documentManagement/types"/>
+    <xsd:import namespace="http://schemas.microsoft.com/office/infopath/2007/PartnerControls"/>
+    <xsd:element name="MediaServiceMetadata" ma:index="8" nillable="true" ma:displayName="MediaServiceMetadata" ma:hidden="true" ma:internalName="MediaServiceMetadata" ma:readOnly="true">
+      <xsd:simpleType>
+        <xsd:restriction base="dms:Note"/>
+      </xsd:simpleType>
+    </xsd:element>
+    <xsd:element name="MediaServiceFastMetadata" ma:index="9" nillable="true" ma:displayName="MediaServiceFastMetadata" ma:hidden="true" ma:internalName="MediaServiceFastMetadata" ma:readOnly="true">
+      <xsd:simpleType>
+        <xsd:restriction base="dms:Note"/>
+      </xsd:simpleType>
+    </xsd:element>
+    <xsd:element name="MediaServiceSearchProperties" ma:index="10" nillable="true" ma:displayName="MediaServiceSearchProperties" ma:hidden="true" ma:internalName="MediaServiceSearchProperties" ma:readOnly="true">
+      <xsd:simpleType>
+        <xsd:restriction base="dms:Note"/>
+      </xsd:simpleType>
+    </xsd:element>
+    <xsd:element name="MediaServiceDateTaken" ma:index="11" nillable="true" ma:displayName="MediaServiceDateTaken" ma:hidden="true" ma:indexed="true" ma:internalName="MediaServiceDateTaken" ma:readOnly="true">
+      <xsd:simpleType>
+        <xsd:restriction base="dms:Text"/>
+      </xsd:simpleType>
+    </xsd:element>
+    <xsd:element name="MediaServiceObjectDetectorVersions" ma:index="12" nillable="true" ma:displayName="MediaServiceObjectDetectorVersions" ma:hidden="true" ma:indexed="true" ma:internalName="MediaServiceObjectDetectorVersions" ma:readOnly="true">
+      <xsd:simpleType>
+        <xsd:restriction base="dms:Text"/>
+      </xsd:simpleType>
+    </xsd:element>
+    <xsd:element name="MediaServiceGenerationTime" ma:index="13" nillable="true" ma:displayName="MediaServiceGenerationTime" ma:hidden="true" ma:internalName="MediaServiceGenerationTime" ma:readOnly="true">
+      <xsd:simpleType>
+        <xsd:restriction base="dms:Text"/>
+      </xsd:simpleType>
+    </xsd:element>
+    <xsd:element name="MediaServiceEventHashCode" ma:index="14" nillable="true" ma:displayName="MediaServiceEventHashCode" ma:hidden="true" ma:internalName="MediaServiceEventHashCode" ma:readOnly="true">
+      <xsd:simpleType>
+        <xsd:restriction base="dms:Text"/>
+      </xsd:simpleType>
+    </xsd:element>
+    <xsd:element name="MediaServiceSystemTags" ma:index="15" nillable="true" ma:displayName="MediaServiceSystemTags" ma:hidden="true" ma:internalName="MediaServiceSystemTags" ma:readOnly="true">
+      <xsd:simpleType>
+        <xsd:restriction base="dms:Note"/>
+      </xsd:simpleType>
+    </xsd:element>
+    <xsd:element name="MediaServiceOCR" ma:index="16" nillable="true" ma:displayName="Extracted Text" ma:internalName="MediaServiceOCR" ma:readOnly="true">
+      <xsd:simpleType>
+        <xsd:restriction base="dms:Note">
+          <xsd:maxLength value="255"/>
+        </xsd:restriction>
+      </xsd:simpleType>
+    </xsd:element>
+    <xsd:element name="MediaLengthInSeconds" ma:index="17" nillable="true" ma:displayName="MediaLengthInSeconds" ma:hidden="true" ma:internalName="MediaLengthInSeconds" ma:readOnly="true">
+      <xsd:simpleType>
+        <xsd:restriction base="dms:Unknown"/>
+      </xsd:simpleType>
+    </xsd:element>
+    <xsd:element name="_activity" ma:index="21" nillable="true" ma:displayName="_activity" ma:hidden="true" ma:internalName="_activity">
+      <xsd:simpleType>
+        <xsd:restriction base="dms:Note"/>
+      </xsd:simpleType>
+    </xsd:element>
+  </xsd:schema>
+  <xsd:schema xmlns:xsd="http://www.w3.org/2001/XMLSchema" xmlns:xs="http://www.w3.org/2001/XMLSchema" xmlns:dms="http://schemas.microsoft.com/office/2006/documentManagement/types" xmlns:pc="http://schemas.microsoft.com/office/infopath/2007/PartnerControls" targetNamespace="a4656045-228c-4ccb-a9b1-d49afe394da9" elementFormDefault="qualified">
+    <xsd:import namespace="http://schemas.microsoft.com/office/2006/documentManagement/types"/>
+    <xsd:import namespace="http://schemas.microsoft.com/office/infopath/2007/PartnerControls"/>
+    <xsd:element name="SharedWithUsers" ma:index="18" nillable="true" ma:displayName="Shared With" ma:internalName="SharedWithUsers" ma:readOnly="true">
+      <xsd:complexType>
+        <xsd:complexContent>
+          <xsd:extension base="dms:UserMulti">
+            <xsd:sequence>
+              <xsd:element name="UserInfo" minOccurs="0" maxOccurs="unbounded">
+                <xsd:complexType>
+                  <xsd:sequence>
+                    <xsd:element name="DisplayName" type="xsd:string" minOccurs="0"/>
+                    <xsd:element name="AccountId" type="dms:UserId" minOccurs="0" nillable="true"/>
+                    <xsd:element name="AccountType" type="xsd:string" minOccurs="0"/>
+                  </xsd:sequence>
+                </xsd:complexType>
+              </xsd:element>
+            </xsd:sequence>
+          </xsd:extension>
+        </xsd:complexContent>
+      </xsd:complexType>
+    </xsd:element>
+    <xsd:element name="SharedWithDetails" ma:index="19" nillable="true" ma:displayName="Shared With Details" ma:internalName="SharedWithDetails" ma:readOnly="true">
+      <xsd:simpleType>
+        <xsd:restriction base="dms:Note">
+          <xsd:maxLength value="255"/>
+        </xsd:restriction>
+      </xsd:simpleType>
+    </xsd:element>
+    <xsd:element name="SharingHintHash" ma:index="20" nillable="true" ma:displayName="Sharing Hint Hash" ma:hidden="true" ma:internalName="SharingHintHash" ma:readOnly="true">
+      <xsd:simpleType>
+        <xsd:restriction base="dms:Text"/>
+      </xsd:simpleType>
+    </xsd:element>
+  </xsd:schema>
+  <xsd:schema xmlns="http://schemas.openxmlformats.org/package/2006/metadata/core-properties" xmlns:xsd="http://www.w3.org/2001/XMLSchema" xmlns:xsi="http://www.w3.org/2001/XMLSchema-instance" xmlns:dc="http://purl.org/dc/elements/1.1/" xmlns:dcterms="http://purl.org/dc/terms/" xmlns:odoc="http://schemas.microsoft.com/internal/obd" targetNamespace="http://schemas.openxmlformats.org/package/2006/metadata/core-properties" elementFormDefault="qualified" attributeFormDefault="unqualified" blockDefault="#all">
+    <xsd:import namespace="http://purl.org/dc/elements/1.1/" schemaLocation="http://dublincore.org/schemas/xmls/qdc/2003/04/02/dc.xsd"/>
+    <xsd:import namespace="http://purl.org/dc/terms/" schemaLocation="http://dublincore.org/schemas/xmls/qdc/2003/04/02/dcterms.xsd"/>
+    <xsd:element name="coreProperties" type="CT_coreProperties"/>
+    <xsd:complexType name="CT_coreProperties">
+      <xsd:all>
+        <xsd:element ref="dc:creator" minOccurs="0" maxOccurs="1"/>
+        <xsd:element ref="dcterms:created" minOccurs="0" maxOccurs="1"/>
+        <xsd:element ref="dc:identifier" minOccurs="0" maxOccurs="1"/>
+        <xsd:element name="contentType" minOccurs="0" maxOccurs="1" type="xsd:string" ma:index="0" ma:displayName="Content Type"/>
+        <xsd:element ref="dc:title" minOccurs="0" maxOccurs="1" ma:index="4" ma:displayName="Title"/>
+        <xsd:element ref="dc:subject" minOccurs="0" maxOccurs="1"/>
+        <xsd:element ref="dc:description" minOccurs="0" maxOccurs="1"/>
+        <xsd:element name="keywords" minOccurs="0" maxOccurs="1" type="xsd:string"/>
+        <xsd:element ref="dc:language" minOccurs="0" maxOccurs="1"/>
+        <xsd:element name="category" minOccurs="0" maxOccurs="1" type="xsd:string"/>
+        <xsd:element name="version" minOccurs="0" maxOccurs="1" type="xsd:string"/>
+        <xsd:element name="revision" minOccurs="0" maxOccurs="1" type="xsd:string">
+          <xsd:annotation>
+            <xsd:documentation>
+                        This value indicates the number of saves or revisions. The application is responsible for updating this value after each revision.
+                    </xsd:documentation>
+          </xsd:annotation>
+        </xsd:element>
+        <xsd:element name="lastModifiedBy" minOccurs="0" maxOccurs="1" type="xsd:string"/>
+        <xsd:element ref="dcterms:modified" minOccurs="0" maxOccurs="1"/>
+        <xsd:element name="contentStatus" minOccurs="0" maxOccurs="1" type="xsd:string"/>
+      </xsd:all>
+    </xsd:complexType>
+  </xsd:schema>
+  <xs:schema xmlns:pc="http://schemas.microsoft.com/office/infopath/2007/PartnerControls" xmlns:xs="http://www.w3.org/2001/XMLSchema" targetNamespace="http://schemas.microsoft.com/office/infopath/2007/PartnerControls" elementFormDefault="qualified" attributeFormDefault="unqualified">
+    <xs:element name="Person">
+      <xs:complexType>
+        <xs:sequence>
+          <xs:element ref="pc:DisplayName" minOccurs="0"/>
+          <xs:element ref="pc:AccountId" minOccurs="0"/>
+          <xs:element ref="pc:AccountType" minOccurs="0"/>
+        </xs:sequence>
+      </xs:complexType>
+    </xs:element>
+    <xs:element name="DisplayName" type="xs:string"/>
+    <xs:element name="AccountId" type="xs:string"/>
+    <xs:element name="AccountType" type="xs:string"/>
+    <xs:element name="BDCAssociatedEntity">
+      <xs:complexType>
+        <xs:sequence>
+          <xs:element ref="pc:BDCEntity" minOccurs="0" maxOccurs="unbounded"/>
+        </xs:sequence>
+        <xs:attribute ref="pc:EntityNamespace"/>
+        <xs:attribute ref="pc:EntityName"/>
+        <xs:attribute ref="pc:SystemInstanceName"/>
+        <xs:attribute ref="pc:AssociationName"/>
+      </xs:complexType>
+    </xs:element>
+    <xs:attribute name="EntityNamespace" type="xs:string"/>
+    <xs:attribute name="EntityName" type="xs:string"/>
+    <xs:attribute name="SystemInstanceName" type="xs:string"/>
+    <xs:attribute name="AssociationName" type="xs:string"/>
+    <xs:element name="BDCEntity">
+      <xs:complexType>
+        <xs:sequence>
+          <xs:element ref="pc:EntityDisplayName" minOccurs="0"/>
+          <xs:element ref="pc:EntityInstanceReference" minOccurs="0"/>
+          <xs:element ref="pc:EntityId1" minOccurs="0"/>
+          <xs:element ref="pc:EntityId2" minOccurs="0"/>
+          <xs:element ref="pc:EntityId3" minOccurs="0"/>
+          <xs:element ref="pc:EntityId4" minOccurs="0"/>
+          <xs:element ref="pc:EntityId5" minOccurs="0"/>
+        </xs:sequence>
+      </xs:complexType>
+    </xs:element>
+    <xs:element name="EntityDisplayName" type="xs:string"/>
+    <xs:element name="EntityInstanceReference" type="xs:string"/>
+    <xs:element name="EntityId1" type="xs:string"/>
+    <xs:element name="EntityId2" type="xs:string"/>
+    <xs:element name="EntityId3" type="xs:string"/>
+    <xs:element name="EntityId4" type="xs:string"/>
+    <xs:element name="EntityId5" type="xs:string"/>
+    <xs:element name="Terms">
+      <xs:complexType>
+        <xs:sequence>
+          <xs:element ref="pc:TermInfo" minOccurs="0" maxOccurs="unbounded"/>
+        </xs:sequence>
+      </xs:complexType>
+    </xs:element>
+    <xs:element name="TermInfo">
+      <xs:complexType>
+        <xs:sequence>
+          <xs:element ref="pc:TermName" minOccurs="0"/>
+          <xs:element ref="pc:TermId" minOccurs="0"/>
+        </xs:sequence>
+      </xs:complexType>
+    </xs:element>
+    <xs:element name="TermName" type="xs:string"/>
+    <xs:element name="TermId" type="xs:string"/>
+  </xs:schema>
+</ct:contentTypeSchema>
+</file>
+
+<file path=customXml/item2.xml><?xml version="1.0" encoding="utf-8"?>
+<?mso-contentType ?>
+<FormTemplates xmlns="http://schemas.microsoft.com/sharepoint/v3/contenttype/forms">
+  <Display>DocumentLibraryForm</Display>
+  <Edit>DocumentLibraryForm</Edit>
+  <New>DocumentLibraryForm</New>
+</FormTemplates>
+</file>
+
+<file path=customXml/item3.xml><?xml version="1.0" encoding="utf-8"?>
+<p:properties xmlns:p="http://schemas.microsoft.com/office/2006/metadata/properties" xmlns:xsi="http://www.w3.org/2001/XMLSchema-instance" xmlns:pc="http://schemas.microsoft.com/office/infopath/2007/PartnerControls">
+  <documentManagement>
+    <_activity xmlns="e8ab73c2-1e9c-4469-aac0-c17af8354d83" xsi:nil="true"/>
+  </documentManagement>
+</p:properties>
+</file>
+
+<file path=customXml/itemProps1.xml><?xml version="1.0" encoding="utf-8"?>
+<ds:datastoreItem xmlns:ds="http://schemas.openxmlformats.org/officeDocument/2006/customXml" ds:itemID="{E2423D98-9EDE-4496-BA39-227BB9870F52}">
+  <ds:schemaRefs>
+    <ds:schemaRef ds:uri="http://schemas.microsoft.com/office/2006/metadata/contentType"/>
+    <ds:schemaRef ds:uri="http://schemas.microsoft.com/office/2006/metadata/properties/metaAttributes"/>
+    <ds:schemaRef ds:uri="http://www.w3.org/2001/XMLSchema"/>
+    <ds:schemaRef ds:uri="http://schemas.microsoft.com/office/2006/metadata/properties"/>
+    <ds:schemaRef ds:uri="e8ab73c2-1e9c-4469-aac0-c17af8354d83"/>
+    <ds:schemaRef ds:uri="a4656045-228c-4ccb-a9b1-d49afe394da9"/>
+    <ds:schemaRef ds:uri="http://schemas.microsoft.com/office/2006/documentManagement/types"/>
+    <ds:schemaRef ds:uri="http://schemas.microsoft.com/office/infopath/2007/PartnerControls"/>
+    <ds:schemaRef ds:uri="http://schemas.openxmlformats.org/package/2006/metadata/core-properties"/>
+    <ds:schemaRef ds:uri="http://purl.org/dc/elements/1.1/"/>
+    <ds:schemaRef ds:uri="http://purl.org/dc/terms/"/>
+    <ds:schemaRef ds:uri="http://schemas.microsoft.com/internal/obd"/>
+  </ds:schemaRefs>
+</ds:datastoreItem>
+</file>
+
+<file path=customXml/itemProps2.xml><?xml version="1.0" encoding="utf-8"?>
+<ds:datastoreItem xmlns:ds="http://schemas.openxmlformats.org/officeDocument/2006/customXml" ds:itemID="{C3CA1D13-09AC-4203-B4D5-67850A51D67E}">
+  <ds:schemaRefs>
+    <ds:schemaRef ds:uri="http://schemas.microsoft.com/sharepoint/v3/contenttype/forms"/>
+  </ds:schemaRefs>
+</ds:datastoreItem>
+</file>
+
+<file path=customXml/itemProps3.xml><?xml version="1.0" encoding="utf-8"?>
+<ds:datastoreItem xmlns:ds="http://schemas.openxmlformats.org/officeDocument/2006/customXml" ds:itemID="{62154A3A-DA3A-49B0-BE6B-1DB8812AAF3D}">
+  <ds:schemaRefs>
+    <ds:schemaRef ds:uri="http://purl.org/dc/terms/"/>
+    <ds:schemaRef ds:uri="http://purl.org/dc/dcmitype/"/>
+    <ds:schemaRef ds:uri="http://schemas.microsoft.com/office/2006/documentManagement/types"/>
+    <ds:schemaRef ds:uri="e8ab73c2-1e9c-4469-aac0-c17af8354d83"/>
+    <ds:schemaRef ds:uri="http://schemas.microsoft.com/office/infopath/2007/PartnerControls"/>
+    <ds:schemaRef ds:uri="http://schemas.openxmlformats.org/package/2006/metadata/core-properties"/>
+    <ds:schemaRef ds:uri="a4656045-228c-4ccb-a9b1-d49afe394da9"/>
+    <ds:schemaRef ds:uri="http://schemas.microsoft.com/office/2006/metadata/properties"/>
+    <ds:schemaRef ds:uri="http://www.w3.org/XML/1998/namespace"/>
+    <ds:schemaRef ds:uri="http://purl.org/dc/elements/1.1/"/>
+  </ds:schemaRefs>
+</ds:datastoreItem>
 </file>